--- a/word/02-ho-so-cap-do/mau-08-bao-cao.docx
+++ b/word/02-ho-so-cap-do/mau-08-bao-cao.docx
@@ -4,7 +4,7 @@
   <w:body>
     <w:tbl>
       <w:tblPr>
-        <w:tblW w:type="dxa" w:w="9354"/>
+        <w:tblW w:type="dxa" w:w="9025"/>
         <w:tblBorders>
           <w:top w:val="none" w:color="FFFFFF" w:sz="0"/>
           <w:left w:val="none" w:color="FFFFFF" w:sz="0"/>
@@ -16,13 +16,13 @@
         <w:tblLayout w:type="fixed"/>
       </w:tblPr>
       <w:tblGrid>
-        <w:gridCol w:w="3742"/>
-        <w:gridCol w:w="5612"/>
+        <w:gridCol w:w="3791"/>
+        <w:gridCol w:w="5234"/>
       </w:tblGrid>
       <w:tr>
         <w:tc>
           <w:tcPr>
-            <w:tcW w:type="dxa" w:w="3742"/>
+            <w:tcW w:type="dxa" w:w="3791"/>
             <w:tcBorders>
               <w:top w:val="none" w:color="FFFFFF" w:sz="0"/>
               <w:left w:val="none" w:color="FFFFFF" w:sz="0"/>
@@ -37,7 +37,7 @@
             </w:pPr>
             <w:r>
               <w:rPr>
-                <w:rFonts w:ascii="Calibri" w:cs="Calibri" w:eastAsia="Calibri" w:hAnsi="Calibri"/>
+                <w:rFonts w:ascii="Times New Roman" w:cs="Times New Roman" w:eastAsia="Times New Roman" w:hAnsi="Times New Roman"/>
                 <w:b/>
                 <w:bCs/>
                 <w:i w:val="false"/>
@@ -47,7 +47,7 @@
                 <w:szCs w:val="24"/>
                 <w:highlight w:val="yellow"/>
               </w:rPr>
-              <w:t xml:space="preserve">{{TEN_CHU_QUAN_HTTT}}</w:t>
+              <w:t xml:space="preserve">Công ty cổ phần Giải pháp Công nghệ TURBO</w:t>
             </w:r>
           </w:p>
           <w:p>
@@ -56,13 +56,13 @@
                 <w:top w:val="single" w:color="000000" w:sz="6" w:space="1"/>
               </w:pBdr>
               <w:spacing w:after="60" w:before="0"/>
-              <w:ind w:left="1216" w:right="1216"/>
-            </w:pPr>
-          </w:p>
-        </w:tc>
-        <w:tc>
-          <w:tcPr>
-            <w:tcW w:type="dxa" w:w="5612"/>
+              <w:ind w:left="1327" w:right="1327"/>
+            </w:pPr>
+          </w:p>
+        </w:tc>
+        <w:tc>
+          <w:tcPr>
+            <w:tcW w:type="dxa" w:w="5234"/>
             <w:tcBorders>
               <w:top w:val="none" w:color="FFFFFF" w:sz="0"/>
               <w:left w:val="none" w:color="FFFFFF" w:sz="0"/>
@@ -77,7 +77,7 @@
             </w:pPr>
             <w:r>
               <w:rPr>
-                <w:rFonts w:ascii="Calibri" w:cs="Calibri" w:eastAsia="Calibri" w:hAnsi="Calibri"/>
+                <w:rFonts w:ascii="Times New Roman" w:cs="Times New Roman" w:eastAsia="Times New Roman" w:hAnsi="Times New Roman"/>
                 <w:b/>
                 <w:bCs/>
                 <w:i w:val="false"/>
@@ -96,7 +96,7 @@
             </w:pPr>
             <w:r>
               <w:rPr>
-                <w:rFonts w:ascii="Calibri" w:cs="Calibri" w:eastAsia="Calibri" w:hAnsi="Calibri"/>
+                <w:rFonts w:ascii="Times New Roman" w:cs="Times New Roman" w:eastAsia="Times New Roman" w:hAnsi="Times New Roman"/>
                 <w:b/>
                 <w:bCs/>
                 <w:i w:val="false"/>
@@ -114,7 +114,7 @@
                 <w:top w:val="single" w:color="000000" w:sz="6" w:space="1"/>
               </w:pBdr>
               <w:spacing w:after="60" w:before="0"/>
-              <w:ind w:left="1066" w:right="1066"/>
+              <w:ind w:left="1047" w:right="1047"/>
             </w:pPr>
           </w:p>
         </w:tc>
@@ -122,7 +122,7 @@
       <w:tr>
         <w:tc>
           <w:tcPr>
-            <w:tcW w:type="dxa" w:w="3742"/>
+            <w:tcW w:type="dxa" w:w="3791"/>
             <w:tcBorders>
               <w:top w:val="none" w:color="FFFFFF" w:sz="0"/>
               <w:left w:val="none" w:color="FFFFFF" w:sz="0"/>
@@ -137,30 +137,30 @@
             </w:pPr>
             <w:r>
               <w:rPr>
-                <w:rFonts w:ascii="Calibri" w:cs="Calibri" w:eastAsia="Calibri" w:hAnsi="Calibri"/>
+                <w:rFonts w:ascii="Times New Roman" w:cs="Times New Roman" w:eastAsia="Times New Roman" w:hAnsi="Times New Roman"/>
                 <w:b w:val="false"/>
                 <w:bCs w:val="false"/>
                 <w:i w:val="false"/>
                 <w:iCs w:val="false"/>
                 <w:caps w:val="false"/>
-                <w:sz w:val="24"/>
-                <w:szCs w:val="24"/>
+                <w:sz w:val="26"/>
+                <w:szCs w:val="26"/>
               </w:rPr>
               <w:t xml:space="preserve">Số: </w:t>
             </w:r>
             <w:r>
               <w:rPr>
-                <w:rFonts w:ascii="Calibri" w:cs="Calibri" w:eastAsia="Calibri" w:hAnsi="Calibri"/>
+                <w:rFonts w:ascii="Times New Roman" w:cs="Times New Roman" w:eastAsia="Times New Roman" w:hAnsi="Times New Roman"/>
                 <w:b w:val="false"/>
                 <w:bCs w:val="false"/>
                 <w:i w:val="false"/>
                 <w:iCs w:val="false"/>
                 <w:caps w:val="false"/>
-                <w:sz w:val="24"/>
-                <w:szCs w:val="24"/>
+                <w:sz w:val="26"/>
+                <w:szCs w:val="26"/>
                 <w:highlight w:val="yellow"/>
               </w:rPr>
-              <w:t xml:space="preserve">{{SO_VAN_BAN}}</w:t>
+              <w:t xml:space="preserve">40/2026/BC-TURBO</w:t>
             </w:r>
           </w:p>
           <w:p>
@@ -170,14 +170,14 @@
             </w:pPr>
             <w:r>
               <w:rPr>
-                <w:rFonts w:ascii="Calibri" w:cs="Calibri" w:eastAsia="Calibri" w:hAnsi="Calibri"/>
+                <w:rFonts w:ascii="Times New Roman" w:cs="Times New Roman" w:eastAsia="Times New Roman" w:hAnsi="Times New Roman"/>
                 <w:b w:val="false"/>
                 <w:bCs w:val="false"/>
                 <w:i w:val="false"/>
                 <w:iCs w:val="false"/>
                 <w:caps w:val="false"/>
-                <w:sz w:val="24"/>
-                <w:szCs w:val="24"/>
+                <w:sz w:val="26"/>
+                <w:szCs w:val="26"/>
               </w:rPr>
               <w:t xml:space="preserve">V/v kết quả công tác bảo đảm an ninh mạng hệ thống thông tin</w:t>
             </w:r>
@@ -185,7 +185,7 @@
         </w:tc>
         <w:tc>
           <w:tcPr>
-            <w:tcW w:type="dxa" w:w="5612"/>
+            <w:tcW w:type="dxa" w:w="5234"/>
             <w:tcBorders>
               <w:top w:val="none" w:color="FFFFFF" w:sz="0"/>
               <w:left w:val="none" w:color="FFFFFF" w:sz="0"/>
@@ -200,98 +200,98 @@
             </w:pPr>
             <w:r>
               <w:rPr>
-                <w:rFonts w:ascii="Calibri" w:cs="Calibri" w:eastAsia="Calibri" w:hAnsi="Calibri"/>
-                <w:b w:val="false"/>
-                <w:bCs w:val="false"/>
-                <w:i/>
-                <w:iCs/>
+                <w:rFonts w:ascii="Times New Roman" w:cs="Times New Roman" w:eastAsia="Times New Roman" w:hAnsi="Times New Roman"/>
+                <w:b w:val="false"/>
+                <w:bCs w:val="false"/>
+                <w:i w:val="false"/>
+                <w:iCs w:val="false"/>
                 <w:caps w:val="false"/>
-                <w:sz w:val="24"/>
-                <w:szCs w:val="24"/>
+                <w:sz w:val="26"/>
+                <w:szCs w:val="26"/>
                 <w:highlight w:val="yellow"/>
               </w:rPr>
-              <w:t xml:space="preserve">{{DIA_DANH}}</w:t>
-            </w:r>
-            <w:r>
-              <w:rPr>
-                <w:rFonts w:ascii="Calibri" w:cs="Calibri" w:eastAsia="Calibri" w:hAnsi="Calibri"/>
-                <w:b w:val="false"/>
-                <w:bCs w:val="false"/>
-                <w:i/>
-                <w:iCs/>
+              <w:t xml:space="preserve">TP. Hồ Chí Minh</w:t>
+            </w:r>
+            <w:r>
+              <w:rPr>
+                <w:rFonts w:ascii="Times New Roman" w:cs="Times New Roman" w:eastAsia="Times New Roman" w:hAnsi="Times New Roman"/>
+                <w:b w:val="false"/>
+                <w:bCs w:val="false"/>
+                <w:i w:val="false"/>
+                <w:iCs w:val="false"/>
                 <w:caps w:val="false"/>
-                <w:sz w:val="24"/>
-                <w:szCs w:val="24"/>
+                <w:sz w:val="26"/>
+                <w:szCs w:val="26"/>
               </w:rPr>
               <w:t xml:space="preserve">, ngày </w:t>
             </w:r>
             <w:r>
               <w:rPr>
-                <w:rFonts w:ascii="Calibri" w:cs="Calibri" w:eastAsia="Calibri" w:hAnsi="Calibri"/>
-                <w:b w:val="false"/>
-                <w:bCs w:val="false"/>
-                <w:i/>
-                <w:iCs/>
+                <w:rFonts w:ascii="Times New Roman" w:cs="Times New Roman" w:eastAsia="Times New Roman" w:hAnsi="Times New Roman"/>
+                <w:b w:val="false"/>
+                <w:bCs w:val="false"/>
+                <w:i w:val="false"/>
+                <w:iCs w:val="false"/>
                 <w:caps w:val="false"/>
-                <w:sz w:val="24"/>
-                <w:szCs w:val="24"/>
+                <w:sz w:val="26"/>
+                <w:szCs w:val="26"/>
                 <w:highlight w:val="yellow"/>
               </w:rPr>
-              <w:t xml:space="preserve">{{NGAY}}</w:t>
-            </w:r>
-            <w:r>
-              <w:rPr>
-                <w:rFonts w:ascii="Calibri" w:cs="Calibri" w:eastAsia="Calibri" w:hAnsi="Calibri"/>
-                <w:b w:val="false"/>
-                <w:bCs w:val="false"/>
-                <w:i/>
-                <w:iCs/>
+              <w:t xml:space="preserve">22</w:t>
+            </w:r>
+            <w:r>
+              <w:rPr>
+                <w:rFonts w:ascii="Times New Roman" w:cs="Times New Roman" w:eastAsia="Times New Roman" w:hAnsi="Times New Roman"/>
+                <w:b w:val="false"/>
+                <w:bCs w:val="false"/>
+                <w:i w:val="false"/>
+                <w:iCs w:val="false"/>
                 <w:caps w:val="false"/>
-                <w:sz w:val="24"/>
-                <w:szCs w:val="24"/>
+                <w:sz w:val="26"/>
+                <w:szCs w:val="26"/>
               </w:rPr>
               <w:t xml:space="preserve"> tháng </w:t>
             </w:r>
             <w:r>
               <w:rPr>
-                <w:rFonts w:ascii="Calibri" w:cs="Calibri" w:eastAsia="Calibri" w:hAnsi="Calibri"/>
-                <w:b w:val="false"/>
-                <w:bCs w:val="false"/>
-                <w:i/>
-                <w:iCs/>
+                <w:rFonts w:ascii="Times New Roman" w:cs="Times New Roman" w:eastAsia="Times New Roman" w:hAnsi="Times New Roman"/>
+                <w:b w:val="false"/>
+                <w:bCs w:val="false"/>
+                <w:i w:val="false"/>
+                <w:iCs w:val="false"/>
                 <w:caps w:val="false"/>
-                <w:sz w:val="24"/>
-                <w:szCs w:val="24"/>
+                <w:sz w:val="26"/>
+                <w:szCs w:val="26"/>
                 <w:highlight w:val="yellow"/>
               </w:rPr>
-              <w:t xml:space="preserve">{{THANG}}</w:t>
-            </w:r>
-            <w:r>
-              <w:rPr>
-                <w:rFonts w:ascii="Calibri" w:cs="Calibri" w:eastAsia="Calibri" w:hAnsi="Calibri"/>
-                <w:b w:val="false"/>
-                <w:bCs w:val="false"/>
-                <w:i/>
-                <w:iCs/>
+              <w:t xml:space="preserve">12</w:t>
+            </w:r>
+            <w:r>
+              <w:rPr>
+                <w:rFonts w:ascii="Times New Roman" w:cs="Times New Roman" w:eastAsia="Times New Roman" w:hAnsi="Times New Roman"/>
+                <w:b w:val="false"/>
+                <w:bCs w:val="false"/>
+                <w:i w:val="false"/>
+                <w:iCs w:val="false"/>
                 <w:caps w:val="false"/>
-                <w:sz w:val="24"/>
-                <w:szCs w:val="24"/>
+                <w:sz w:val="26"/>
+                <w:szCs w:val="26"/>
               </w:rPr>
               <w:t xml:space="preserve"> năm </w:t>
             </w:r>
             <w:r>
               <w:rPr>
-                <w:rFonts w:ascii="Calibri" w:cs="Calibri" w:eastAsia="Calibri" w:hAnsi="Calibri"/>
-                <w:b w:val="false"/>
-                <w:bCs w:val="false"/>
-                <w:i/>
-                <w:iCs/>
+                <w:rFonts w:ascii="Times New Roman" w:cs="Times New Roman" w:eastAsia="Times New Roman" w:hAnsi="Times New Roman"/>
+                <w:b w:val="false"/>
+                <w:bCs w:val="false"/>
+                <w:i w:val="false"/>
+                <w:iCs w:val="false"/>
                 <w:caps w:val="false"/>
-                <w:sz w:val="24"/>
-                <w:szCs w:val="24"/>
+                <w:sz w:val="26"/>
+                <w:szCs w:val="26"/>
                 <w:highlight w:val="yellow"/>
               </w:rPr>
-              <w:t xml:space="preserve">{{NAM}}</w:t>
+              <w:t xml:space="preserve">2026</w:t>
             </w:r>
           </w:p>
         </w:tc>
@@ -299,7 +299,7 @@
     </w:tbl>
     <w:p>
       <w:pPr>
-        <w:spacing w:after="0" w:before="0" w:line="276" w:lineRule="auto"/>
+        <w:spacing w:after="120" w:before="0" w:line="276" w:lineRule="auto"/>
         <w:jc w:val="both"/>
       </w:pPr>
     </w:p>
@@ -310,7 +310,7 @@
       </w:pPr>
       <w:r>
         <w:rPr>
-          <w:rFonts w:ascii="Calibri" w:cs="Calibri" w:eastAsia="Calibri" w:hAnsi="Calibri"/>
+          <w:rFonts w:ascii="Times New Roman" w:cs="Times New Roman" w:eastAsia="Times New Roman" w:hAnsi="Times New Roman"/>
           <w:b w:val="false"/>
           <w:bCs w:val="false"/>
           <w:i w:val="false"/>
@@ -322,7 +322,7 @@
       </w:r>
       <w:r>
         <w:rPr>
-          <w:rFonts w:ascii="Calibri" w:cs="Calibri" w:eastAsia="Calibri" w:hAnsi="Calibri"/>
+          <w:rFonts w:ascii="Times New Roman" w:cs="Times New Roman" w:eastAsia="Times New Roman" w:hAnsi="Times New Roman"/>
           <w:b w:val="false"/>
           <w:bCs w:val="false"/>
           <w:i w:val="false"/>
@@ -331,7 +331,7 @@
           <w:szCs w:val="26"/>
           <w:highlight w:val="yellow"/>
         </w:rPr>
-        <w:t xml:space="preserve">{{DON_VI_CHUYEN_TRACH_ANM_HOAC_LUC_LUONG_CHUYEN_TRACH_ANM}}</w:t>
+        <w:t xml:space="preserve">Lực lượng chuyên trách bảo vệ an ninh mạng, Bộ Công an</w:t>
       </w:r>
     </w:p>
     <w:p>
@@ -342,7 +342,7 @@
       </w:pPr>
       <w:r>
         <w:rPr>
-          <w:rFonts w:ascii="Calibri" w:cs="Calibri" w:eastAsia="Calibri" w:hAnsi="Calibri"/>
+          <w:rFonts w:ascii="Times New Roman" w:cs="Times New Roman" w:eastAsia="Times New Roman" w:hAnsi="Times New Roman"/>
           <w:b/>
           <w:bCs/>
           <w:i w:val="false"/>
@@ -351,6 +351,302 @@
           <w:szCs w:val="26"/>
         </w:rPr>
         <w:t xml:space="preserve">1. Thông tin chung</w:t>
+      </w:r>
+    </w:p>
+    <w:p>
+      <w:pPr>
+        <w:spacing w:after="60" w:before="0" w:line="276" w:lineRule="auto"/>
+        <w:ind w:left="453" w:hanging="283"/>
+        <w:jc w:val="both"/>
+      </w:pPr>
+      <w:r>
+        <w:rPr>
+          <w:rFonts w:ascii="Times New Roman" w:cs="Times New Roman" w:eastAsia="Times New Roman" w:hAnsi="Times New Roman"/>
+          <w:b w:val="false"/>
+          <w:bCs w:val="false"/>
+          <w:i w:val="false"/>
+          <w:iCs w:val="false"/>
+          <w:sz w:val="26"/>
+          <w:szCs w:val="26"/>
+        </w:rPr>
+        <w:t xml:space="preserve">- Tổng số hệ thống thông tin thuộc phạm vi quản lý: </w:t>
+      </w:r>
+      <w:r>
+        <w:rPr>
+          <w:rFonts w:ascii="Times New Roman" w:cs="Times New Roman" w:eastAsia="Times New Roman" w:hAnsi="Times New Roman"/>
+          <w:b w:val="false"/>
+          <w:bCs w:val="false"/>
+          <w:i w:val="false"/>
+          <w:iCs w:val="false"/>
+          <w:sz w:val="26"/>
+          <w:szCs w:val="26"/>
+          <w:highlight w:val="yellow"/>
+        </w:rPr>
+        <w:t xml:space="preserve">02</w:t>
+      </w:r>
+      <w:r>
+        <w:rPr>
+          <w:rFonts w:ascii="Times New Roman" w:cs="Times New Roman" w:eastAsia="Times New Roman" w:hAnsi="Times New Roman"/>
+          <w:b w:val="false"/>
+          <w:bCs w:val="false"/>
+          <w:i w:val="false"/>
+          <w:iCs w:val="false"/>
+          <w:sz w:val="26"/>
+          <w:szCs w:val="26"/>
+        </w:rPr>
+        <w:t xml:space="preserve">;</w:t>
+      </w:r>
+    </w:p>
+    <w:p>
+      <w:pPr>
+        <w:spacing w:after="60" w:before="0" w:line="276" w:lineRule="auto"/>
+        <w:ind w:left="453" w:hanging="283"/>
+        <w:jc w:val="both"/>
+      </w:pPr>
+      <w:r>
+        <w:rPr>
+          <w:rFonts w:ascii="Times New Roman" w:cs="Times New Roman" w:eastAsia="Times New Roman" w:hAnsi="Times New Roman"/>
+          <w:b w:val="false"/>
+          <w:bCs w:val="false"/>
+          <w:i w:val="false"/>
+          <w:iCs w:val="false"/>
+          <w:sz w:val="26"/>
+          <w:szCs w:val="26"/>
+        </w:rPr>
+        <w:t xml:space="preserve">- Tổng số hệ thống thông tin đã được phân loại (đã xác định được loại hình hệ thống thông tin): </w:t>
+      </w:r>
+      <w:r>
+        <w:rPr>
+          <w:rFonts w:ascii="Times New Roman" w:cs="Times New Roman" w:eastAsia="Times New Roman" w:hAnsi="Times New Roman"/>
+          <w:b w:val="false"/>
+          <w:bCs w:val="false"/>
+          <w:i w:val="false"/>
+          <w:iCs w:val="false"/>
+          <w:sz w:val="26"/>
+          <w:szCs w:val="26"/>
+          <w:highlight w:val="yellow"/>
+        </w:rPr>
+        <w:t xml:space="preserve">02</w:t>
+      </w:r>
+      <w:r>
+        <w:rPr>
+          <w:rFonts w:ascii="Times New Roman" w:cs="Times New Roman" w:eastAsia="Times New Roman" w:hAnsi="Times New Roman"/>
+          <w:b w:val="false"/>
+          <w:bCs w:val="false"/>
+          <w:i w:val="false"/>
+          <w:iCs w:val="false"/>
+          <w:sz w:val="26"/>
+          <w:szCs w:val="26"/>
+        </w:rPr>
+        <w:t xml:space="preserve">;</w:t>
+      </w:r>
+    </w:p>
+    <w:p>
+      <w:pPr>
+        <w:spacing w:after="60" w:before="0" w:line="276" w:lineRule="auto"/>
+        <w:ind w:left="453" w:hanging="283"/>
+        <w:jc w:val="both"/>
+      </w:pPr>
+      <w:r>
+        <w:rPr>
+          <w:rFonts w:ascii="Times New Roman" w:cs="Times New Roman" w:eastAsia="Times New Roman" w:hAnsi="Times New Roman"/>
+          <w:b w:val="false"/>
+          <w:bCs w:val="false"/>
+          <w:i w:val="false"/>
+          <w:iCs w:val="false"/>
+          <w:sz w:val="26"/>
+          <w:szCs w:val="26"/>
+        </w:rPr>
+        <w:t xml:space="preserve">- Tổng số hệ thống thông tin đã xây dựng hồ sơ đề xuất cấp độ: </w:t>
+      </w:r>
+      <w:r>
+        <w:rPr>
+          <w:rFonts w:ascii="Times New Roman" w:cs="Times New Roman" w:eastAsia="Times New Roman" w:hAnsi="Times New Roman"/>
+          <w:b w:val="false"/>
+          <w:bCs w:val="false"/>
+          <w:i w:val="false"/>
+          <w:iCs w:val="false"/>
+          <w:sz w:val="26"/>
+          <w:szCs w:val="26"/>
+          <w:highlight w:val="yellow"/>
+        </w:rPr>
+        <w:t xml:space="preserve">02</w:t>
+      </w:r>
+      <w:r>
+        <w:rPr>
+          <w:rFonts w:ascii="Times New Roman" w:cs="Times New Roman" w:eastAsia="Times New Roman" w:hAnsi="Times New Roman"/>
+          <w:b w:val="false"/>
+          <w:bCs w:val="false"/>
+          <w:i w:val="false"/>
+          <w:iCs w:val="false"/>
+          <w:sz w:val="26"/>
+          <w:szCs w:val="26"/>
+        </w:rPr>
+        <w:t xml:space="preserve">;</w:t>
+      </w:r>
+    </w:p>
+    <w:p>
+      <w:pPr>
+        <w:spacing w:after="60" w:before="0" w:line="276" w:lineRule="auto"/>
+        <w:ind w:left="453" w:hanging="283"/>
+        <w:jc w:val="both"/>
+      </w:pPr>
+      <w:r>
+        <w:rPr>
+          <w:rFonts w:ascii="Times New Roman" w:cs="Times New Roman" w:eastAsia="Times New Roman" w:hAnsi="Times New Roman"/>
+          <w:b w:val="false"/>
+          <w:bCs w:val="false"/>
+          <w:i w:val="false"/>
+          <w:iCs w:val="false"/>
+          <w:sz w:val="26"/>
+          <w:szCs w:val="26"/>
+        </w:rPr>
+        <w:t xml:space="preserve">- Tổng số hệ thống thông tin đã được thẩm định hồ sơ đề xuất cấp độ: </w:t>
+      </w:r>
+      <w:r>
+        <w:rPr>
+          <w:rFonts w:ascii="Times New Roman" w:cs="Times New Roman" w:eastAsia="Times New Roman" w:hAnsi="Times New Roman"/>
+          <w:b w:val="false"/>
+          <w:bCs w:val="false"/>
+          <w:i w:val="false"/>
+          <w:iCs w:val="false"/>
+          <w:sz w:val="26"/>
+          <w:szCs w:val="26"/>
+          <w:highlight w:val="yellow"/>
+        </w:rPr>
+        <w:t xml:space="preserve">01</w:t>
+      </w:r>
+      <w:r>
+        <w:rPr>
+          <w:rFonts w:ascii="Times New Roman" w:cs="Times New Roman" w:eastAsia="Times New Roman" w:hAnsi="Times New Roman"/>
+          <w:b w:val="false"/>
+          <w:bCs w:val="false"/>
+          <w:i w:val="false"/>
+          <w:iCs w:val="false"/>
+          <w:sz w:val="26"/>
+          <w:szCs w:val="26"/>
+        </w:rPr>
+        <w:t xml:space="preserve">;</w:t>
+      </w:r>
+    </w:p>
+    <w:p>
+      <w:pPr>
+        <w:spacing w:after="60" w:before="0" w:line="276" w:lineRule="auto"/>
+        <w:ind w:left="453" w:hanging="283"/>
+        <w:jc w:val="both"/>
+      </w:pPr>
+      <w:r>
+        <w:rPr>
+          <w:rFonts w:ascii="Times New Roman" w:cs="Times New Roman" w:eastAsia="Times New Roman" w:hAnsi="Times New Roman"/>
+          <w:b w:val="false"/>
+          <w:bCs w:val="false"/>
+          <w:i w:val="false"/>
+          <w:iCs w:val="false"/>
+          <w:sz w:val="26"/>
+          <w:szCs w:val="26"/>
+        </w:rPr>
+        <w:t xml:space="preserve">- Tổng số hệ thống thông tin đã được phê duyệt cấp độ: </w:t>
+      </w:r>
+      <w:r>
+        <w:rPr>
+          <w:rFonts w:ascii="Times New Roman" w:cs="Times New Roman" w:eastAsia="Times New Roman" w:hAnsi="Times New Roman"/>
+          <w:b w:val="false"/>
+          <w:bCs w:val="false"/>
+          <w:i w:val="false"/>
+          <w:iCs w:val="false"/>
+          <w:sz w:val="26"/>
+          <w:szCs w:val="26"/>
+          <w:highlight w:val="yellow"/>
+        </w:rPr>
+        <w:t xml:space="preserve">01</w:t>
+      </w:r>
+      <w:r>
+        <w:rPr>
+          <w:rFonts w:ascii="Times New Roman" w:cs="Times New Roman" w:eastAsia="Times New Roman" w:hAnsi="Times New Roman"/>
+          <w:b w:val="false"/>
+          <w:bCs w:val="false"/>
+          <w:i w:val="false"/>
+          <w:iCs w:val="false"/>
+          <w:sz w:val="26"/>
+          <w:szCs w:val="26"/>
+        </w:rPr>
+        <w:t xml:space="preserve">;</w:t>
+      </w:r>
+    </w:p>
+    <w:p>
+      <w:pPr>
+        <w:spacing w:after="60" w:before="0" w:line="276" w:lineRule="auto"/>
+        <w:ind w:left="453" w:hanging="283"/>
+        <w:jc w:val="both"/>
+      </w:pPr>
+      <w:r>
+        <w:rPr>
+          <w:rFonts w:ascii="Times New Roman" w:cs="Times New Roman" w:eastAsia="Times New Roman" w:hAnsi="Times New Roman"/>
+          <w:b w:val="false"/>
+          <w:bCs w:val="false"/>
+          <w:i w:val="false"/>
+          <w:iCs w:val="false"/>
+          <w:sz w:val="26"/>
+          <w:szCs w:val="26"/>
+        </w:rPr>
+        <w:t xml:space="preserve">- Tổng số hệ thống thông tin đã phê duyệt cấp độ được kiểm tra, đánh giá an ninh mạng định kỳ theo quy định: </w:t>
+      </w:r>
+      <w:r>
+        <w:rPr>
+          <w:rFonts w:ascii="Times New Roman" w:cs="Times New Roman" w:eastAsia="Times New Roman" w:hAnsi="Times New Roman"/>
+          <w:b w:val="false"/>
+          <w:bCs w:val="false"/>
+          <w:i w:val="false"/>
+          <w:iCs w:val="false"/>
+          <w:sz w:val="26"/>
+          <w:szCs w:val="26"/>
+          <w:highlight w:val="yellow"/>
+        </w:rPr>
+        <w:t xml:space="preserve">0</w:t>
+      </w:r>
+      <w:r>
+        <w:rPr>
+          <w:rFonts w:ascii="Times New Roman" w:cs="Times New Roman" w:eastAsia="Times New Roman" w:hAnsi="Times New Roman"/>
+          <w:b w:val="false"/>
+          <w:bCs w:val="false"/>
+          <w:i w:val="false"/>
+          <w:iCs w:val="false"/>
+          <w:sz w:val="26"/>
+          <w:szCs w:val="26"/>
+        </w:rPr>
+        <w:t xml:space="preserve">;</w:t>
+      </w:r>
+    </w:p>
+    <w:p>
+      <w:pPr>
+        <w:spacing w:after="60" w:before="0" w:line="276" w:lineRule="auto"/>
+        <w:ind w:left="453" w:hanging="283"/>
+        <w:jc w:val="both"/>
+      </w:pPr>
+      <w:r>
+        <w:rPr>
+          <w:rFonts w:ascii="Times New Roman" w:cs="Times New Roman" w:eastAsia="Times New Roman" w:hAnsi="Times New Roman"/>
+          <w:b w:val="false"/>
+          <w:bCs w:val="false"/>
+          <w:i w:val="false"/>
+          <w:iCs w:val="false"/>
+          <w:sz w:val="26"/>
+          <w:szCs w:val="26"/>
+        </w:rPr>
+        <w:t xml:space="preserve">- Dự kiến thời gian hoàn thành phê duyệt đề xuất cấp độ hệ thống thông tin đối với tất cả các hệ thống thông tin thuộc phạm vi quản lý: </w:t>
+      </w:r>
+      <w:r>
+        <w:rPr>
+          <w:rFonts w:ascii="Times New Roman" w:cs="Times New Roman" w:eastAsia="Times New Roman" w:hAnsi="Times New Roman"/>
+          <w:b w:val="false"/>
+          <w:bCs w:val="false"/>
+          <w:i w:val="false"/>
+          <w:iCs w:val="false"/>
+          <w:sz w:val="26"/>
+          <w:szCs w:val="26"/>
+          <w:highlight w:val="yellow"/>
+        </w:rPr>
+        <w:t xml:space="preserve">Quý IV/2026</w:t>
       </w:r>
     </w:p>
     <w:p>
@@ -361,40 +657,15 @@
       </w:pPr>
       <w:r>
         <w:rPr>
-          <w:rFonts w:ascii="Calibri" w:cs="Calibri" w:eastAsia="Calibri" w:hAnsi="Calibri"/>
-          <w:b w:val="false"/>
-          <w:bCs w:val="false"/>
-          <w:i w:val="false"/>
-          <w:iCs w:val="false"/>
-          <w:sz w:val="26"/>
-          <w:szCs w:val="26"/>
-        </w:rPr>
-        <w:t xml:space="preserve">- Tổng số hệ thống thông tin thuộc phạm vi quản lý: </w:t>
-      </w:r>
-      <w:r>
-        <w:rPr>
-          <w:rFonts w:ascii="Calibri" w:cs="Calibri" w:eastAsia="Calibri" w:hAnsi="Calibri"/>
-          <w:b w:val="false"/>
-          <w:bCs w:val="false"/>
-          <w:i w:val="false"/>
-          <w:iCs w:val="false"/>
-          <w:sz w:val="26"/>
-          <w:szCs w:val="26"/>
-          <w:highlight w:val="yellow"/>
-        </w:rPr>
-        <w:t xml:space="preserve">{{TONG_SO_HTTT}}</w:t>
-      </w:r>
-      <w:r>
-        <w:rPr>
-          <w:rFonts w:ascii="Calibri" w:cs="Calibri" w:eastAsia="Calibri" w:hAnsi="Calibri"/>
-          <w:b w:val="false"/>
-          <w:bCs w:val="false"/>
-          <w:i w:val="false"/>
-          <w:iCs w:val="false"/>
-          <w:sz w:val="26"/>
-          <w:szCs w:val="26"/>
-        </w:rPr>
-        <w:t xml:space="preserve">;</w:t>
+          <w:rFonts w:ascii="Times New Roman" w:cs="Times New Roman" w:eastAsia="Times New Roman" w:hAnsi="Times New Roman"/>
+          <w:b/>
+          <w:bCs/>
+          <w:i w:val="false"/>
+          <w:iCs w:val="false"/>
+          <w:sz w:val="26"/>
+          <w:szCs w:val="26"/>
+        </w:rPr>
+        <w:t xml:space="preserve">2. Thông tin về chủ quản hệ thống thông tin và đơn vị chuyên trách về an ninh mạng</w:t>
       </w:r>
     </w:p>
     <w:p>
@@ -405,40 +676,15 @@
       </w:pPr>
       <w:r>
         <w:rPr>
-          <w:rFonts w:ascii="Calibri" w:cs="Calibri" w:eastAsia="Calibri" w:hAnsi="Calibri"/>
-          <w:b w:val="false"/>
-          <w:bCs w:val="false"/>
-          <w:i w:val="false"/>
-          <w:iCs w:val="false"/>
-          <w:sz w:val="26"/>
-          <w:szCs w:val="26"/>
-        </w:rPr>
-        <w:t xml:space="preserve">- Tổng số hệ thống thông tin đã được phân loại (đã xác định được loại hình hệ thống thông tin): </w:t>
-      </w:r>
-      <w:r>
-        <w:rPr>
-          <w:rFonts w:ascii="Calibri" w:cs="Calibri" w:eastAsia="Calibri" w:hAnsi="Calibri"/>
-          <w:b w:val="false"/>
-          <w:bCs w:val="false"/>
-          <w:i w:val="false"/>
-          <w:iCs w:val="false"/>
-          <w:sz w:val="26"/>
-          <w:szCs w:val="26"/>
-          <w:highlight w:val="yellow"/>
-        </w:rPr>
-        <w:t xml:space="preserve">{{SO_DA_PHAN_LOAI}}</w:t>
-      </w:r>
-      <w:r>
-        <w:rPr>
-          <w:rFonts w:ascii="Calibri" w:cs="Calibri" w:eastAsia="Calibri" w:hAnsi="Calibri"/>
-          <w:b w:val="false"/>
-          <w:bCs w:val="false"/>
-          <w:i w:val="false"/>
-          <w:iCs w:val="false"/>
-          <w:sz w:val="26"/>
-          <w:szCs w:val="26"/>
-        </w:rPr>
-        <w:t xml:space="preserve">;</w:t>
+          <w:rFonts w:ascii="Times New Roman" w:cs="Times New Roman" w:eastAsia="Times New Roman" w:hAnsi="Times New Roman"/>
+          <w:b w:val="false"/>
+          <w:bCs w:val="false"/>
+          <w:i w:val="false"/>
+          <w:iCs w:val="false"/>
+          <w:sz w:val="26"/>
+          <w:szCs w:val="26"/>
+        </w:rPr>
+        <w:t xml:space="preserve">a) Thông tin về chủ quản hệ thống thông tin:</w:t>
       </w:r>
     </w:p>
     <w:p>
@@ -449,19 +695,19 @@
       </w:pPr>
       <w:r>
         <w:rPr>
-          <w:rFonts w:ascii="Calibri" w:cs="Calibri" w:eastAsia="Calibri" w:hAnsi="Calibri"/>
-          <w:b w:val="false"/>
-          <w:bCs w:val="false"/>
-          <w:i w:val="false"/>
-          <w:iCs w:val="false"/>
-          <w:sz w:val="26"/>
-          <w:szCs w:val="26"/>
-        </w:rPr>
-        <w:t xml:space="preserve">- Tổng số hệ thống thông tin đã xây dựng hồ sơ đề xuất cấp độ: </w:t>
-      </w:r>
-      <w:r>
-        <w:rPr>
-          <w:rFonts w:ascii="Calibri" w:cs="Calibri" w:eastAsia="Calibri" w:hAnsi="Calibri"/>
+          <w:rFonts w:ascii="Times New Roman" w:cs="Times New Roman" w:eastAsia="Times New Roman" w:hAnsi="Times New Roman"/>
+          <w:b w:val="false"/>
+          <w:bCs w:val="false"/>
+          <w:i w:val="false"/>
+          <w:iCs w:val="false"/>
+          <w:sz w:val="26"/>
+          <w:szCs w:val="26"/>
+        </w:rPr>
+        <w:t xml:space="preserve">(1) Tên chủ quản hệ thống thông tin: Ghi rõ tên cơ quan được xác định là chủ quản hệ thống thông tin; — </w:t>
+      </w:r>
+      <w:r>
+        <w:rPr>
+          <w:rFonts w:ascii="Times New Roman" w:cs="Times New Roman" w:eastAsia="Times New Roman" w:hAnsi="Times New Roman"/>
           <w:b w:val="false"/>
           <w:bCs w:val="false"/>
           <w:i w:val="false"/>
@@ -470,19 +716,7 @@
           <w:szCs w:val="26"/>
           <w:highlight w:val="yellow"/>
         </w:rPr>
-        <w:t xml:space="preserve">{{SO_DA_LAP_HO_SO}}</w:t>
-      </w:r>
-      <w:r>
-        <w:rPr>
-          <w:rFonts w:ascii="Calibri" w:cs="Calibri" w:eastAsia="Calibri" w:hAnsi="Calibri"/>
-          <w:b w:val="false"/>
-          <w:bCs w:val="false"/>
-          <w:i w:val="false"/>
-          <w:iCs w:val="false"/>
-          <w:sz w:val="26"/>
-          <w:szCs w:val="26"/>
-        </w:rPr>
-        <w:t xml:space="preserve">;</w:t>
+        <w:t xml:space="preserve">Công ty cổ phần Giải pháp Công nghệ TURBO</w:t>
       </w:r>
     </w:p>
     <w:p>
@@ -493,19 +727,19 @@
       </w:pPr>
       <w:r>
         <w:rPr>
-          <w:rFonts w:ascii="Calibri" w:cs="Calibri" w:eastAsia="Calibri" w:hAnsi="Calibri"/>
-          <w:b w:val="false"/>
-          <w:bCs w:val="false"/>
-          <w:i w:val="false"/>
-          <w:iCs w:val="false"/>
-          <w:sz w:val="26"/>
-          <w:szCs w:val="26"/>
-        </w:rPr>
-        <w:t xml:space="preserve">- Tổng số hệ thống thông tin đã được thẩm định hồ sơ đề xuất cấp độ: </w:t>
-      </w:r>
-      <w:r>
-        <w:rPr>
-          <w:rFonts w:ascii="Calibri" w:cs="Calibri" w:eastAsia="Calibri" w:hAnsi="Calibri"/>
+          <w:rFonts w:ascii="Times New Roman" w:cs="Times New Roman" w:eastAsia="Times New Roman" w:hAnsi="Times New Roman"/>
+          <w:b w:val="false"/>
+          <w:bCs w:val="false"/>
+          <w:i w:val="false"/>
+          <w:iCs w:val="false"/>
+          <w:sz w:val="26"/>
+          <w:szCs w:val="26"/>
+        </w:rPr>
+        <w:t xml:space="preserve">(2) Quy định chức năng, nhiệm vụ và quyền hạn: Ghi rõ thông tin văn bản quy định chức năng, nhiệm vụ và quyền hạn (nếu có) của cơ quan chủ quản hệ thống thông tin. Trường hợp không có thì để trống; — </w:t>
+      </w:r>
+      <w:r>
+        <w:rPr>
+          <w:rFonts w:ascii="Times New Roman" w:cs="Times New Roman" w:eastAsia="Times New Roman" w:hAnsi="Times New Roman"/>
           <w:b w:val="false"/>
           <w:bCs w:val="false"/>
           <w:i w:val="false"/>
@@ -514,19 +748,7 @@
           <w:szCs w:val="26"/>
           <w:highlight w:val="yellow"/>
         </w:rPr>
-        <w:t xml:space="preserve">{{SO_DA_THAM_DINH}}</w:t>
-      </w:r>
-      <w:r>
-        <w:rPr>
-          <w:rFonts w:ascii="Calibri" w:cs="Calibri" w:eastAsia="Calibri" w:hAnsi="Calibri"/>
-          <w:b w:val="false"/>
-          <w:bCs w:val="false"/>
-          <w:i w:val="false"/>
-          <w:iCs w:val="false"/>
-          <w:sz w:val="26"/>
-          <w:szCs w:val="26"/>
-        </w:rPr>
-        <w:t xml:space="preserve">;</w:t>
+        <w:t xml:space="preserve">Điều lệ Công ty</w:t>
       </w:r>
     </w:p>
     <w:p>
@@ -537,19 +759,19 @@
       </w:pPr>
       <w:r>
         <w:rPr>
-          <w:rFonts w:ascii="Calibri" w:cs="Calibri" w:eastAsia="Calibri" w:hAnsi="Calibri"/>
-          <w:b w:val="false"/>
-          <w:bCs w:val="false"/>
-          <w:i w:val="false"/>
-          <w:iCs w:val="false"/>
-          <w:sz w:val="26"/>
-          <w:szCs w:val="26"/>
-        </w:rPr>
-        <w:t xml:space="preserve">- Tổng số hệ thống thông tin đã được phê duyệt cấp độ: </w:t>
-      </w:r>
-      <w:r>
-        <w:rPr>
-          <w:rFonts w:ascii="Calibri" w:cs="Calibri" w:eastAsia="Calibri" w:hAnsi="Calibri"/>
+          <w:rFonts w:ascii="Times New Roman" w:cs="Times New Roman" w:eastAsia="Times New Roman" w:hAnsi="Times New Roman"/>
+          <w:b w:val="false"/>
+          <w:bCs w:val="false"/>
+          <w:i w:val="false"/>
+          <w:iCs w:val="false"/>
+          <w:sz w:val="26"/>
+          <w:szCs w:val="26"/>
+        </w:rPr>
+        <w:t xml:space="preserve">(3) Người đại diện, chức vụ: Ghi rõ họ và tên, chức vụ của người đứng đầu cơ quan được xác định là chủ quản hệ thống thông tin; — </w:t>
+      </w:r>
+      <w:r>
+        <w:rPr>
+          <w:rFonts w:ascii="Times New Roman" w:cs="Times New Roman" w:eastAsia="Times New Roman" w:hAnsi="Times New Roman"/>
           <w:b w:val="false"/>
           <w:bCs w:val="false"/>
           <w:i w:val="false"/>
@@ -558,19 +780,32 @@
           <w:szCs w:val="26"/>
           <w:highlight w:val="yellow"/>
         </w:rPr>
-        <w:t xml:space="preserve">{{SO_DA_PHE_DUYET}}</w:t>
-      </w:r>
-      <w:r>
-        <w:rPr>
-          <w:rFonts w:ascii="Calibri" w:cs="Calibri" w:eastAsia="Calibri" w:hAnsi="Calibri"/>
-          <w:b w:val="false"/>
-          <w:bCs w:val="false"/>
-          <w:i w:val="false"/>
-          <w:iCs w:val="false"/>
-          <w:sz w:val="26"/>
-          <w:szCs w:val="26"/>
-        </w:rPr>
-        <w:t xml:space="preserve">;</w:t>
+        <w:t xml:space="preserve">Nguyễn Văn An</w:t>
+      </w:r>
+      <w:r>
+        <w:rPr>
+          <w:rFonts w:ascii="Times New Roman" w:cs="Times New Roman" w:eastAsia="Times New Roman" w:hAnsi="Times New Roman"/>
+          <w:b w:val="false"/>
+          <w:bCs w:val="false"/>
+          <w:i w:val="false"/>
+          <w:iCs w:val="false"/>
+          <w:sz w:val="26"/>
+          <w:szCs w:val="26"/>
+        </w:rPr>
+        <w:t xml:space="preserve">, </w:t>
+      </w:r>
+      <w:r>
+        <w:rPr>
+          <w:rFonts w:ascii="Times New Roman" w:cs="Times New Roman" w:eastAsia="Times New Roman" w:hAnsi="Times New Roman"/>
+          <w:b w:val="false"/>
+          <w:bCs w:val="false"/>
+          <w:i w:val="false"/>
+          <w:iCs w:val="false"/>
+          <w:sz w:val="26"/>
+          <w:szCs w:val="26"/>
+          <w:highlight w:val="yellow"/>
+        </w:rPr>
+        <w:t xml:space="preserve">Tổng Giám đốc</w:t>
       </w:r>
     </w:p>
     <w:p>
@@ -581,19 +816,19 @@
       </w:pPr>
       <w:r>
         <w:rPr>
-          <w:rFonts w:ascii="Calibri" w:cs="Calibri" w:eastAsia="Calibri" w:hAnsi="Calibri"/>
-          <w:b w:val="false"/>
-          <w:bCs w:val="false"/>
-          <w:i w:val="false"/>
-          <w:iCs w:val="false"/>
-          <w:sz w:val="26"/>
-          <w:szCs w:val="26"/>
-        </w:rPr>
-        <w:t xml:space="preserve">- Tổng số hệ thống thông tin đã phê duyệt cấp độ được kiểm tra, đánh giá an ninh mạng định kỳ theo quy định: </w:t>
-      </w:r>
-      <w:r>
-        <w:rPr>
-          <w:rFonts w:ascii="Calibri" w:cs="Calibri" w:eastAsia="Calibri" w:hAnsi="Calibri"/>
+          <w:rFonts w:ascii="Times New Roman" w:cs="Times New Roman" w:eastAsia="Times New Roman" w:hAnsi="Times New Roman"/>
+          <w:b w:val="false"/>
+          <w:bCs w:val="false"/>
+          <w:i w:val="false"/>
+          <w:iCs w:val="false"/>
+          <w:sz w:val="26"/>
+          <w:szCs w:val="26"/>
+        </w:rPr>
+        <w:t xml:space="preserve">(4) Địa chỉ liên lạc của cơ quan chủ quản hệ thống thông tin; — </w:t>
+      </w:r>
+      <w:r>
+        <w:rPr>
+          <w:rFonts w:ascii="Times New Roman" w:cs="Times New Roman" w:eastAsia="Times New Roman" w:hAnsi="Times New Roman"/>
           <w:b w:val="false"/>
           <w:bCs w:val="false"/>
           <w:i w:val="false"/>
@@ -602,19 +837,7 @@
           <w:szCs w:val="26"/>
           <w:highlight w:val="yellow"/>
         </w:rPr>
-        <w:t xml:space="preserve">{{SO_DA_KIEM_TRA_DINH_KY}}</w:t>
-      </w:r>
-      <w:r>
-        <w:rPr>
-          <w:rFonts w:ascii="Calibri" w:cs="Calibri" w:eastAsia="Calibri" w:hAnsi="Calibri"/>
-          <w:b w:val="false"/>
-          <w:bCs w:val="false"/>
-          <w:i w:val="false"/>
-          <w:iCs w:val="false"/>
-          <w:sz w:val="26"/>
-          <w:szCs w:val="26"/>
-        </w:rPr>
-        <w:t xml:space="preserve">;</w:t>
+        <w:t xml:space="preserve">Số 123 Đường Mẫu, Phường Mẫu, TP. Hồ Chí Minh</w:t>
       </w:r>
     </w:p>
     <w:p>
@@ -625,19 +848,19 @@
       </w:pPr>
       <w:r>
         <w:rPr>
-          <w:rFonts w:ascii="Calibri" w:cs="Calibri" w:eastAsia="Calibri" w:hAnsi="Calibri"/>
-          <w:b w:val="false"/>
-          <w:bCs w:val="false"/>
-          <w:i w:val="false"/>
-          <w:iCs w:val="false"/>
-          <w:sz w:val="26"/>
-          <w:szCs w:val="26"/>
-        </w:rPr>
-        <w:t xml:space="preserve">- Dự kiến thời gian hoàn thành phê duyệt đề xuất cấp độ hệ thống thông tin đối với tất cả các hệ thống thông tin thuộc phạm vi quản lý: </w:t>
-      </w:r>
-      <w:r>
-        <w:rPr>
-          <w:rFonts w:ascii="Calibri" w:cs="Calibri" w:eastAsia="Calibri" w:hAnsi="Calibri"/>
+          <w:rFonts w:ascii="Times New Roman" w:cs="Times New Roman" w:eastAsia="Times New Roman" w:hAnsi="Times New Roman"/>
+          <w:b w:val="false"/>
+          <w:bCs w:val="false"/>
+          <w:i w:val="false"/>
+          <w:iCs w:val="false"/>
+          <w:sz w:val="26"/>
+          <w:szCs w:val="26"/>
+        </w:rPr>
+        <w:t xml:space="preserve">(5) Thông tin liên hệ bao gồm: Số điện thoại, thư điện tử của cơ quan được xác định là chủ quản hệ thống thông tin. — </w:t>
+      </w:r>
+      <w:r>
+        <w:rPr>
+          <w:rFonts w:ascii="Times New Roman" w:cs="Times New Roman" w:eastAsia="Times New Roman" w:hAnsi="Times New Roman"/>
           <w:b w:val="false"/>
           <w:bCs w:val="false"/>
           <w:i w:val="false"/>
@@ -646,7 +869,32 @@
           <w:szCs w:val="26"/>
           <w:highlight w:val="yellow"/>
         </w:rPr>
-        <w:t xml:space="preserve">{{THOI_GIAN_DU_KIEN_HOAN_THANH}}</w:t>
+        <w:t xml:space="preserve">028 1234 5678</w:t>
+      </w:r>
+      <w:r>
+        <w:rPr>
+          <w:rFonts w:ascii="Times New Roman" w:cs="Times New Roman" w:eastAsia="Times New Roman" w:hAnsi="Times New Roman"/>
+          <w:b w:val="false"/>
+          <w:bCs w:val="false"/>
+          <w:i w:val="false"/>
+          <w:iCs w:val="false"/>
+          <w:sz w:val="26"/>
+          <w:szCs w:val="26"/>
+        </w:rPr>
+        <w:t xml:space="preserve">, </w:t>
+      </w:r>
+      <w:r>
+        <w:rPr>
+          <w:rFonts w:ascii="Times New Roman" w:cs="Times New Roman" w:eastAsia="Times New Roman" w:hAnsi="Times New Roman"/>
+          <w:b w:val="false"/>
+          <w:bCs w:val="false"/>
+          <w:i w:val="false"/>
+          <w:iCs w:val="false"/>
+          <w:sz w:val="26"/>
+          <w:szCs w:val="26"/>
+          <w:highlight w:val="yellow"/>
+        </w:rPr>
+        <w:t xml:space="preserve">anm@example.vn</w:t>
       </w:r>
     </w:p>
     <w:p>
@@ -657,15 +905,15 @@
       </w:pPr>
       <w:r>
         <w:rPr>
-          <w:rFonts w:ascii="Calibri" w:cs="Calibri" w:eastAsia="Calibri" w:hAnsi="Calibri"/>
-          <w:b/>
-          <w:bCs/>
-          <w:i w:val="false"/>
-          <w:iCs w:val="false"/>
-          <w:sz w:val="26"/>
-          <w:szCs w:val="26"/>
-        </w:rPr>
-        <w:t xml:space="preserve">2. Thông tin về chủ quản hệ thống thông tin và đơn vị chuyên trách về an ninh mạng</w:t>
+          <w:rFonts w:ascii="Times New Roman" w:cs="Times New Roman" w:eastAsia="Times New Roman" w:hAnsi="Times New Roman"/>
+          <w:b w:val="false"/>
+          <w:bCs w:val="false"/>
+          <w:i w:val="false"/>
+          <w:iCs w:val="false"/>
+          <w:sz w:val="26"/>
+          <w:szCs w:val="26"/>
+        </w:rPr>
+        <w:t xml:space="preserve">b) Thông tin về đơn vị chuyên trách về an ninh mạng:</w:t>
       </w:r>
     </w:p>
     <w:p>
@@ -676,15 +924,28 @@
       </w:pPr>
       <w:r>
         <w:rPr>
-          <w:rFonts w:ascii="Calibri" w:cs="Calibri" w:eastAsia="Calibri" w:hAnsi="Calibri"/>
-          <w:b w:val="false"/>
-          <w:bCs w:val="false"/>
-          <w:i w:val="false"/>
-          <w:iCs w:val="false"/>
-          <w:sz w:val="26"/>
-          <w:szCs w:val="26"/>
-        </w:rPr>
-        <w:t xml:space="preserve">a) Thông tin về chủ quản hệ thống thông tin:</w:t>
+          <w:rFonts w:ascii="Times New Roman" w:cs="Times New Roman" w:eastAsia="Times New Roman" w:hAnsi="Times New Roman"/>
+          <w:b w:val="false"/>
+          <w:bCs w:val="false"/>
+          <w:i w:val="false"/>
+          <w:iCs w:val="false"/>
+          <w:sz w:val="26"/>
+          <w:szCs w:val="26"/>
+        </w:rPr>
+        <w:t xml:space="preserve">(1) Tên đơn vị chuyên trách về an ninh mạng: Ghi rõ tên cơ quan/đơn vị được chủ quản hệ thống thông tin giao nhiệm vụ là đơn vị chuyên trách về an ninh mạng; — </w:t>
+      </w:r>
+      <w:r>
+        <w:rPr>
+          <w:rFonts w:ascii="Times New Roman" w:cs="Times New Roman" w:eastAsia="Times New Roman" w:hAnsi="Times New Roman"/>
+          <w:b w:val="false"/>
+          <w:bCs w:val="false"/>
+          <w:i w:val="false"/>
+          <w:iCs w:val="false"/>
+          <w:sz w:val="26"/>
+          <w:szCs w:val="26"/>
+          <w:highlight w:val="yellow"/>
+        </w:rPr>
+        <w:t xml:space="preserve">Phòng An ninh mạng</w:t>
       </w:r>
     </w:p>
     <w:p>
@@ -695,19 +956,19 @@
       </w:pPr>
       <w:r>
         <w:rPr>
-          <w:rFonts w:ascii="Calibri" w:cs="Calibri" w:eastAsia="Calibri" w:hAnsi="Calibri"/>
-          <w:b w:val="false"/>
-          <w:bCs w:val="false"/>
-          <w:i w:val="false"/>
-          <w:iCs w:val="false"/>
-          <w:sz w:val="26"/>
-          <w:szCs w:val="26"/>
-        </w:rPr>
-        <w:t xml:space="preserve">(1) Tên chủ quản hệ thống thông tin: Ghi rõ tên cơ quan được xác định là chủ quản hệ thống thông tin; — </w:t>
-      </w:r>
-      <w:r>
-        <w:rPr>
-          <w:rFonts w:ascii="Calibri" w:cs="Calibri" w:eastAsia="Calibri" w:hAnsi="Calibri"/>
+          <w:rFonts w:ascii="Times New Roman" w:cs="Times New Roman" w:eastAsia="Times New Roman" w:hAnsi="Times New Roman"/>
+          <w:b w:val="false"/>
+          <w:bCs w:val="false"/>
+          <w:i w:val="false"/>
+          <w:iCs w:val="false"/>
+          <w:sz w:val="26"/>
+          <w:szCs w:val="26"/>
+        </w:rPr>
+        <w:t xml:space="preserve">(2) Quy định chức năng, nhiệm vụ và quyền hạn: Ghi rõ thông tin văn bản quy định chức năng, nhiệm vụ và quyền hạn của đơn vị chuyên trách về an ninh mạng; — </w:t>
+      </w:r>
+      <w:r>
+        <w:rPr>
+          <w:rFonts w:ascii="Times New Roman" w:cs="Times New Roman" w:eastAsia="Times New Roman" w:hAnsi="Times New Roman"/>
           <w:b w:val="false"/>
           <w:bCs w:val="false"/>
           <w:i w:val="false"/>
@@ -716,7 +977,7 @@
           <w:szCs w:val="26"/>
           <w:highlight w:val="yellow"/>
         </w:rPr>
-        <w:t xml:space="preserve">{{TEN_CHU_QUAN_HTTT}}</w:t>
+        <w:t xml:space="preserve">Quyết định số 16/2026/QĐ-TURBO</w:t>
       </w:r>
     </w:p>
     <w:p>
@@ -727,19 +988,19 @@
       </w:pPr>
       <w:r>
         <w:rPr>
-          <w:rFonts w:ascii="Calibri" w:cs="Calibri" w:eastAsia="Calibri" w:hAnsi="Calibri"/>
-          <w:b w:val="false"/>
-          <w:bCs w:val="false"/>
-          <w:i w:val="false"/>
-          <w:iCs w:val="false"/>
-          <w:sz w:val="26"/>
-          <w:szCs w:val="26"/>
-        </w:rPr>
-        <w:t xml:space="preserve">(2) Quy định chức năng, nhiệm vụ và quyền hạn: Ghi rõ thông tin văn bản quy định chức năng, nhiệm vụ và quyền hạn (nếu có) của cơ quan chủ quản hệ thống thông tin. Trường hợp không có thì để trống; — </w:t>
-      </w:r>
-      <w:r>
-        <w:rPr>
-          <w:rFonts w:ascii="Calibri" w:cs="Calibri" w:eastAsia="Calibri" w:hAnsi="Calibri"/>
+          <w:rFonts w:ascii="Times New Roman" w:cs="Times New Roman" w:eastAsia="Times New Roman" w:hAnsi="Times New Roman"/>
+          <w:b w:val="false"/>
+          <w:bCs w:val="false"/>
+          <w:i w:val="false"/>
+          <w:iCs w:val="false"/>
+          <w:sz w:val="26"/>
+          <w:szCs w:val="26"/>
+        </w:rPr>
+        <w:t xml:space="preserve">(3) Người đại diện, chức vụ: Ghi rõ họ và tên, chức vụ của người đứng đầu đơn vị chuyên trách về an ninh mạng; — </w:t>
+      </w:r>
+      <w:r>
+        <w:rPr>
+          <w:rFonts w:ascii="Times New Roman" w:cs="Times New Roman" w:eastAsia="Times New Roman" w:hAnsi="Times New Roman"/>
           <w:b w:val="false"/>
           <w:bCs w:val="false"/>
           <w:i w:val="false"/>
@@ -748,7 +1009,32 @@
           <w:szCs w:val="26"/>
           <w:highlight w:val="yellow"/>
         </w:rPr>
-        <w:t xml:space="preserve">{{VAN_BAN_CHUC_NANG_CHU_QUAN}}</w:t>
+        <w:t xml:space="preserve">Trần Thị Bình</w:t>
+      </w:r>
+      <w:r>
+        <w:rPr>
+          <w:rFonts w:ascii="Times New Roman" w:cs="Times New Roman" w:eastAsia="Times New Roman" w:hAnsi="Times New Roman"/>
+          <w:b w:val="false"/>
+          <w:bCs w:val="false"/>
+          <w:i w:val="false"/>
+          <w:iCs w:val="false"/>
+          <w:sz w:val="26"/>
+          <w:szCs w:val="26"/>
+        </w:rPr>
+        <w:t xml:space="preserve">, </w:t>
+      </w:r>
+      <w:r>
+        <w:rPr>
+          <w:rFonts w:ascii="Times New Roman" w:cs="Times New Roman" w:eastAsia="Times New Roman" w:hAnsi="Times New Roman"/>
+          <w:b w:val="false"/>
+          <w:bCs w:val="false"/>
+          <w:i w:val="false"/>
+          <w:iCs w:val="false"/>
+          <w:sz w:val="26"/>
+          <w:szCs w:val="26"/>
+          <w:highlight w:val="yellow"/>
+        </w:rPr>
+        <w:t xml:space="preserve">Trưởng phòng An ninh mạng</w:t>
       </w:r>
     </w:p>
     <w:p>
@@ -759,19 +1045,19 @@
       </w:pPr>
       <w:r>
         <w:rPr>
-          <w:rFonts w:ascii="Calibri" w:cs="Calibri" w:eastAsia="Calibri" w:hAnsi="Calibri"/>
-          <w:b w:val="false"/>
-          <w:bCs w:val="false"/>
-          <w:i w:val="false"/>
-          <w:iCs w:val="false"/>
-          <w:sz w:val="26"/>
-          <w:szCs w:val="26"/>
-        </w:rPr>
-        <w:t xml:space="preserve">(3) Người đại diện, chức vụ: Ghi rõ họ và tên, chức vụ của người đứng đầu cơ quan được xác định là chủ quản hệ thống thông tin; — </w:t>
-      </w:r>
-      <w:r>
-        <w:rPr>
-          <w:rFonts w:ascii="Calibri" w:cs="Calibri" w:eastAsia="Calibri" w:hAnsi="Calibri"/>
+          <w:rFonts w:ascii="Times New Roman" w:cs="Times New Roman" w:eastAsia="Times New Roman" w:hAnsi="Times New Roman"/>
+          <w:b w:val="false"/>
+          <w:bCs w:val="false"/>
+          <w:i w:val="false"/>
+          <w:iCs w:val="false"/>
+          <w:sz w:val="26"/>
+          <w:szCs w:val="26"/>
+        </w:rPr>
+        <w:t xml:space="preserve">(4) Địa chỉ liên lạc của đơn vị chuyên trách về an ninh mạng; — </w:t>
+      </w:r>
+      <w:r>
+        <w:rPr>
+          <w:rFonts w:ascii="Times New Roman" w:cs="Times New Roman" w:eastAsia="Times New Roman" w:hAnsi="Times New Roman"/>
           <w:b w:val="false"/>
           <w:bCs w:val="false"/>
           <w:i w:val="false"/>
@@ -780,32 +1066,7 @@
           <w:szCs w:val="26"/>
           <w:highlight w:val="yellow"/>
         </w:rPr>
-        <w:t xml:space="preserve">{{NGUOI_DAI_DIEN_CHU_QUAN}}</w:t>
-      </w:r>
-      <w:r>
-        <w:rPr>
-          <w:rFonts w:ascii="Calibri" w:cs="Calibri" w:eastAsia="Calibri" w:hAnsi="Calibri"/>
-          <w:b w:val="false"/>
-          <w:bCs w:val="false"/>
-          <w:i w:val="false"/>
-          <w:iCs w:val="false"/>
-          <w:sz w:val="26"/>
-          <w:szCs w:val="26"/>
-        </w:rPr>
-        <w:t xml:space="preserve">, </w:t>
-      </w:r>
-      <w:r>
-        <w:rPr>
-          <w:rFonts w:ascii="Calibri" w:cs="Calibri" w:eastAsia="Calibri" w:hAnsi="Calibri"/>
-          <w:b w:val="false"/>
-          <w:bCs w:val="false"/>
-          <w:i w:val="false"/>
-          <w:iCs w:val="false"/>
-          <w:sz w:val="26"/>
-          <w:szCs w:val="26"/>
-          <w:highlight w:val="yellow"/>
-        </w:rPr>
-        <w:t xml:space="preserve">{{CHUC_VU}}</w:t>
+        <w:t xml:space="preserve">Tầng 5, Số 123 Đường Mẫu, Phường Mẫu, TP. Hồ Chí Minh</w:t>
       </w:r>
     </w:p>
     <w:p>
@@ -816,19 +1077,19 @@
       </w:pPr>
       <w:r>
         <w:rPr>
-          <w:rFonts w:ascii="Calibri" w:cs="Calibri" w:eastAsia="Calibri" w:hAnsi="Calibri"/>
-          <w:b w:val="false"/>
-          <w:bCs w:val="false"/>
-          <w:i w:val="false"/>
-          <w:iCs w:val="false"/>
-          <w:sz w:val="26"/>
-          <w:szCs w:val="26"/>
-        </w:rPr>
-        <w:t xml:space="preserve">(4) Địa chỉ liên lạc của cơ quan chủ quản hệ thống thông tin; — </w:t>
-      </w:r>
-      <w:r>
-        <w:rPr>
-          <w:rFonts w:ascii="Calibri" w:cs="Calibri" w:eastAsia="Calibri" w:hAnsi="Calibri"/>
+          <w:rFonts w:ascii="Times New Roman" w:cs="Times New Roman" w:eastAsia="Times New Roman" w:hAnsi="Times New Roman"/>
+          <w:b w:val="false"/>
+          <w:bCs w:val="false"/>
+          <w:i w:val="false"/>
+          <w:iCs w:val="false"/>
+          <w:sz w:val="26"/>
+          <w:szCs w:val="26"/>
+        </w:rPr>
+        <w:t xml:space="preserve">(5) Thông tin liên hệ bao gồm: Số điện thoại, thư điện tử của đơn vị chuyên trách về an ninh mạng. — </w:t>
+      </w:r>
+      <w:r>
+        <w:rPr>
+          <w:rFonts w:ascii="Times New Roman" w:cs="Times New Roman" w:eastAsia="Times New Roman" w:hAnsi="Times New Roman"/>
           <w:b w:val="false"/>
           <w:bCs w:val="false"/>
           <w:i w:val="false"/>
@@ -837,7 +1098,32 @@
           <w:szCs w:val="26"/>
           <w:highlight w:val="yellow"/>
         </w:rPr>
-        <w:t xml:space="preserve">{{DIA_CHI_CHU_QUAN}}</w:t>
+        <w:t xml:space="preserve">028 1234 5678</w:t>
+      </w:r>
+      <w:r>
+        <w:rPr>
+          <w:rFonts w:ascii="Times New Roman" w:cs="Times New Roman" w:eastAsia="Times New Roman" w:hAnsi="Times New Roman"/>
+          <w:b w:val="false"/>
+          <w:bCs w:val="false"/>
+          <w:i w:val="false"/>
+          <w:iCs w:val="false"/>
+          <w:sz w:val="26"/>
+          <w:szCs w:val="26"/>
+        </w:rPr>
+        <w:t xml:space="preserve">, </w:t>
+      </w:r>
+      <w:r>
+        <w:rPr>
+          <w:rFonts w:ascii="Times New Roman" w:cs="Times New Roman" w:eastAsia="Times New Roman" w:hAnsi="Times New Roman"/>
+          <w:b w:val="false"/>
+          <w:bCs w:val="false"/>
+          <w:i w:val="false"/>
+          <w:iCs w:val="false"/>
+          <w:sz w:val="26"/>
+          <w:szCs w:val="26"/>
+          <w:highlight w:val="yellow"/>
+        </w:rPr>
+        <w:t xml:space="preserve">anm@example.vn</w:t>
       </w:r>
     </w:p>
     <w:p>
@@ -848,53 +1134,15 @@
       </w:pPr>
       <w:r>
         <w:rPr>
-          <w:rFonts w:ascii="Calibri" w:cs="Calibri" w:eastAsia="Calibri" w:hAnsi="Calibri"/>
-          <w:b w:val="false"/>
-          <w:bCs w:val="false"/>
-          <w:i w:val="false"/>
-          <w:iCs w:val="false"/>
-          <w:sz w:val="26"/>
-          <w:szCs w:val="26"/>
-        </w:rPr>
-        <w:t xml:space="preserve">(5) Thông tin liên hệ bao gồm: Số điện thoại, thư điện tử của cơ quan được xác định là chủ quản hệ thống thông tin. — </w:t>
-      </w:r>
-      <w:r>
-        <w:rPr>
-          <w:rFonts w:ascii="Calibri" w:cs="Calibri" w:eastAsia="Calibri" w:hAnsi="Calibri"/>
-          <w:b w:val="false"/>
-          <w:bCs w:val="false"/>
-          <w:i w:val="false"/>
-          <w:iCs w:val="false"/>
-          <w:sz w:val="26"/>
-          <w:szCs w:val="26"/>
-          <w:highlight w:val="yellow"/>
-        </w:rPr>
-        <w:t xml:space="preserve">{{DIEN_THOAI}}</w:t>
-      </w:r>
-      <w:r>
-        <w:rPr>
-          <w:rFonts w:ascii="Calibri" w:cs="Calibri" w:eastAsia="Calibri" w:hAnsi="Calibri"/>
-          <w:b w:val="false"/>
-          <w:bCs w:val="false"/>
-          <w:i w:val="false"/>
-          <w:iCs w:val="false"/>
-          <w:sz w:val="26"/>
-          <w:szCs w:val="26"/>
-        </w:rPr>
-        <w:t xml:space="preserve">, </w:t>
-      </w:r>
-      <w:r>
-        <w:rPr>
-          <w:rFonts w:ascii="Calibri" w:cs="Calibri" w:eastAsia="Calibri" w:hAnsi="Calibri"/>
-          <w:b w:val="false"/>
-          <w:bCs w:val="false"/>
-          <w:i w:val="false"/>
-          <w:iCs w:val="false"/>
-          <w:sz w:val="26"/>
-          <w:szCs w:val="26"/>
-          <w:highlight w:val="yellow"/>
-        </w:rPr>
-        <w:t xml:space="preserve">{{EMAIL}}</w:t>
+          <w:rFonts w:ascii="Times New Roman" w:cs="Times New Roman" w:eastAsia="Times New Roman" w:hAnsi="Times New Roman"/>
+          <w:b w:val="false"/>
+          <w:bCs w:val="false"/>
+          <w:i w:val="false"/>
+          <w:iCs w:val="false"/>
+          <w:sz w:val="26"/>
+          <w:szCs w:val="26"/>
+        </w:rPr>
+        <w:t xml:space="preserve">Trường hợp thuộc phạm vi quản lý có nhiều đơn vị có đủ năng lực, được quyết định là chủ quản hệ thống thông tin thì lần lượt báo cáo thông tin về từng chủ quản hệ thống thông tin và đơn vị chuyên trách về an ninh mạng tương ứng.</w:t>
       </w:r>
     </w:p>
     <w:p>
@@ -905,255 +1153,7 @@
       </w:pPr>
       <w:r>
         <w:rPr>
-          <w:rFonts w:ascii="Calibri" w:cs="Calibri" w:eastAsia="Calibri" w:hAnsi="Calibri"/>
-          <w:b w:val="false"/>
-          <w:bCs w:val="false"/>
-          <w:i w:val="false"/>
-          <w:iCs w:val="false"/>
-          <w:sz w:val="26"/>
-          <w:szCs w:val="26"/>
-        </w:rPr>
-        <w:t xml:space="preserve">b) Thông tin về đơn vị chuyên trách về an ninh mạng:</w:t>
-      </w:r>
-    </w:p>
-    <w:p>
-      <w:pPr>
-        <w:spacing w:after="120" w:before="0" w:line="276" w:lineRule="auto"/>
-        <w:ind w:firstLine="566"/>
-        <w:jc w:val="both"/>
-      </w:pPr>
-      <w:r>
-        <w:rPr>
-          <w:rFonts w:ascii="Calibri" w:cs="Calibri" w:eastAsia="Calibri" w:hAnsi="Calibri"/>
-          <w:b w:val="false"/>
-          <w:bCs w:val="false"/>
-          <w:i w:val="false"/>
-          <w:iCs w:val="false"/>
-          <w:sz w:val="26"/>
-          <w:szCs w:val="26"/>
-        </w:rPr>
-        <w:t xml:space="preserve">(1) Tên đơn vị chuyên trách về an ninh mạng: Ghi rõ tên cơ quan/đơn vị được chủ quản hệ thống thông tin giao nhiệm vụ là đơn vị chuyên trách về an ninh mạng; — </w:t>
-      </w:r>
-      <w:r>
-        <w:rPr>
-          <w:rFonts w:ascii="Calibri" w:cs="Calibri" w:eastAsia="Calibri" w:hAnsi="Calibri"/>
-          <w:b w:val="false"/>
-          <w:bCs w:val="false"/>
-          <w:i w:val="false"/>
-          <w:iCs w:val="false"/>
-          <w:sz w:val="26"/>
-          <w:szCs w:val="26"/>
-          <w:highlight w:val="yellow"/>
-        </w:rPr>
-        <w:t xml:space="preserve">{{TEN_DON_VI_CHUYEN_TRACH_ANM}}</w:t>
-      </w:r>
-    </w:p>
-    <w:p>
-      <w:pPr>
-        <w:spacing w:after="120" w:before="0" w:line="276" w:lineRule="auto"/>
-        <w:ind w:firstLine="566"/>
-        <w:jc w:val="both"/>
-      </w:pPr>
-      <w:r>
-        <w:rPr>
-          <w:rFonts w:ascii="Calibri" w:cs="Calibri" w:eastAsia="Calibri" w:hAnsi="Calibri"/>
-          <w:b w:val="false"/>
-          <w:bCs w:val="false"/>
-          <w:i w:val="false"/>
-          <w:iCs w:val="false"/>
-          <w:sz w:val="26"/>
-          <w:szCs w:val="26"/>
-        </w:rPr>
-        <w:t xml:space="preserve">(2) Quy định chức năng, nhiệm vụ và quyền hạn: Ghi rõ thông tin văn bản quy định chức năng, nhiệm vụ và quyền hạn của đơn vị chuyên trách về an ninh mạng; — </w:t>
-      </w:r>
-      <w:r>
-        <w:rPr>
-          <w:rFonts w:ascii="Calibri" w:cs="Calibri" w:eastAsia="Calibri" w:hAnsi="Calibri"/>
-          <w:b w:val="false"/>
-          <w:bCs w:val="false"/>
-          <w:i w:val="false"/>
-          <w:iCs w:val="false"/>
-          <w:sz w:val="26"/>
-          <w:szCs w:val="26"/>
-          <w:highlight w:val="yellow"/>
-        </w:rPr>
-        <w:t xml:space="preserve">{{VAN_BAN_CHUC_NANG_CHUYEN_TRACH}}</w:t>
-      </w:r>
-    </w:p>
-    <w:p>
-      <w:pPr>
-        <w:spacing w:after="120" w:before="0" w:line="276" w:lineRule="auto"/>
-        <w:ind w:firstLine="566"/>
-        <w:jc w:val="both"/>
-      </w:pPr>
-      <w:r>
-        <w:rPr>
-          <w:rFonts w:ascii="Calibri" w:cs="Calibri" w:eastAsia="Calibri" w:hAnsi="Calibri"/>
-          <w:b w:val="false"/>
-          <w:bCs w:val="false"/>
-          <w:i w:val="false"/>
-          <w:iCs w:val="false"/>
-          <w:sz w:val="26"/>
-          <w:szCs w:val="26"/>
-        </w:rPr>
-        <w:t xml:space="preserve">(3) Người đại diện, chức vụ: Ghi rõ họ và tên, chức vụ của người đứng đầu đơn vị chuyên trách về an ninh mạng; — </w:t>
-      </w:r>
-      <w:r>
-        <w:rPr>
-          <w:rFonts w:ascii="Calibri" w:cs="Calibri" w:eastAsia="Calibri" w:hAnsi="Calibri"/>
-          <w:b w:val="false"/>
-          <w:bCs w:val="false"/>
-          <w:i w:val="false"/>
-          <w:iCs w:val="false"/>
-          <w:sz w:val="26"/>
-          <w:szCs w:val="26"/>
-          <w:highlight w:val="yellow"/>
-        </w:rPr>
-        <w:t xml:space="preserve">{{NGUOI_DAI_DIEN_CHUYEN_TRACH}}</w:t>
-      </w:r>
-      <w:r>
-        <w:rPr>
-          <w:rFonts w:ascii="Calibri" w:cs="Calibri" w:eastAsia="Calibri" w:hAnsi="Calibri"/>
-          <w:b w:val="false"/>
-          <w:bCs w:val="false"/>
-          <w:i w:val="false"/>
-          <w:iCs w:val="false"/>
-          <w:sz w:val="26"/>
-          <w:szCs w:val="26"/>
-        </w:rPr>
-        <w:t xml:space="preserve">, </w:t>
-      </w:r>
-      <w:r>
-        <w:rPr>
-          <w:rFonts w:ascii="Calibri" w:cs="Calibri" w:eastAsia="Calibri" w:hAnsi="Calibri"/>
-          <w:b w:val="false"/>
-          <w:bCs w:val="false"/>
-          <w:i w:val="false"/>
-          <w:iCs w:val="false"/>
-          <w:sz w:val="26"/>
-          <w:szCs w:val="26"/>
-          <w:highlight w:val="yellow"/>
-        </w:rPr>
-        <w:t xml:space="preserve">{{CHUC_VU}}</w:t>
-      </w:r>
-    </w:p>
-    <w:p>
-      <w:pPr>
-        <w:spacing w:after="120" w:before="0" w:line="276" w:lineRule="auto"/>
-        <w:ind w:firstLine="566"/>
-        <w:jc w:val="both"/>
-      </w:pPr>
-      <w:r>
-        <w:rPr>
-          <w:rFonts w:ascii="Calibri" w:cs="Calibri" w:eastAsia="Calibri" w:hAnsi="Calibri"/>
-          <w:b w:val="false"/>
-          <w:bCs w:val="false"/>
-          <w:i w:val="false"/>
-          <w:iCs w:val="false"/>
-          <w:sz w:val="26"/>
-          <w:szCs w:val="26"/>
-        </w:rPr>
-        <w:t xml:space="preserve">(4) Địa chỉ liên lạc của đơn vị chuyên trách về an ninh mạng; — </w:t>
-      </w:r>
-      <w:r>
-        <w:rPr>
-          <w:rFonts w:ascii="Calibri" w:cs="Calibri" w:eastAsia="Calibri" w:hAnsi="Calibri"/>
-          <w:b w:val="false"/>
-          <w:bCs w:val="false"/>
-          <w:i w:val="false"/>
-          <w:iCs w:val="false"/>
-          <w:sz w:val="26"/>
-          <w:szCs w:val="26"/>
-          <w:highlight w:val="yellow"/>
-        </w:rPr>
-        <w:t xml:space="preserve">{{DIA_CHI_CHUYEN_TRACH}}</w:t>
-      </w:r>
-    </w:p>
-    <w:p>
-      <w:pPr>
-        <w:spacing w:after="120" w:before="0" w:line="276" w:lineRule="auto"/>
-        <w:ind w:firstLine="566"/>
-        <w:jc w:val="both"/>
-      </w:pPr>
-      <w:r>
-        <w:rPr>
-          <w:rFonts w:ascii="Calibri" w:cs="Calibri" w:eastAsia="Calibri" w:hAnsi="Calibri"/>
-          <w:b w:val="false"/>
-          <w:bCs w:val="false"/>
-          <w:i w:val="false"/>
-          <w:iCs w:val="false"/>
-          <w:sz w:val="26"/>
-          <w:szCs w:val="26"/>
-        </w:rPr>
-        <w:t xml:space="preserve">(5) Thông tin liên hệ bao gồm: Số điện thoại, thư điện tử của đơn vị chuyên trách về an ninh mạng. — </w:t>
-      </w:r>
-      <w:r>
-        <w:rPr>
-          <w:rFonts w:ascii="Calibri" w:cs="Calibri" w:eastAsia="Calibri" w:hAnsi="Calibri"/>
-          <w:b w:val="false"/>
-          <w:bCs w:val="false"/>
-          <w:i w:val="false"/>
-          <w:iCs w:val="false"/>
-          <w:sz w:val="26"/>
-          <w:szCs w:val="26"/>
-          <w:highlight w:val="yellow"/>
-        </w:rPr>
-        <w:t xml:space="preserve">{{DIEN_THOAI}}</w:t>
-      </w:r>
-      <w:r>
-        <w:rPr>
-          <w:rFonts w:ascii="Calibri" w:cs="Calibri" w:eastAsia="Calibri" w:hAnsi="Calibri"/>
-          <w:b w:val="false"/>
-          <w:bCs w:val="false"/>
-          <w:i w:val="false"/>
-          <w:iCs w:val="false"/>
-          <w:sz w:val="26"/>
-          <w:szCs w:val="26"/>
-        </w:rPr>
-        <w:t xml:space="preserve">, </w:t>
-      </w:r>
-      <w:r>
-        <w:rPr>
-          <w:rFonts w:ascii="Calibri" w:cs="Calibri" w:eastAsia="Calibri" w:hAnsi="Calibri"/>
-          <w:b w:val="false"/>
-          <w:bCs w:val="false"/>
-          <w:i w:val="false"/>
-          <w:iCs w:val="false"/>
-          <w:sz w:val="26"/>
-          <w:szCs w:val="26"/>
-          <w:highlight w:val="yellow"/>
-        </w:rPr>
-        <w:t xml:space="preserve">{{EMAIL}}</w:t>
-      </w:r>
-    </w:p>
-    <w:p>
-      <w:pPr>
-        <w:spacing w:after="120" w:before="0" w:line="276" w:lineRule="auto"/>
-        <w:ind w:firstLine="566"/>
-        <w:jc w:val="both"/>
-      </w:pPr>
-      <w:r>
-        <w:rPr>
-          <w:rFonts w:ascii="Calibri" w:cs="Calibri" w:eastAsia="Calibri" w:hAnsi="Calibri"/>
-          <w:b w:val="false"/>
-          <w:bCs w:val="false"/>
-          <w:i w:val="false"/>
-          <w:iCs w:val="false"/>
-          <w:sz w:val="26"/>
-          <w:szCs w:val="26"/>
-        </w:rPr>
-        <w:t xml:space="preserve">Trường hợp thuộc phạm vi quản lý có nhiều đơn vị có đủ năng lực, được quyết định là chủ quản hệ thống thông tin thì lần lượt báo cáo thông tin về từng chủ quản hệ thống thông tin và đơn vị chuyên trách về an ninh mạng tương ứng.</w:t>
-      </w:r>
-    </w:p>
-    <w:p>
-      <w:pPr>
-        <w:spacing w:after="120" w:before="0" w:line="276" w:lineRule="auto"/>
-        <w:ind w:firstLine="566"/>
-        <w:jc w:val="both"/>
-      </w:pPr>
-      <w:r>
-        <w:rPr>
-          <w:rFonts w:ascii="Calibri" w:cs="Calibri" w:eastAsia="Calibri" w:hAnsi="Calibri"/>
+          <w:rFonts w:ascii="Times New Roman" w:cs="Times New Roman" w:eastAsia="Times New Roman" w:hAnsi="Times New Roman"/>
           <w:b/>
           <w:bCs/>
           <w:i w:val="false"/>
@@ -1168,7 +1168,7 @@
       <w:pPr>
         <w:sectPr>
           <w:pgSz w:w="11905" w:h="16837" w:orient="portrait"/>
-          <w:pgMar w:top="1133" w:right="850" w:bottom="1133" w:left="1700" w:header="708" w:footer="708" w:gutter="0"/>
+          <w:pgMar w:top="1440" w:right="1440" w:bottom="1440" w:left="1440" w:header="708" w:footer="708" w:gutter="0"/>
           <w:pgNumType/>
           <w:docGrid w:linePitch="360"/>
         </w:sectPr>
@@ -1176,7 +1176,7 @@
     </w:p>
     <w:tbl>
       <w:tblPr>
-        <w:tblW w:type="dxa" w:w="14286"/>
+        <w:tblW w:type="pct" w:w="100%"/>
         <w:tblBorders>
           <w:top w:val="single" w:color="auto" w:sz="4"/>
           <w:left w:val="single" w:color="auto" w:sz="4"/>
@@ -1188,37 +1188,39 @@
         <w:tblLayout w:type="autofit"/>
       </w:tblPr>
       <w:tblGrid>
-        <w:gridCol w:w="700"/>
-        <w:gridCol w:w="755"/>
-        <w:gridCol w:w="755"/>
-        <w:gridCol w:w="1085"/>
-        <w:gridCol w:w="700"/>
-        <w:gridCol w:w="1274"/>
-        <w:gridCol w:w="1274"/>
-        <w:gridCol w:w="1510"/>
-        <w:gridCol w:w="1604"/>
-        <w:gridCol w:w="1368"/>
-        <w:gridCol w:w="2076"/>
-        <w:gridCol w:w="1185"/>
+        <w:gridCol w:w="758"/>
+        <w:gridCol w:w="1609"/>
+        <w:gridCol w:w="1348"/>
+        <w:gridCol w:w="890"/>
+        <w:gridCol w:w="765"/>
+        <w:gridCol w:w="1059"/>
+        <w:gridCol w:w="1328"/>
+        <w:gridCol w:w="1546"/>
+        <w:gridCol w:w="1161"/>
+        <w:gridCol w:w="1030"/>
+        <w:gridCol w:w="1454"/>
+        <w:gridCol w:w="1009"/>
       </w:tblGrid>
       <w:tr>
         <w:trPr>
+          <w:cantSplit/>
           <w:tblHeader/>
         </w:trPr>
         <w:tc>
           <w:tcPr>
-            <w:tcW w:type="dxa" w:w="700"/>
-            <w:tcBorders>
-              <w:top w:val="single" w:color="000000" w:sz="4"/>
-              <w:left w:val="single" w:color="000000" w:sz="4"/>
-              <w:bottom w:val="single" w:color="000000" w:sz="4"/>
-              <w:right w:val="single" w:color="000000" w:sz="4"/>
-            </w:tcBorders>
-            <w:tcMar>
-              <w:top w:type="dxa" w:w="40"/>
-              <w:left w:type="dxa" w:w="80"/>
-              <w:bottom w:type="dxa" w:w="40"/>
-              <w:right w:type="dxa" w:w="80"/>
+            <w:tcW w:type="dxa" w:w="758"/>
+            <w:tcBorders>
+              <w:top w:val="single" w:color="000000" w:sz="4"/>
+              <w:left w:val="single" w:color="000000" w:sz="4"/>
+              <w:bottom w:val="single" w:color="000000" w:sz="4"/>
+              <w:right w:val="single" w:color="000000" w:sz="4"/>
+            </w:tcBorders>
+            <w:shd w:fill="F2F2F2" w:color="auto" w:val="clear"/>
+            <w:tcMar>
+              <w:top w:type="dxa" w:w="30"/>
+              <w:left w:type="dxa" w:w="70"/>
+              <w:bottom w:type="dxa" w:w="30"/>
+              <w:right w:type="dxa" w:w="70"/>
             </w:tcMar>
             <w:vAlign w:val="center"/>
           </w:tcPr>
@@ -1229,13 +1231,13 @@
             </w:pPr>
             <w:r>
               <w:rPr>
-                <w:rFonts w:ascii="Calibri" w:cs="Calibri" w:eastAsia="Calibri" w:hAnsi="Calibri"/>
+                <w:rFonts w:ascii="Times New Roman" w:cs="Times New Roman" w:eastAsia="Times New Roman" w:hAnsi="Times New Roman"/>
                 <w:b/>
                 <w:bCs/>
                 <w:i w:val="false"/>
                 <w:iCs w:val="false"/>
-                <w:sz w:val="22"/>
-                <w:szCs w:val="22"/>
+                <w:sz w:val="18"/>
+                <w:szCs w:val="18"/>
               </w:rPr>
               <w:t xml:space="preserve">STT</w:t>
             </w:r>
@@ -1243,18 +1245,19 @@
         </w:tc>
         <w:tc>
           <w:tcPr>
-            <w:tcW w:type="dxa" w:w="755"/>
-            <w:tcBorders>
-              <w:top w:val="single" w:color="000000" w:sz="4"/>
-              <w:left w:val="single" w:color="000000" w:sz="4"/>
-              <w:bottom w:val="single" w:color="000000" w:sz="4"/>
-              <w:right w:val="single" w:color="000000" w:sz="4"/>
-            </w:tcBorders>
-            <w:tcMar>
-              <w:top w:type="dxa" w:w="40"/>
-              <w:left w:type="dxa" w:w="80"/>
-              <w:bottom w:type="dxa" w:w="40"/>
-              <w:right w:type="dxa" w:w="80"/>
+            <w:tcW w:type="dxa" w:w="1609"/>
+            <w:tcBorders>
+              <w:top w:val="single" w:color="000000" w:sz="4"/>
+              <w:left w:val="single" w:color="000000" w:sz="4"/>
+              <w:bottom w:val="single" w:color="000000" w:sz="4"/>
+              <w:right w:val="single" w:color="000000" w:sz="4"/>
+            </w:tcBorders>
+            <w:shd w:fill="F2F2F2" w:color="auto" w:val="clear"/>
+            <w:tcMar>
+              <w:top w:type="dxa" w:w="30"/>
+              <w:left w:type="dxa" w:w="70"/>
+              <w:bottom w:type="dxa" w:w="30"/>
+              <w:right w:type="dxa" w:w="70"/>
             </w:tcMar>
             <w:vAlign w:val="center"/>
           </w:tcPr>
@@ -1265,13 +1268,13 @@
             </w:pPr>
             <w:r>
               <w:rPr>
-                <w:rFonts w:ascii="Calibri" w:cs="Calibri" w:eastAsia="Calibri" w:hAnsi="Calibri"/>
+                <w:rFonts w:ascii="Times New Roman" w:cs="Times New Roman" w:eastAsia="Times New Roman" w:hAnsi="Times New Roman"/>
                 <w:b/>
                 <w:bCs/>
                 <w:i w:val="false"/>
                 <w:iCs w:val="false"/>
-                <w:sz w:val="22"/>
-                <w:szCs w:val="22"/>
+                <w:sz w:val="18"/>
+                <w:szCs w:val="18"/>
               </w:rPr>
               <w:t xml:space="preserve">Tên HTTT</w:t>
             </w:r>
@@ -1279,18 +1282,19 @@
         </w:tc>
         <w:tc>
           <w:tcPr>
-            <w:tcW w:type="dxa" w:w="755"/>
-            <w:tcBorders>
-              <w:top w:val="single" w:color="000000" w:sz="4"/>
-              <w:left w:val="single" w:color="000000" w:sz="4"/>
-              <w:bottom w:val="single" w:color="000000" w:sz="4"/>
-              <w:right w:val="single" w:color="000000" w:sz="4"/>
-            </w:tcBorders>
-            <w:tcMar>
-              <w:top w:type="dxa" w:w="40"/>
-              <w:left w:type="dxa" w:w="80"/>
-              <w:bottom w:type="dxa" w:w="40"/>
-              <w:right w:type="dxa" w:w="80"/>
+            <w:tcW w:type="dxa" w:w="1348"/>
+            <w:tcBorders>
+              <w:top w:val="single" w:color="000000" w:sz="4"/>
+              <w:left w:val="single" w:color="000000" w:sz="4"/>
+              <w:bottom w:val="single" w:color="000000" w:sz="4"/>
+              <w:right w:val="single" w:color="000000" w:sz="4"/>
+            </w:tcBorders>
+            <w:shd w:fill="F2F2F2" w:color="auto" w:val="clear"/>
+            <w:tcMar>
+              <w:top w:type="dxa" w:w="30"/>
+              <w:left w:type="dxa" w:w="70"/>
+              <w:bottom w:type="dxa" w:w="30"/>
+              <w:right w:type="dxa" w:w="70"/>
             </w:tcMar>
             <w:vAlign w:val="center"/>
           </w:tcPr>
@@ -1301,13 +1305,13 @@
             </w:pPr>
             <w:r>
               <w:rPr>
-                <w:rFonts w:ascii="Calibri" w:cs="Calibri" w:eastAsia="Calibri" w:hAnsi="Calibri"/>
+                <w:rFonts w:ascii="Times New Roman" w:cs="Times New Roman" w:eastAsia="Times New Roman" w:hAnsi="Times New Roman"/>
                 <w:b/>
                 <w:bCs/>
                 <w:i w:val="false"/>
                 <w:iCs w:val="false"/>
-                <w:sz w:val="22"/>
-                <w:szCs w:val="22"/>
+                <w:sz w:val="18"/>
+                <w:szCs w:val="18"/>
               </w:rPr>
               <w:t xml:space="preserve">Chủ quản HTTT</w:t>
             </w:r>
@@ -1315,18 +1319,19 @@
         </w:tc>
         <w:tc>
           <w:tcPr>
-            <w:tcW w:type="dxa" w:w="1085"/>
-            <w:tcBorders>
-              <w:top w:val="single" w:color="000000" w:sz="4"/>
-              <w:left w:val="single" w:color="000000" w:sz="4"/>
-              <w:bottom w:val="single" w:color="000000" w:sz="4"/>
-              <w:right w:val="single" w:color="000000" w:sz="4"/>
-            </w:tcBorders>
-            <w:tcMar>
-              <w:top w:type="dxa" w:w="40"/>
-              <w:left w:type="dxa" w:w="80"/>
-              <w:bottom w:type="dxa" w:w="40"/>
-              <w:right w:type="dxa" w:w="80"/>
+            <w:tcW w:type="dxa" w:w="890"/>
+            <w:tcBorders>
+              <w:top w:val="single" w:color="000000" w:sz="4"/>
+              <w:left w:val="single" w:color="000000" w:sz="4"/>
+              <w:bottom w:val="single" w:color="000000" w:sz="4"/>
+              <w:right w:val="single" w:color="000000" w:sz="4"/>
+            </w:tcBorders>
+            <w:shd w:fill="F2F2F2" w:color="auto" w:val="clear"/>
+            <w:tcMar>
+              <w:top w:type="dxa" w:w="30"/>
+              <w:left w:type="dxa" w:w="70"/>
+              <w:bottom w:type="dxa" w:w="30"/>
+              <w:right w:type="dxa" w:w="70"/>
             </w:tcMar>
             <w:vAlign w:val="center"/>
           </w:tcPr>
@@ -1337,13 +1342,13 @@
             </w:pPr>
             <w:r>
               <w:rPr>
-                <w:rFonts w:ascii="Calibri" w:cs="Calibri" w:eastAsia="Calibri" w:hAnsi="Calibri"/>
+                <w:rFonts w:ascii="Times New Roman" w:cs="Times New Roman" w:eastAsia="Times New Roman" w:hAnsi="Times New Roman"/>
                 <w:b/>
                 <w:bCs/>
                 <w:i w:val="false"/>
                 <w:iCs w:val="false"/>
-                <w:sz w:val="22"/>
-                <w:szCs w:val="22"/>
+                <w:sz w:val="18"/>
+                <w:szCs w:val="18"/>
               </w:rPr>
               <w:t xml:space="preserve">Đơn vị vận hành HTTT</w:t>
             </w:r>
@@ -1351,18 +1356,19 @@
         </w:tc>
         <w:tc>
           <w:tcPr>
-            <w:tcW w:type="dxa" w:w="700"/>
-            <w:tcBorders>
-              <w:top w:val="single" w:color="000000" w:sz="4"/>
-              <w:left w:val="single" w:color="000000" w:sz="4"/>
-              <w:bottom w:val="single" w:color="000000" w:sz="4"/>
-              <w:right w:val="single" w:color="000000" w:sz="4"/>
-            </w:tcBorders>
-            <w:tcMar>
-              <w:top w:type="dxa" w:w="40"/>
-              <w:left w:type="dxa" w:w="80"/>
-              <w:bottom w:type="dxa" w:w="40"/>
-              <w:right w:type="dxa" w:w="80"/>
+            <w:tcW w:type="dxa" w:w="765"/>
+            <w:tcBorders>
+              <w:top w:val="single" w:color="000000" w:sz="4"/>
+              <w:left w:val="single" w:color="000000" w:sz="4"/>
+              <w:bottom w:val="single" w:color="000000" w:sz="4"/>
+              <w:right w:val="single" w:color="000000" w:sz="4"/>
+            </w:tcBorders>
+            <w:shd w:fill="F2F2F2" w:color="auto" w:val="clear"/>
+            <w:tcMar>
+              <w:top w:type="dxa" w:w="30"/>
+              <w:left w:type="dxa" w:w="70"/>
+              <w:bottom w:type="dxa" w:w="30"/>
+              <w:right w:type="dxa" w:w="70"/>
             </w:tcMar>
             <w:vAlign w:val="center"/>
           </w:tcPr>
@@ -1373,13 +1379,13 @@
             </w:pPr>
             <w:r>
               <w:rPr>
-                <w:rFonts w:ascii="Calibri" w:cs="Calibri" w:eastAsia="Calibri" w:hAnsi="Calibri"/>
+                <w:rFonts w:ascii="Times New Roman" w:cs="Times New Roman" w:eastAsia="Times New Roman" w:hAnsi="Times New Roman"/>
                 <w:b/>
                 <w:bCs/>
                 <w:i w:val="false"/>
                 <w:iCs w:val="false"/>
-                <w:sz w:val="22"/>
-                <w:szCs w:val="22"/>
+                <w:sz w:val="18"/>
+                <w:szCs w:val="18"/>
               </w:rPr>
               <w:t xml:space="preserve">Cấp độ đề xuất</w:t>
             </w:r>
@@ -1387,18 +1393,19 @@
         </w:tc>
         <w:tc>
           <w:tcPr>
-            <w:tcW w:type="dxa" w:w="1274"/>
-            <w:tcBorders>
-              <w:top w:val="single" w:color="000000" w:sz="4"/>
-              <w:left w:val="single" w:color="000000" w:sz="4"/>
-              <w:bottom w:val="single" w:color="000000" w:sz="4"/>
-              <w:right w:val="single" w:color="000000" w:sz="4"/>
-            </w:tcBorders>
-            <w:tcMar>
-              <w:top w:type="dxa" w:w="40"/>
-              <w:left w:type="dxa" w:w="80"/>
-              <w:bottom w:type="dxa" w:w="40"/>
-              <w:right w:type="dxa" w:w="80"/>
+            <w:tcW w:type="dxa" w:w="1059"/>
+            <w:tcBorders>
+              <w:top w:val="single" w:color="000000" w:sz="4"/>
+              <w:left w:val="single" w:color="000000" w:sz="4"/>
+              <w:bottom w:val="single" w:color="000000" w:sz="4"/>
+              <w:right w:val="single" w:color="000000" w:sz="4"/>
+            </w:tcBorders>
+            <w:shd w:fill="F2F2F2" w:color="auto" w:val="clear"/>
+            <w:tcMar>
+              <w:top w:type="dxa" w:w="30"/>
+              <w:left w:type="dxa" w:w="70"/>
+              <w:bottom w:type="dxa" w:w="30"/>
+              <w:right w:type="dxa" w:w="70"/>
             </w:tcMar>
             <w:vAlign w:val="center"/>
           </w:tcPr>
@@ -1409,13 +1416,13 @@
             </w:pPr>
             <w:r>
               <w:rPr>
-                <w:rFonts w:ascii="Calibri" w:cs="Calibri" w:eastAsia="Calibri" w:hAnsi="Calibri"/>
+                <w:rFonts w:ascii="Times New Roman" w:cs="Times New Roman" w:eastAsia="Times New Roman" w:hAnsi="Times New Roman"/>
                 <w:b/>
                 <w:bCs/>
                 <w:i w:val="false"/>
                 <w:iCs w:val="false"/>
-                <w:sz w:val="22"/>
-                <w:szCs w:val="22"/>
+                <w:sz w:val="18"/>
+                <w:szCs w:val="18"/>
               </w:rPr>
               <w:t xml:space="preserve">Tình trạng phê duyệt cấp độ</w:t>
             </w:r>
@@ -1423,18 +1430,19 @@
         </w:tc>
         <w:tc>
           <w:tcPr>
-            <w:tcW w:type="dxa" w:w="1274"/>
-            <w:tcBorders>
-              <w:top w:val="single" w:color="000000" w:sz="4"/>
-              <w:left w:val="single" w:color="000000" w:sz="4"/>
-              <w:bottom w:val="single" w:color="000000" w:sz="4"/>
-              <w:right w:val="single" w:color="000000" w:sz="4"/>
-            </w:tcBorders>
-            <w:tcMar>
-              <w:top w:type="dxa" w:w="40"/>
-              <w:left w:type="dxa" w:w="80"/>
-              <w:bottom w:type="dxa" w:w="40"/>
-              <w:right w:type="dxa" w:w="80"/>
+            <w:tcW w:type="dxa" w:w="1328"/>
+            <w:tcBorders>
+              <w:top w:val="single" w:color="000000" w:sz="4"/>
+              <w:left w:val="single" w:color="000000" w:sz="4"/>
+              <w:bottom w:val="single" w:color="000000" w:sz="4"/>
+              <w:right w:val="single" w:color="000000" w:sz="4"/>
+            </w:tcBorders>
+            <w:shd w:fill="F2F2F2" w:color="auto" w:val="clear"/>
+            <w:tcMar>
+              <w:top w:type="dxa" w:w="30"/>
+              <w:left w:type="dxa" w:w="70"/>
+              <w:bottom w:type="dxa" w:w="30"/>
+              <w:right w:type="dxa" w:w="70"/>
             </w:tcMar>
             <w:vAlign w:val="center"/>
           </w:tcPr>
@@ -1445,13 +1453,13 @@
             </w:pPr>
             <w:r>
               <w:rPr>
-                <w:rFonts w:ascii="Calibri" w:cs="Calibri" w:eastAsia="Calibri" w:hAnsi="Calibri"/>
+                <w:rFonts w:ascii="Times New Roman" w:cs="Times New Roman" w:eastAsia="Times New Roman" w:hAnsi="Times New Roman"/>
                 <w:b/>
                 <w:bCs/>
                 <w:i w:val="false"/>
                 <w:iCs w:val="false"/>
-                <w:sz w:val="22"/>
-                <w:szCs w:val="22"/>
+                <w:sz w:val="18"/>
+                <w:szCs w:val="18"/>
               </w:rPr>
               <w:t xml:space="preserve">Quyết định phê duyệt cấp độ</w:t>
             </w:r>
@@ -1459,18 +1467,19 @@
         </w:tc>
         <w:tc>
           <w:tcPr>
-            <w:tcW w:type="dxa" w:w="1510"/>
-            <w:tcBorders>
-              <w:top w:val="single" w:color="000000" w:sz="4"/>
-              <w:left w:val="single" w:color="000000" w:sz="4"/>
-              <w:bottom w:val="single" w:color="000000" w:sz="4"/>
-              <w:right w:val="single" w:color="000000" w:sz="4"/>
-            </w:tcBorders>
-            <w:tcMar>
-              <w:top w:type="dxa" w:w="40"/>
-              <w:left w:type="dxa" w:w="80"/>
-              <w:bottom w:type="dxa" w:w="40"/>
-              <w:right w:type="dxa" w:w="80"/>
+            <w:tcW w:type="dxa" w:w="1546"/>
+            <w:tcBorders>
+              <w:top w:val="single" w:color="000000" w:sz="4"/>
+              <w:left w:val="single" w:color="000000" w:sz="4"/>
+              <w:bottom w:val="single" w:color="000000" w:sz="4"/>
+              <w:right w:val="single" w:color="000000" w:sz="4"/>
+            </w:tcBorders>
+            <w:shd w:fill="F2F2F2" w:color="auto" w:val="clear"/>
+            <w:tcMar>
+              <w:top w:type="dxa" w:w="30"/>
+              <w:left w:type="dxa" w:w="70"/>
+              <w:bottom w:type="dxa" w:w="30"/>
+              <w:right w:type="dxa" w:w="70"/>
             </w:tcMar>
             <w:vAlign w:val="center"/>
           </w:tcPr>
@@ -1481,13 +1490,13 @@
             </w:pPr>
             <w:r>
               <w:rPr>
-                <w:rFonts w:ascii="Calibri" w:cs="Calibri" w:eastAsia="Calibri" w:hAnsi="Calibri"/>
+                <w:rFonts w:ascii="Times New Roman" w:cs="Times New Roman" w:eastAsia="Times New Roman" w:hAnsi="Times New Roman"/>
                 <w:b/>
                 <w:bCs/>
                 <w:i w:val="false"/>
                 <w:iCs w:val="false"/>
-                <w:sz w:val="22"/>
-                <w:szCs w:val="22"/>
+                <w:sz w:val="18"/>
+                <w:szCs w:val="18"/>
               </w:rPr>
               <w:t xml:space="preserve">Quy chế bảo đảm ANM cho hệ thống</w:t>
             </w:r>
@@ -1495,18 +1504,19 @@
         </w:tc>
         <w:tc>
           <w:tcPr>
-            <w:tcW w:type="dxa" w:w="1604"/>
-            <w:tcBorders>
-              <w:top w:val="single" w:color="000000" w:sz="4"/>
-              <w:left w:val="single" w:color="000000" w:sz="4"/>
-              <w:bottom w:val="single" w:color="000000" w:sz="4"/>
-              <w:right w:val="single" w:color="000000" w:sz="4"/>
-            </w:tcBorders>
-            <w:tcMar>
-              <w:top w:type="dxa" w:w="40"/>
-              <w:left w:type="dxa" w:w="80"/>
-              <w:bottom w:type="dxa" w:w="40"/>
-              <w:right w:type="dxa" w:w="80"/>
+            <w:tcW w:type="dxa" w:w="1161"/>
+            <w:tcBorders>
+              <w:top w:val="single" w:color="000000" w:sz="4"/>
+              <w:left w:val="single" w:color="000000" w:sz="4"/>
+              <w:bottom w:val="single" w:color="000000" w:sz="4"/>
+              <w:right w:val="single" w:color="000000" w:sz="4"/>
+            </w:tcBorders>
+            <w:shd w:fill="F2F2F2" w:color="auto" w:val="clear"/>
+            <w:tcMar>
+              <w:top w:type="dxa" w:w="30"/>
+              <w:left w:type="dxa" w:w="70"/>
+              <w:bottom w:type="dxa" w:w="30"/>
+              <w:right w:type="dxa" w:w="70"/>
             </w:tcMar>
             <w:vAlign w:val="center"/>
           </w:tcPr>
@@ -1517,13 +1527,13 @@
             </w:pPr>
             <w:r>
               <w:rPr>
-                <w:rFonts w:ascii="Calibri" w:cs="Calibri" w:eastAsia="Calibri" w:hAnsi="Calibri"/>
+                <w:rFonts w:ascii="Times New Roman" w:cs="Times New Roman" w:eastAsia="Times New Roman" w:hAnsi="Times New Roman"/>
                 <w:b/>
                 <w:bCs/>
                 <w:i w:val="false"/>
                 <w:iCs w:val="false"/>
-                <w:sz w:val="22"/>
-                <w:szCs w:val="22"/>
+                <w:sz w:val="18"/>
+                <w:szCs w:val="18"/>
               </w:rPr>
               <w:t xml:space="preserve">Dự kiến thời điểm phê duyệt HSĐXCĐ</w:t>
             </w:r>
@@ -1531,18 +1541,19 @@
         </w:tc>
         <w:tc>
           <w:tcPr>
-            <w:tcW w:type="dxa" w:w="1368"/>
-            <w:tcBorders>
-              <w:top w:val="single" w:color="000000" w:sz="4"/>
-              <w:left w:val="single" w:color="000000" w:sz="4"/>
-              <w:bottom w:val="single" w:color="000000" w:sz="4"/>
-              <w:right w:val="single" w:color="000000" w:sz="4"/>
-            </w:tcBorders>
-            <w:tcMar>
-              <w:top w:type="dxa" w:w="40"/>
-              <w:left w:type="dxa" w:w="80"/>
-              <w:bottom w:type="dxa" w:w="40"/>
-              <w:right w:type="dxa" w:w="80"/>
+            <w:tcW w:type="dxa" w:w="1030"/>
+            <w:tcBorders>
+              <w:top w:val="single" w:color="000000" w:sz="4"/>
+              <w:left w:val="single" w:color="000000" w:sz="4"/>
+              <w:bottom w:val="single" w:color="000000" w:sz="4"/>
+              <w:right w:val="single" w:color="000000" w:sz="4"/>
+            </w:tcBorders>
+            <w:shd w:fill="F2F2F2" w:color="auto" w:val="clear"/>
+            <w:tcMar>
+              <w:top w:type="dxa" w:w="30"/>
+              <w:left w:type="dxa" w:w="70"/>
+              <w:bottom w:type="dxa" w:w="30"/>
+              <w:right w:type="dxa" w:w="70"/>
             </w:tcMar>
             <w:vAlign w:val="center"/>
           </w:tcPr>
@@ -1553,13 +1564,13 @@
             </w:pPr>
             <w:r>
               <w:rPr>
-                <w:rFonts w:ascii="Calibri" w:cs="Calibri" w:eastAsia="Calibri" w:hAnsi="Calibri"/>
+                <w:rFonts w:ascii="Times New Roman" w:cs="Times New Roman" w:eastAsia="Times New Roman" w:hAnsi="Times New Roman"/>
                 <w:b/>
                 <w:bCs/>
                 <w:i w:val="false"/>
                 <w:iCs w:val="false"/>
-                <w:sz w:val="22"/>
-                <w:szCs w:val="22"/>
+                <w:sz w:val="18"/>
+                <w:szCs w:val="18"/>
               </w:rPr>
               <w:t xml:space="preserve">Đã triển khai đầy đủ PA BĐANM</w:t>
             </w:r>
@@ -1567,18 +1578,19 @@
         </w:tc>
         <w:tc>
           <w:tcPr>
-            <w:tcW w:type="dxa" w:w="2076"/>
-            <w:tcBorders>
-              <w:top w:val="single" w:color="000000" w:sz="4"/>
-              <w:left w:val="single" w:color="000000" w:sz="4"/>
-              <w:bottom w:val="single" w:color="000000" w:sz="4"/>
-              <w:right w:val="single" w:color="000000" w:sz="4"/>
-            </w:tcBorders>
-            <w:tcMar>
-              <w:top w:type="dxa" w:w="40"/>
-              <w:left w:type="dxa" w:w="80"/>
-              <w:bottom w:type="dxa" w:w="40"/>
-              <w:right w:type="dxa" w:w="80"/>
+            <w:tcW w:type="dxa" w:w="1454"/>
+            <w:tcBorders>
+              <w:top w:val="single" w:color="000000" w:sz="4"/>
+              <w:left w:val="single" w:color="000000" w:sz="4"/>
+              <w:bottom w:val="single" w:color="000000" w:sz="4"/>
+              <w:right w:val="single" w:color="000000" w:sz="4"/>
+            </w:tcBorders>
+            <w:shd w:fill="F2F2F2" w:color="auto" w:val="clear"/>
+            <w:tcMar>
+              <w:top w:type="dxa" w:w="30"/>
+              <w:left w:type="dxa" w:w="70"/>
+              <w:bottom w:type="dxa" w:w="30"/>
+              <w:right w:type="dxa" w:w="70"/>
             </w:tcMar>
             <w:vAlign w:val="center"/>
           </w:tcPr>
@@ -1589,13 +1601,13 @@
             </w:pPr>
             <w:r>
               <w:rPr>
-                <w:rFonts w:ascii="Calibri" w:cs="Calibri" w:eastAsia="Calibri" w:hAnsi="Calibri"/>
+                <w:rFonts w:ascii="Times New Roman" w:cs="Times New Roman" w:eastAsia="Times New Roman" w:hAnsi="Times New Roman"/>
                 <w:b/>
                 <w:bCs/>
                 <w:i w:val="false"/>
                 <w:iCs w:val="false"/>
-                <w:sz w:val="22"/>
-                <w:szCs w:val="22"/>
+                <w:sz w:val="18"/>
+                <w:szCs w:val="18"/>
               </w:rPr>
               <w:t xml:space="preserve">Dự kiến thời điểm triển khai đầy đủ PA BĐANM</w:t>
             </w:r>
@@ -1603,18 +1615,19 @@
         </w:tc>
         <w:tc>
           <w:tcPr>
-            <w:tcW w:type="dxa" w:w="1185"/>
-            <w:tcBorders>
-              <w:top w:val="single" w:color="000000" w:sz="4"/>
-              <w:left w:val="single" w:color="000000" w:sz="4"/>
-              <w:bottom w:val="single" w:color="000000" w:sz="4"/>
-              <w:right w:val="single" w:color="000000" w:sz="4"/>
-            </w:tcBorders>
-            <w:tcMar>
-              <w:top w:type="dxa" w:w="40"/>
-              <w:left w:type="dxa" w:w="80"/>
-              <w:bottom w:type="dxa" w:w="40"/>
-              <w:right w:type="dxa" w:w="80"/>
+            <w:tcW w:type="dxa" w:w="1009"/>
+            <w:tcBorders>
+              <w:top w:val="single" w:color="000000" w:sz="4"/>
+              <w:left w:val="single" w:color="000000" w:sz="4"/>
+              <w:bottom w:val="single" w:color="000000" w:sz="4"/>
+              <w:right w:val="single" w:color="000000" w:sz="4"/>
+            </w:tcBorders>
+            <w:shd w:fill="F2F2F2" w:color="auto" w:val="clear"/>
+            <w:tcMar>
+              <w:top w:type="dxa" w:w="30"/>
+              <w:left w:type="dxa" w:w="70"/>
+              <w:bottom w:type="dxa" w:w="30"/>
+              <w:right w:type="dxa" w:w="70"/>
             </w:tcMar>
             <w:vAlign w:val="center"/>
           </w:tcPr>
@@ -1625,13 +1638,13 @@
             </w:pPr>
             <w:r>
               <w:rPr>
-                <w:rFonts w:ascii="Calibri" w:cs="Calibri" w:eastAsia="Calibri" w:hAnsi="Calibri"/>
+                <w:rFonts w:ascii="Times New Roman" w:cs="Times New Roman" w:eastAsia="Times New Roman" w:hAnsi="Times New Roman"/>
                 <w:b/>
                 <w:bCs/>
                 <w:i w:val="false"/>
                 <w:iCs w:val="false"/>
-                <w:sz w:val="22"/>
-                <w:szCs w:val="22"/>
+                <w:sz w:val="18"/>
+                <w:szCs w:val="18"/>
               </w:rPr>
               <w:t xml:space="preserve">Đã kiểm tra, đánh giá ANM</w:t>
             </w:r>
@@ -1640,22 +1653,23 @@
       </w:tr>
       <w:tr>
         <w:trPr>
+          <w:cantSplit/>
           <w:tblHeader w:val="false"/>
         </w:trPr>
         <w:tc>
           <w:tcPr>
-            <w:tcW w:type="dxa" w:w="700"/>
-            <w:tcBorders>
-              <w:top w:val="single" w:color="000000" w:sz="4"/>
-              <w:left w:val="single" w:color="000000" w:sz="4"/>
-              <w:bottom w:val="single" w:color="000000" w:sz="4"/>
-              <w:right w:val="single" w:color="000000" w:sz="4"/>
-            </w:tcBorders>
-            <w:tcMar>
-              <w:top w:type="dxa" w:w="40"/>
-              <w:left w:type="dxa" w:w="80"/>
-              <w:bottom w:type="dxa" w:w="40"/>
-              <w:right w:type="dxa" w:w="80"/>
+            <w:tcW w:type="dxa" w:w="758"/>
+            <w:tcBorders>
+              <w:top w:val="single" w:color="000000" w:sz="4"/>
+              <w:left w:val="single" w:color="000000" w:sz="4"/>
+              <w:bottom w:val="single" w:color="000000" w:sz="4"/>
+              <w:right w:val="single" w:color="000000" w:sz="4"/>
+            </w:tcBorders>
+            <w:tcMar>
+              <w:top w:type="dxa" w:w="30"/>
+              <w:left w:type="dxa" w:w="70"/>
+              <w:bottom w:type="dxa" w:w="30"/>
+              <w:right w:type="dxa" w:w="70"/>
             </w:tcMar>
             <w:vAlign w:val="center"/>
           </w:tcPr>
@@ -1666,13 +1680,13 @@
             </w:pPr>
             <w:r>
               <w:rPr>
-                <w:rFonts w:ascii="Calibri" w:cs="Calibri" w:eastAsia="Calibri" w:hAnsi="Calibri"/>
-                <w:b w:val="false"/>
-                <w:bCs w:val="false"/>
-                <w:i w:val="false"/>
-                <w:iCs w:val="false"/>
-                <w:sz w:val="22"/>
-                <w:szCs w:val="22"/>
+                <w:rFonts w:ascii="Times New Roman" w:cs="Times New Roman" w:eastAsia="Times New Roman" w:hAnsi="Times New Roman"/>
+                <w:b w:val="false"/>
+                <w:bCs w:val="false"/>
+                <w:i w:val="false"/>
+                <w:iCs w:val="false"/>
+                <w:sz w:val="18"/>
+                <w:szCs w:val="18"/>
               </w:rPr>
               <w:t xml:space="preserve">(1)</w:t>
             </w:r>
@@ -1680,18 +1694,18 @@
         </w:tc>
         <w:tc>
           <w:tcPr>
-            <w:tcW w:type="dxa" w:w="755"/>
-            <w:tcBorders>
-              <w:top w:val="single" w:color="000000" w:sz="4"/>
-              <w:left w:val="single" w:color="000000" w:sz="4"/>
-              <w:bottom w:val="single" w:color="000000" w:sz="4"/>
-              <w:right w:val="single" w:color="000000" w:sz="4"/>
-            </w:tcBorders>
-            <w:tcMar>
-              <w:top w:type="dxa" w:w="40"/>
-              <w:left w:type="dxa" w:w="80"/>
-              <w:bottom w:type="dxa" w:w="40"/>
-              <w:right w:type="dxa" w:w="80"/>
+            <w:tcW w:type="dxa" w:w="1609"/>
+            <w:tcBorders>
+              <w:top w:val="single" w:color="000000" w:sz="4"/>
+              <w:left w:val="single" w:color="000000" w:sz="4"/>
+              <w:bottom w:val="single" w:color="000000" w:sz="4"/>
+              <w:right w:val="single" w:color="000000" w:sz="4"/>
+            </w:tcBorders>
+            <w:tcMar>
+              <w:top w:type="dxa" w:w="30"/>
+              <w:left w:type="dxa" w:w="70"/>
+              <w:bottom w:type="dxa" w:w="30"/>
+              <w:right w:type="dxa" w:w="70"/>
             </w:tcMar>
             <w:vAlign w:val="center"/>
           </w:tcPr>
@@ -1702,13 +1716,13 @@
             </w:pPr>
             <w:r>
               <w:rPr>
-                <w:rFonts w:ascii="Calibri" w:cs="Calibri" w:eastAsia="Calibri" w:hAnsi="Calibri"/>
-                <w:b w:val="false"/>
-                <w:bCs w:val="false"/>
-                <w:i w:val="false"/>
-                <w:iCs w:val="false"/>
-                <w:sz w:val="22"/>
-                <w:szCs w:val="22"/>
+                <w:rFonts w:ascii="Times New Roman" w:cs="Times New Roman" w:eastAsia="Times New Roman" w:hAnsi="Times New Roman"/>
+                <w:b w:val="false"/>
+                <w:bCs w:val="false"/>
+                <w:i w:val="false"/>
+                <w:iCs w:val="false"/>
+                <w:sz w:val="18"/>
+                <w:szCs w:val="18"/>
               </w:rPr>
               <w:t xml:space="preserve">(2)</w:t>
             </w:r>
@@ -1716,18 +1730,18 @@
         </w:tc>
         <w:tc>
           <w:tcPr>
-            <w:tcW w:type="dxa" w:w="755"/>
-            <w:tcBorders>
-              <w:top w:val="single" w:color="000000" w:sz="4"/>
-              <w:left w:val="single" w:color="000000" w:sz="4"/>
-              <w:bottom w:val="single" w:color="000000" w:sz="4"/>
-              <w:right w:val="single" w:color="000000" w:sz="4"/>
-            </w:tcBorders>
-            <w:tcMar>
-              <w:top w:type="dxa" w:w="40"/>
-              <w:left w:type="dxa" w:w="80"/>
-              <w:bottom w:type="dxa" w:w="40"/>
-              <w:right w:type="dxa" w:w="80"/>
+            <w:tcW w:type="dxa" w:w="1348"/>
+            <w:tcBorders>
+              <w:top w:val="single" w:color="000000" w:sz="4"/>
+              <w:left w:val="single" w:color="000000" w:sz="4"/>
+              <w:bottom w:val="single" w:color="000000" w:sz="4"/>
+              <w:right w:val="single" w:color="000000" w:sz="4"/>
+            </w:tcBorders>
+            <w:tcMar>
+              <w:top w:type="dxa" w:w="30"/>
+              <w:left w:type="dxa" w:w="70"/>
+              <w:bottom w:type="dxa" w:w="30"/>
+              <w:right w:type="dxa" w:w="70"/>
             </w:tcMar>
             <w:vAlign w:val="center"/>
           </w:tcPr>
@@ -1738,13 +1752,13 @@
             </w:pPr>
             <w:r>
               <w:rPr>
-                <w:rFonts w:ascii="Calibri" w:cs="Calibri" w:eastAsia="Calibri" w:hAnsi="Calibri"/>
-                <w:b w:val="false"/>
-                <w:bCs w:val="false"/>
-                <w:i w:val="false"/>
-                <w:iCs w:val="false"/>
-                <w:sz w:val="22"/>
-                <w:szCs w:val="22"/>
+                <w:rFonts w:ascii="Times New Roman" w:cs="Times New Roman" w:eastAsia="Times New Roman" w:hAnsi="Times New Roman"/>
+                <w:b w:val="false"/>
+                <w:bCs w:val="false"/>
+                <w:i w:val="false"/>
+                <w:iCs w:val="false"/>
+                <w:sz w:val="18"/>
+                <w:szCs w:val="18"/>
               </w:rPr>
               <w:t xml:space="preserve">(3)</w:t>
             </w:r>
@@ -1752,18 +1766,18 @@
         </w:tc>
         <w:tc>
           <w:tcPr>
-            <w:tcW w:type="dxa" w:w="1085"/>
-            <w:tcBorders>
-              <w:top w:val="single" w:color="000000" w:sz="4"/>
-              <w:left w:val="single" w:color="000000" w:sz="4"/>
-              <w:bottom w:val="single" w:color="000000" w:sz="4"/>
-              <w:right w:val="single" w:color="000000" w:sz="4"/>
-            </w:tcBorders>
-            <w:tcMar>
-              <w:top w:type="dxa" w:w="40"/>
-              <w:left w:type="dxa" w:w="80"/>
-              <w:bottom w:type="dxa" w:w="40"/>
-              <w:right w:type="dxa" w:w="80"/>
+            <w:tcW w:type="dxa" w:w="890"/>
+            <w:tcBorders>
+              <w:top w:val="single" w:color="000000" w:sz="4"/>
+              <w:left w:val="single" w:color="000000" w:sz="4"/>
+              <w:bottom w:val="single" w:color="000000" w:sz="4"/>
+              <w:right w:val="single" w:color="000000" w:sz="4"/>
+            </w:tcBorders>
+            <w:tcMar>
+              <w:top w:type="dxa" w:w="30"/>
+              <w:left w:type="dxa" w:w="70"/>
+              <w:bottom w:type="dxa" w:w="30"/>
+              <w:right w:type="dxa" w:w="70"/>
             </w:tcMar>
             <w:vAlign w:val="center"/>
           </w:tcPr>
@@ -1774,13 +1788,13 @@
             </w:pPr>
             <w:r>
               <w:rPr>
-                <w:rFonts w:ascii="Calibri" w:cs="Calibri" w:eastAsia="Calibri" w:hAnsi="Calibri"/>
-                <w:b w:val="false"/>
-                <w:bCs w:val="false"/>
-                <w:i w:val="false"/>
-                <w:iCs w:val="false"/>
-                <w:sz w:val="22"/>
-                <w:szCs w:val="22"/>
+                <w:rFonts w:ascii="Times New Roman" w:cs="Times New Roman" w:eastAsia="Times New Roman" w:hAnsi="Times New Roman"/>
+                <w:b w:val="false"/>
+                <w:bCs w:val="false"/>
+                <w:i w:val="false"/>
+                <w:iCs w:val="false"/>
+                <w:sz w:val="18"/>
+                <w:szCs w:val="18"/>
               </w:rPr>
               <w:t xml:space="preserve">(4)</w:t>
             </w:r>
@@ -1788,18 +1802,18 @@
         </w:tc>
         <w:tc>
           <w:tcPr>
-            <w:tcW w:type="dxa" w:w="700"/>
-            <w:tcBorders>
-              <w:top w:val="single" w:color="000000" w:sz="4"/>
-              <w:left w:val="single" w:color="000000" w:sz="4"/>
-              <w:bottom w:val="single" w:color="000000" w:sz="4"/>
-              <w:right w:val="single" w:color="000000" w:sz="4"/>
-            </w:tcBorders>
-            <w:tcMar>
-              <w:top w:type="dxa" w:w="40"/>
-              <w:left w:type="dxa" w:w="80"/>
-              <w:bottom w:type="dxa" w:w="40"/>
-              <w:right w:type="dxa" w:w="80"/>
+            <w:tcW w:type="dxa" w:w="765"/>
+            <w:tcBorders>
+              <w:top w:val="single" w:color="000000" w:sz="4"/>
+              <w:left w:val="single" w:color="000000" w:sz="4"/>
+              <w:bottom w:val="single" w:color="000000" w:sz="4"/>
+              <w:right w:val="single" w:color="000000" w:sz="4"/>
+            </w:tcBorders>
+            <w:tcMar>
+              <w:top w:type="dxa" w:w="30"/>
+              <w:left w:type="dxa" w:w="70"/>
+              <w:bottom w:type="dxa" w:w="30"/>
+              <w:right w:type="dxa" w:w="70"/>
             </w:tcMar>
             <w:vAlign w:val="center"/>
           </w:tcPr>
@@ -1810,13 +1824,13 @@
             </w:pPr>
             <w:r>
               <w:rPr>
-                <w:rFonts w:ascii="Calibri" w:cs="Calibri" w:eastAsia="Calibri" w:hAnsi="Calibri"/>
-                <w:b w:val="false"/>
-                <w:bCs w:val="false"/>
-                <w:i w:val="false"/>
-                <w:iCs w:val="false"/>
-                <w:sz w:val="22"/>
-                <w:szCs w:val="22"/>
+                <w:rFonts w:ascii="Times New Roman" w:cs="Times New Roman" w:eastAsia="Times New Roman" w:hAnsi="Times New Roman"/>
+                <w:b w:val="false"/>
+                <w:bCs w:val="false"/>
+                <w:i w:val="false"/>
+                <w:iCs w:val="false"/>
+                <w:sz w:val="18"/>
+                <w:szCs w:val="18"/>
               </w:rPr>
               <w:t xml:space="preserve">(5)</w:t>
             </w:r>
@@ -1824,18 +1838,18 @@
         </w:tc>
         <w:tc>
           <w:tcPr>
-            <w:tcW w:type="dxa" w:w="1274"/>
-            <w:tcBorders>
-              <w:top w:val="single" w:color="000000" w:sz="4"/>
-              <w:left w:val="single" w:color="000000" w:sz="4"/>
-              <w:bottom w:val="single" w:color="000000" w:sz="4"/>
-              <w:right w:val="single" w:color="000000" w:sz="4"/>
-            </w:tcBorders>
-            <w:tcMar>
-              <w:top w:type="dxa" w:w="40"/>
-              <w:left w:type="dxa" w:w="80"/>
-              <w:bottom w:type="dxa" w:w="40"/>
-              <w:right w:type="dxa" w:w="80"/>
+            <w:tcW w:type="dxa" w:w="1059"/>
+            <w:tcBorders>
+              <w:top w:val="single" w:color="000000" w:sz="4"/>
+              <w:left w:val="single" w:color="000000" w:sz="4"/>
+              <w:bottom w:val="single" w:color="000000" w:sz="4"/>
+              <w:right w:val="single" w:color="000000" w:sz="4"/>
+            </w:tcBorders>
+            <w:tcMar>
+              <w:top w:type="dxa" w:w="30"/>
+              <w:left w:type="dxa" w:w="70"/>
+              <w:bottom w:type="dxa" w:w="30"/>
+              <w:right w:type="dxa" w:w="70"/>
             </w:tcMar>
             <w:vAlign w:val="center"/>
           </w:tcPr>
@@ -1846,13 +1860,13 @@
             </w:pPr>
             <w:r>
               <w:rPr>
-                <w:rFonts w:ascii="Calibri" w:cs="Calibri" w:eastAsia="Calibri" w:hAnsi="Calibri"/>
-                <w:b w:val="false"/>
-                <w:bCs w:val="false"/>
-                <w:i w:val="false"/>
-                <w:iCs w:val="false"/>
-                <w:sz w:val="22"/>
-                <w:szCs w:val="22"/>
+                <w:rFonts w:ascii="Times New Roman" w:cs="Times New Roman" w:eastAsia="Times New Roman" w:hAnsi="Times New Roman"/>
+                <w:b w:val="false"/>
+                <w:bCs w:val="false"/>
+                <w:i w:val="false"/>
+                <w:iCs w:val="false"/>
+                <w:sz w:val="18"/>
+                <w:szCs w:val="18"/>
               </w:rPr>
               <w:t xml:space="preserve">(6)</w:t>
             </w:r>
@@ -1860,18 +1874,18 @@
         </w:tc>
         <w:tc>
           <w:tcPr>
-            <w:tcW w:type="dxa" w:w="1274"/>
-            <w:tcBorders>
-              <w:top w:val="single" w:color="000000" w:sz="4"/>
-              <w:left w:val="single" w:color="000000" w:sz="4"/>
-              <w:bottom w:val="single" w:color="000000" w:sz="4"/>
-              <w:right w:val="single" w:color="000000" w:sz="4"/>
-            </w:tcBorders>
-            <w:tcMar>
-              <w:top w:type="dxa" w:w="40"/>
-              <w:left w:type="dxa" w:w="80"/>
-              <w:bottom w:type="dxa" w:w="40"/>
-              <w:right w:type="dxa" w:w="80"/>
+            <w:tcW w:type="dxa" w:w="1328"/>
+            <w:tcBorders>
+              <w:top w:val="single" w:color="000000" w:sz="4"/>
+              <w:left w:val="single" w:color="000000" w:sz="4"/>
+              <w:bottom w:val="single" w:color="000000" w:sz="4"/>
+              <w:right w:val="single" w:color="000000" w:sz="4"/>
+            </w:tcBorders>
+            <w:tcMar>
+              <w:top w:type="dxa" w:w="30"/>
+              <w:left w:type="dxa" w:w="70"/>
+              <w:bottom w:type="dxa" w:w="30"/>
+              <w:right w:type="dxa" w:w="70"/>
             </w:tcMar>
             <w:vAlign w:val="center"/>
           </w:tcPr>
@@ -1882,13 +1896,13 @@
             </w:pPr>
             <w:r>
               <w:rPr>
-                <w:rFonts w:ascii="Calibri" w:cs="Calibri" w:eastAsia="Calibri" w:hAnsi="Calibri"/>
-                <w:b w:val="false"/>
-                <w:bCs w:val="false"/>
-                <w:i w:val="false"/>
-                <w:iCs w:val="false"/>
-                <w:sz w:val="22"/>
-                <w:szCs w:val="22"/>
+                <w:rFonts w:ascii="Times New Roman" w:cs="Times New Roman" w:eastAsia="Times New Roman" w:hAnsi="Times New Roman"/>
+                <w:b w:val="false"/>
+                <w:bCs w:val="false"/>
+                <w:i w:val="false"/>
+                <w:iCs w:val="false"/>
+                <w:sz w:val="18"/>
+                <w:szCs w:val="18"/>
               </w:rPr>
               <w:t xml:space="preserve">(7)</w:t>
             </w:r>
@@ -1896,18 +1910,18 @@
         </w:tc>
         <w:tc>
           <w:tcPr>
-            <w:tcW w:type="dxa" w:w="1510"/>
-            <w:tcBorders>
-              <w:top w:val="single" w:color="000000" w:sz="4"/>
-              <w:left w:val="single" w:color="000000" w:sz="4"/>
-              <w:bottom w:val="single" w:color="000000" w:sz="4"/>
-              <w:right w:val="single" w:color="000000" w:sz="4"/>
-            </w:tcBorders>
-            <w:tcMar>
-              <w:top w:type="dxa" w:w="40"/>
-              <w:left w:type="dxa" w:w="80"/>
-              <w:bottom w:type="dxa" w:w="40"/>
-              <w:right w:type="dxa" w:w="80"/>
+            <w:tcW w:type="dxa" w:w="1546"/>
+            <w:tcBorders>
+              <w:top w:val="single" w:color="000000" w:sz="4"/>
+              <w:left w:val="single" w:color="000000" w:sz="4"/>
+              <w:bottom w:val="single" w:color="000000" w:sz="4"/>
+              <w:right w:val="single" w:color="000000" w:sz="4"/>
+            </w:tcBorders>
+            <w:tcMar>
+              <w:top w:type="dxa" w:w="30"/>
+              <w:left w:type="dxa" w:w="70"/>
+              <w:bottom w:type="dxa" w:w="30"/>
+              <w:right w:type="dxa" w:w="70"/>
             </w:tcMar>
             <w:vAlign w:val="center"/>
           </w:tcPr>
@@ -1918,13 +1932,13 @@
             </w:pPr>
             <w:r>
               <w:rPr>
-                <w:rFonts w:ascii="Calibri" w:cs="Calibri" w:eastAsia="Calibri" w:hAnsi="Calibri"/>
-                <w:b w:val="false"/>
-                <w:bCs w:val="false"/>
-                <w:i w:val="false"/>
-                <w:iCs w:val="false"/>
-                <w:sz w:val="22"/>
-                <w:szCs w:val="22"/>
+                <w:rFonts w:ascii="Times New Roman" w:cs="Times New Roman" w:eastAsia="Times New Roman" w:hAnsi="Times New Roman"/>
+                <w:b w:val="false"/>
+                <w:bCs w:val="false"/>
+                <w:i w:val="false"/>
+                <w:iCs w:val="false"/>
+                <w:sz w:val="18"/>
+                <w:szCs w:val="18"/>
               </w:rPr>
               <w:t xml:space="preserve">(8)</w:t>
             </w:r>
@@ -1932,18 +1946,18 @@
         </w:tc>
         <w:tc>
           <w:tcPr>
-            <w:tcW w:type="dxa" w:w="1604"/>
-            <w:tcBorders>
-              <w:top w:val="single" w:color="000000" w:sz="4"/>
-              <w:left w:val="single" w:color="000000" w:sz="4"/>
-              <w:bottom w:val="single" w:color="000000" w:sz="4"/>
-              <w:right w:val="single" w:color="000000" w:sz="4"/>
-            </w:tcBorders>
-            <w:tcMar>
-              <w:top w:type="dxa" w:w="40"/>
-              <w:left w:type="dxa" w:w="80"/>
-              <w:bottom w:type="dxa" w:w="40"/>
-              <w:right w:type="dxa" w:w="80"/>
+            <w:tcW w:type="dxa" w:w="1161"/>
+            <w:tcBorders>
+              <w:top w:val="single" w:color="000000" w:sz="4"/>
+              <w:left w:val="single" w:color="000000" w:sz="4"/>
+              <w:bottom w:val="single" w:color="000000" w:sz="4"/>
+              <w:right w:val="single" w:color="000000" w:sz="4"/>
+            </w:tcBorders>
+            <w:tcMar>
+              <w:top w:type="dxa" w:w="30"/>
+              <w:left w:type="dxa" w:w="70"/>
+              <w:bottom w:type="dxa" w:w="30"/>
+              <w:right w:type="dxa" w:w="70"/>
             </w:tcMar>
             <w:vAlign w:val="center"/>
           </w:tcPr>
@@ -1954,13 +1968,13 @@
             </w:pPr>
             <w:r>
               <w:rPr>
-                <w:rFonts w:ascii="Calibri" w:cs="Calibri" w:eastAsia="Calibri" w:hAnsi="Calibri"/>
-                <w:b w:val="false"/>
-                <w:bCs w:val="false"/>
-                <w:i w:val="false"/>
-                <w:iCs w:val="false"/>
-                <w:sz w:val="22"/>
-                <w:szCs w:val="22"/>
+                <w:rFonts w:ascii="Times New Roman" w:cs="Times New Roman" w:eastAsia="Times New Roman" w:hAnsi="Times New Roman"/>
+                <w:b w:val="false"/>
+                <w:bCs w:val="false"/>
+                <w:i w:val="false"/>
+                <w:iCs w:val="false"/>
+                <w:sz w:val="18"/>
+                <w:szCs w:val="18"/>
               </w:rPr>
               <w:t xml:space="preserve">(9)</w:t>
             </w:r>
@@ -1968,18 +1982,18 @@
         </w:tc>
         <w:tc>
           <w:tcPr>
-            <w:tcW w:type="dxa" w:w="1368"/>
-            <w:tcBorders>
-              <w:top w:val="single" w:color="000000" w:sz="4"/>
-              <w:left w:val="single" w:color="000000" w:sz="4"/>
-              <w:bottom w:val="single" w:color="000000" w:sz="4"/>
-              <w:right w:val="single" w:color="000000" w:sz="4"/>
-            </w:tcBorders>
-            <w:tcMar>
-              <w:top w:type="dxa" w:w="40"/>
-              <w:left w:type="dxa" w:w="80"/>
-              <w:bottom w:type="dxa" w:w="40"/>
-              <w:right w:type="dxa" w:w="80"/>
+            <w:tcW w:type="dxa" w:w="1030"/>
+            <w:tcBorders>
+              <w:top w:val="single" w:color="000000" w:sz="4"/>
+              <w:left w:val="single" w:color="000000" w:sz="4"/>
+              <w:bottom w:val="single" w:color="000000" w:sz="4"/>
+              <w:right w:val="single" w:color="000000" w:sz="4"/>
+            </w:tcBorders>
+            <w:tcMar>
+              <w:top w:type="dxa" w:w="30"/>
+              <w:left w:type="dxa" w:w="70"/>
+              <w:bottom w:type="dxa" w:w="30"/>
+              <w:right w:type="dxa" w:w="70"/>
             </w:tcMar>
             <w:vAlign w:val="center"/>
           </w:tcPr>
@@ -1990,13 +2004,13 @@
             </w:pPr>
             <w:r>
               <w:rPr>
-                <w:rFonts w:ascii="Calibri" w:cs="Calibri" w:eastAsia="Calibri" w:hAnsi="Calibri"/>
-                <w:b w:val="false"/>
-                <w:bCs w:val="false"/>
-                <w:i w:val="false"/>
-                <w:iCs w:val="false"/>
-                <w:sz w:val="22"/>
-                <w:szCs w:val="22"/>
+                <w:rFonts w:ascii="Times New Roman" w:cs="Times New Roman" w:eastAsia="Times New Roman" w:hAnsi="Times New Roman"/>
+                <w:b w:val="false"/>
+                <w:bCs w:val="false"/>
+                <w:i w:val="false"/>
+                <w:iCs w:val="false"/>
+                <w:sz w:val="18"/>
+                <w:szCs w:val="18"/>
               </w:rPr>
               <w:t xml:space="preserve">(10)</w:t>
             </w:r>
@@ -2004,18 +2018,18 @@
         </w:tc>
         <w:tc>
           <w:tcPr>
-            <w:tcW w:type="dxa" w:w="2076"/>
-            <w:tcBorders>
-              <w:top w:val="single" w:color="000000" w:sz="4"/>
-              <w:left w:val="single" w:color="000000" w:sz="4"/>
-              <w:bottom w:val="single" w:color="000000" w:sz="4"/>
-              <w:right w:val="single" w:color="000000" w:sz="4"/>
-            </w:tcBorders>
-            <w:tcMar>
-              <w:top w:type="dxa" w:w="40"/>
-              <w:left w:type="dxa" w:w="80"/>
-              <w:bottom w:type="dxa" w:w="40"/>
-              <w:right w:type="dxa" w:w="80"/>
+            <w:tcW w:type="dxa" w:w="1454"/>
+            <w:tcBorders>
+              <w:top w:val="single" w:color="000000" w:sz="4"/>
+              <w:left w:val="single" w:color="000000" w:sz="4"/>
+              <w:bottom w:val="single" w:color="000000" w:sz="4"/>
+              <w:right w:val="single" w:color="000000" w:sz="4"/>
+            </w:tcBorders>
+            <w:tcMar>
+              <w:top w:type="dxa" w:w="30"/>
+              <w:left w:type="dxa" w:w="70"/>
+              <w:bottom w:type="dxa" w:w="30"/>
+              <w:right w:type="dxa" w:w="70"/>
             </w:tcMar>
             <w:vAlign w:val="center"/>
           </w:tcPr>
@@ -2026,13 +2040,13 @@
             </w:pPr>
             <w:r>
               <w:rPr>
-                <w:rFonts w:ascii="Calibri" w:cs="Calibri" w:eastAsia="Calibri" w:hAnsi="Calibri"/>
-                <w:b w:val="false"/>
-                <w:bCs w:val="false"/>
-                <w:i w:val="false"/>
-                <w:iCs w:val="false"/>
-                <w:sz w:val="22"/>
-                <w:szCs w:val="22"/>
+                <w:rFonts w:ascii="Times New Roman" w:cs="Times New Roman" w:eastAsia="Times New Roman" w:hAnsi="Times New Roman"/>
+                <w:b w:val="false"/>
+                <w:bCs w:val="false"/>
+                <w:i w:val="false"/>
+                <w:iCs w:val="false"/>
+                <w:sz w:val="18"/>
+                <w:szCs w:val="18"/>
               </w:rPr>
               <w:t xml:space="preserve">(11)</w:t>
             </w:r>
@@ -2040,18 +2054,18 @@
         </w:tc>
         <w:tc>
           <w:tcPr>
-            <w:tcW w:type="dxa" w:w="1185"/>
-            <w:tcBorders>
-              <w:top w:val="single" w:color="000000" w:sz="4"/>
-              <w:left w:val="single" w:color="000000" w:sz="4"/>
-              <w:bottom w:val="single" w:color="000000" w:sz="4"/>
-              <w:right w:val="single" w:color="000000" w:sz="4"/>
-            </w:tcBorders>
-            <w:tcMar>
-              <w:top w:type="dxa" w:w="40"/>
-              <w:left w:type="dxa" w:w="80"/>
-              <w:bottom w:type="dxa" w:w="40"/>
-              <w:right w:type="dxa" w:w="80"/>
+            <w:tcW w:type="dxa" w:w="1009"/>
+            <w:tcBorders>
+              <w:top w:val="single" w:color="000000" w:sz="4"/>
+              <w:left w:val="single" w:color="000000" w:sz="4"/>
+              <w:bottom w:val="single" w:color="000000" w:sz="4"/>
+              <w:right w:val="single" w:color="000000" w:sz="4"/>
+            </w:tcBorders>
+            <w:tcMar>
+              <w:top w:type="dxa" w:w="30"/>
+              <w:left w:type="dxa" w:w="70"/>
+              <w:bottom w:type="dxa" w:w="30"/>
+              <w:right w:type="dxa" w:w="70"/>
             </w:tcMar>
             <w:vAlign w:val="center"/>
           </w:tcPr>
@@ -2062,13 +2076,13 @@
             </w:pPr>
             <w:r>
               <w:rPr>
-                <w:rFonts w:ascii="Calibri" w:cs="Calibri" w:eastAsia="Calibri" w:hAnsi="Calibri"/>
-                <w:b w:val="false"/>
-                <w:bCs w:val="false"/>
-                <w:i w:val="false"/>
-                <w:iCs w:val="false"/>
-                <w:sz w:val="22"/>
-                <w:szCs w:val="22"/>
+                <w:rFonts w:ascii="Times New Roman" w:cs="Times New Roman" w:eastAsia="Times New Roman" w:hAnsi="Times New Roman"/>
+                <w:b w:val="false"/>
+                <w:bCs w:val="false"/>
+                <w:i w:val="false"/>
+                <w:iCs w:val="false"/>
+                <w:sz w:val="18"/>
+                <w:szCs w:val="18"/>
               </w:rPr>
               <w:t xml:space="preserve">(12)</w:t>
             </w:r>
@@ -2077,22 +2091,23 @@
       </w:tr>
       <w:tr>
         <w:trPr>
+          <w:cantSplit/>
           <w:tblHeader w:val="false"/>
         </w:trPr>
         <w:tc>
           <w:tcPr>
-            <w:tcW w:type="dxa" w:w="700"/>
-            <w:tcBorders>
-              <w:top w:val="single" w:color="000000" w:sz="4"/>
-              <w:left w:val="single" w:color="000000" w:sz="4"/>
-              <w:bottom w:val="single" w:color="000000" w:sz="4"/>
-              <w:right w:val="single" w:color="000000" w:sz="4"/>
-            </w:tcBorders>
-            <w:tcMar>
-              <w:top w:type="dxa" w:w="40"/>
-              <w:left w:type="dxa" w:w="80"/>
-              <w:bottom w:type="dxa" w:w="40"/>
-              <w:right w:type="dxa" w:w="80"/>
+            <w:tcW w:type="dxa" w:w="758"/>
+            <w:tcBorders>
+              <w:top w:val="single" w:color="000000" w:sz="4"/>
+              <w:left w:val="single" w:color="000000" w:sz="4"/>
+              <w:bottom w:val="single" w:color="000000" w:sz="4"/>
+              <w:right w:val="single" w:color="000000" w:sz="4"/>
+            </w:tcBorders>
+            <w:tcMar>
+              <w:top w:type="dxa" w:w="30"/>
+              <w:left w:type="dxa" w:w="70"/>
+              <w:bottom w:type="dxa" w:w="30"/>
+              <w:right w:type="dxa" w:w="70"/>
             </w:tcMar>
             <w:vAlign w:val="center"/>
           </w:tcPr>
@@ -2103,13 +2118,13 @@
             </w:pPr>
             <w:r>
               <w:rPr>
-                <w:rFonts w:ascii="Calibri" w:cs="Calibri" w:eastAsia="Calibri" w:hAnsi="Calibri"/>
-                <w:b w:val="false"/>
-                <w:bCs w:val="false"/>
-                <w:i w:val="false"/>
-                <w:iCs w:val="false"/>
-                <w:sz w:val="22"/>
-                <w:szCs w:val="22"/>
+                <w:rFonts w:ascii="Times New Roman" w:cs="Times New Roman" w:eastAsia="Times New Roman" w:hAnsi="Times New Roman"/>
+                <w:b w:val="false"/>
+                <w:bCs w:val="false"/>
+                <w:i w:val="false"/>
+                <w:iCs w:val="false"/>
+                <w:sz w:val="18"/>
+                <w:szCs w:val="18"/>
               </w:rPr>
               <w:t xml:space="preserve">1</w:t>
             </w:r>
@@ -2117,18 +2132,18 @@
         </w:tc>
         <w:tc>
           <w:tcPr>
-            <w:tcW w:type="dxa" w:w="755"/>
-            <w:tcBorders>
-              <w:top w:val="single" w:color="000000" w:sz="4"/>
-              <w:left w:val="single" w:color="000000" w:sz="4"/>
-              <w:bottom w:val="single" w:color="000000" w:sz="4"/>
-              <w:right w:val="single" w:color="000000" w:sz="4"/>
-            </w:tcBorders>
-            <w:tcMar>
-              <w:top w:type="dxa" w:w="40"/>
-              <w:left w:type="dxa" w:w="80"/>
-              <w:bottom w:type="dxa" w:w="40"/>
-              <w:right w:type="dxa" w:w="80"/>
+            <w:tcW w:type="dxa" w:w="1609"/>
+            <w:tcBorders>
+              <w:top w:val="single" w:color="000000" w:sz="4"/>
+              <w:left w:val="single" w:color="000000" w:sz="4"/>
+              <w:bottom w:val="single" w:color="000000" w:sz="4"/>
+              <w:right w:val="single" w:color="000000" w:sz="4"/>
+            </w:tcBorders>
+            <w:tcMar>
+              <w:top w:type="dxa" w:w="30"/>
+              <w:left w:type="dxa" w:w="70"/>
+              <w:bottom w:type="dxa" w:w="30"/>
+              <w:right w:type="dxa" w:w="70"/>
             </w:tcMar>
             <w:vAlign w:val="center"/>
           </w:tcPr>
@@ -2139,33 +2154,33 @@
             </w:pPr>
             <w:r>
               <w:rPr>
-                <w:rFonts w:ascii="Calibri" w:cs="Calibri" w:eastAsia="Calibri" w:hAnsi="Calibri"/>
-                <w:b w:val="false"/>
-                <w:bCs w:val="false"/>
-                <w:i w:val="false"/>
-                <w:iCs w:val="false"/>
-                <w:sz w:val="22"/>
-                <w:szCs w:val="22"/>
+                <w:rFonts w:ascii="Times New Roman" w:cs="Times New Roman" w:eastAsia="Times New Roman" w:hAnsi="Times New Roman"/>
+                <w:b w:val="false"/>
+                <w:bCs w:val="false"/>
+                <w:i w:val="false"/>
+                <w:iCs w:val="false"/>
+                <w:sz w:val="18"/>
+                <w:szCs w:val="18"/>
                 <w:highlight w:val="yellow"/>
               </w:rPr>
-              <w:t xml:space="preserve">{{TEN_HE_THONG}}</w:t>
-            </w:r>
-          </w:p>
-        </w:tc>
-        <w:tc>
-          <w:tcPr>
-            <w:tcW w:type="dxa" w:w="755"/>
-            <w:tcBorders>
-              <w:top w:val="single" w:color="000000" w:sz="4"/>
-              <w:left w:val="single" w:color="000000" w:sz="4"/>
-              <w:bottom w:val="single" w:color="000000" w:sz="4"/>
-              <w:right w:val="single" w:color="000000" w:sz="4"/>
-            </w:tcBorders>
-            <w:tcMar>
-              <w:top w:type="dxa" w:w="40"/>
-              <w:left w:type="dxa" w:w="80"/>
-              <w:bottom w:type="dxa" w:w="40"/>
-              <w:right w:type="dxa" w:w="80"/>
+              <w:t xml:space="preserve">Hệ thống quản lý khách hàng trực tuyến (CRM Online)</w:t>
+            </w:r>
+          </w:p>
+        </w:tc>
+        <w:tc>
+          <w:tcPr>
+            <w:tcW w:type="dxa" w:w="1348"/>
+            <w:tcBorders>
+              <w:top w:val="single" w:color="000000" w:sz="4"/>
+              <w:left w:val="single" w:color="000000" w:sz="4"/>
+              <w:bottom w:val="single" w:color="000000" w:sz="4"/>
+              <w:right w:val="single" w:color="000000" w:sz="4"/>
+            </w:tcBorders>
+            <w:tcMar>
+              <w:top w:type="dxa" w:w="30"/>
+              <w:left w:type="dxa" w:w="70"/>
+              <w:bottom w:type="dxa" w:w="30"/>
+              <w:right w:type="dxa" w:w="70"/>
             </w:tcMar>
             <w:vAlign w:val="center"/>
           </w:tcPr>
@@ -2176,33 +2191,33 @@
             </w:pPr>
             <w:r>
               <w:rPr>
-                <w:rFonts w:ascii="Calibri" w:cs="Calibri" w:eastAsia="Calibri" w:hAnsi="Calibri"/>
-                <w:b w:val="false"/>
-                <w:bCs w:val="false"/>
-                <w:i w:val="false"/>
-                <w:iCs w:val="false"/>
-                <w:sz w:val="22"/>
-                <w:szCs w:val="22"/>
+                <w:rFonts w:ascii="Times New Roman" w:cs="Times New Roman" w:eastAsia="Times New Roman" w:hAnsi="Times New Roman"/>
+                <w:b w:val="false"/>
+                <w:bCs w:val="false"/>
+                <w:i w:val="false"/>
+                <w:iCs w:val="false"/>
+                <w:sz w:val="18"/>
+                <w:szCs w:val="18"/>
                 <w:highlight w:val="yellow"/>
               </w:rPr>
-              <w:t xml:space="preserve">{{TEN_CHU_QUAN}}</w:t>
-            </w:r>
-          </w:p>
-        </w:tc>
-        <w:tc>
-          <w:tcPr>
-            <w:tcW w:type="dxa" w:w="1085"/>
-            <w:tcBorders>
-              <w:top w:val="single" w:color="000000" w:sz="4"/>
-              <w:left w:val="single" w:color="000000" w:sz="4"/>
-              <w:bottom w:val="single" w:color="000000" w:sz="4"/>
-              <w:right w:val="single" w:color="000000" w:sz="4"/>
-            </w:tcBorders>
-            <w:tcMar>
-              <w:top w:type="dxa" w:w="40"/>
-              <w:left w:type="dxa" w:w="80"/>
-              <w:bottom w:type="dxa" w:w="40"/>
-              <w:right w:type="dxa" w:w="80"/>
+              <w:t xml:space="preserve">Công ty cổ phần Giải pháp Công nghệ TURBO</w:t>
+            </w:r>
+          </w:p>
+        </w:tc>
+        <w:tc>
+          <w:tcPr>
+            <w:tcW w:type="dxa" w:w="890"/>
+            <w:tcBorders>
+              <w:top w:val="single" w:color="000000" w:sz="4"/>
+              <w:left w:val="single" w:color="000000" w:sz="4"/>
+              <w:bottom w:val="single" w:color="000000" w:sz="4"/>
+              <w:right w:val="single" w:color="000000" w:sz="4"/>
+            </w:tcBorders>
+            <w:tcMar>
+              <w:top w:type="dxa" w:w="30"/>
+              <w:left w:type="dxa" w:w="70"/>
+              <w:bottom w:type="dxa" w:w="30"/>
+              <w:right w:type="dxa" w:w="70"/>
             </w:tcMar>
             <w:vAlign w:val="center"/>
           </w:tcPr>
@@ -2213,33 +2228,33 @@
             </w:pPr>
             <w:r>
               <w:rPr>
-                <w:rFonts w:ascii="Calibri" w:cs="Calibri" w:eastAsia="Calibri" w:hAnsi="Calibri"/>
-                <w:b w:val="false"/>
-                <w:bCs w:val="false"/>
-                <w:i w:val="false"/>
-                <w:iCs w:val="false"/>
-                <w:sz w:val="22"/>
-                <w:szCs w:val="22"/>
+                <w:rFonts w:ascii="Times New Roman" w:cs="Times New Roman" w:eastAsia="Times New Roman" w:hAnsi="Times New Roman"/>
+                <w:b w:val="false"/>
+                <w:bCs w:val="false"/>
+                <w:i w:val="false"/>
+                <w:iCs w:val="false"/>
+                <w:sz w:val="18"/>
+                <w:szCs w:val="18"/>
                 <w:highlight w:val="yellow"/>
               </w:rPr>
-              <w:t xml:space="preserve">{{TEN_DON_VI_VAN_HANH}}</w:t>
-            </w:r>
-          </w:p>
-        </w:tc>
-        <w:tc>
-          <w:tcPr>
-            <w:tcW w:type="dxa" w:w="700"/>
-            <w:tcBorders>
-              <w:top w:val="single" w:color="000000" w:sz="4"/>
-              <w:left w:val="single" w:color="000000" w:sz="4"/>
-              <w:bottom w:val="single" w:color="000000" w:sz="4"/>
-              <w:right w:val="single" w:color="000000" w:sz="4"/>
-            </w:tcBorders>
-            <w:tcMar>
-              <w:top w:type="dxa" w:w="40"/>
-              <w:left w:type="dxa" w:w="80"/>
-              <w:bottom w:type="dxa" w:w="40"/>
-              <w:right w:type="dxa" w:w="80"/>
+              <w:t xml:space="preserve">Phòng Vận hành hệ thống</w:t>
+            </w:r>
+          </w:p>
+        </w:tc>
+        <w:tc>
+          <w:tcPr>
+            <w:tcW w:type="dxa" w:w="765"/>
+            <w:tcBorders>
+              <w:top w:val="single" w:color="000000" w:sz="4"/>
+              <w:left w:val="single" w:color="000000" w:sz="4"/>
+              <w:bottom w:val="single" w:color="000000" w:sz="4"/>
+              <w:right w:val="single" w:color="000000" w:sz="4"/>
+            </w:tcBorders>
+            <w:tcMar>
+              <w:top w:type="dxa" w:w="30"/>
+              <w:left w:type="dxa" w:w="70"/>
+              <w:bottom w:type="dxa" w:w="30"/>
+              <w:right w:type="dxa" w:w="70"/>
             </w:tcMar>
             <w:vAlign w:val="center"/>
           </w:tcPr>
@@ -2250,33 +2265,33 @@
             </w:pPr>
             <w:r>
               <w:rPr>
-                <w:rFonts w:ascii="Calibri" w:cs="Calibri" w:eastAsia="Calibri" w:hAnsi="Calibri"/>
-                <w:b w:val="false"/>
-                <w:bCs w:val="false"/>
-                <w:i w:val="false"/>
-                <w:iCs w:val="false"/>
-                <w:sz w:val="22"/>
-                <w:szCs w:val="22"/>
+                <w:rFonts w:ascii="Times New Roman" w:cs="Times New Roman" w:eastAsia="Times New Roman" w:hAnsi="Times New Roman"/>
+                <w:b w:val="false"/>
+                <w:bCs w:val="false"/>
+                <w:i w:val="false"/>
+                <w:iCs w:val="false"/>
+                <w:sz w:val="18"/>
+                <w:szCs w:val="18"/>
                 <w:highlight w:val="yellow"/>
               </w:rPr>
-              <w:t xml:space="preserve">{{CAP_DO}}</w:t>
-            </w:r>
-          </w:p>
-        </w:tc>
-        <w:tc>
-          <w:tcPr>
-            <w:tcW w:type="dxa" w:w="1274"/>
-            <w:tcBorders>
-              <w:top w:val="single" w:color="000000" w:sz="4"/>
-              <w:left w:val="single" w:color="000000" w:sz="4"/>
-              <w:bottom w:val="single" w:color="000000" w:sz="4"/>
-              <w:right w:val="single" w:color="000000" w:sz="4"/>
-            </w:tcBorders>
-            <w:tcMar>
-              <w:top w:type="dxa" w:w="40"/>
-              <w:left w:type="dxa" w:w="80"/>
-              <w:bottom w:type="dxa" w:w="40"/>
-              <w:right w:type="dxa" w:w="80"/>
+              <w:t xml:space="preserve">3</w:t>
+            </w:r>
+          </w:p>
+        </w:tc>
+        <w:tc>
+          <w:tcPr>
+            <w:tcW w:type="dxa" w:w="1059"/>
+            <w:tcBorders>
+              <w:top w:val="single" w:color="000000" w:sz="4"/>
+              <w:left w:val="single" w:color="000000" w:sz="4"/>
+              <w:bottom w:val="single" w:color="000000" w:sz="4"/>
+              <w:right w:val="single" w:color="000000" w:sz="4"/>
+            </w:tcBorders>
+            <w:tcMar>
+              <w:top w:type="dxa" w:w="30"/>
+              <w:left w:type="dxa" w:w="70"/>
+              <w:bottom w:type="dxa" w:w="30"/>
+              <w:right w:type="dxa" w:w="70"/>
             </w:tcMar>
             <w:vAlign w:val="center"/>
           </w:tcPr>
@@ -2287,33 +2302,33 @@
             </w:pPr>
             <w:r>
               <w:rPr>
-                <w:rFonts w:ascii="Calibri" w:cs="Calibri" w:eastAsia="Calibri" w:hAnsi="Calibri"/>
-                <w:b w:val="false"/>
-                <w:bCs w:val="false"/>
-                <w:i w:val="false"/>
-                <w:iCs w:val="false"/>
-                <w:sz w:val="22"/>
-                <w:szCs w:val="22"/>
+                <w:rFonts w:ascii="Times New Roman" w:cs="Times New Roman" w:eastAsia="Times New Roman" w:hAnsi="Times New Roman"/>
+                <w:b w:val="false"/>
+                <w:bCs w:val="false"/>
+                <w:i w:val="false"/>
+                <w:iCs w:val="false"/>
+                <w:sz w:val="18"/>
+                <w:szCs w:val="18"/>
                 <w:highlight w:val="yellow"/>
               </w:rPr>
-              <w:t xml:space="preserve">{{TINH_TRANG}}</w:t>
-            </w:r>
-          </w:p>
-        </w:tc>
-        <w:tc>
-          <w:tcPr>
-            <w:tcW w:type="dxa" w:w="1274"/>
-            <w:tcBorders>
-              <w:top w:val="single" w:color="000000" w:sz="4"/>
-              <w:left w:val="single" w:color="000000" w:sz="4"/>
-              <w:bottom w:val="single" w:color="000000" w:sz="4"/>
-              <w:right w:val="single" w:color="000000" w:sz="4"/>
-            </w:tcBorders>
-            <w:tcMar>
-              <w:top w:type="dxa" w:w="40"/>
-              <w:left w:type="dxa" w:w="80"/>
-              <w:bottom w:type="dxa" w:w="40"/>
-              <w:right w:type="dxa" w:w="80"/>
+              <w:t xml:space="preserve">Đã thẩm định, chờ phê duyệt</w:t>
+            </w:r>
+          </w:p>
+        </w:tc>
+        <w:tc>
+          <w:tcPr>
+            <w:tcW w:type="dxa" w:w="1328"/>
+            <w:tcBorders>
+              <w:top w:val="single" w:color="000000" w:sz="4"/>
+              <w:left w:val="single" w:color="000000" w:sz="4"/>
+              <w:bottom w:val="single" w:color="000000" w:sz="4"/>
+              <w:right w:val="single" w:color="000000" w:sz="4"/>
+            </w:tcBorders>
+            <w:tcMar>
+              <w:top w:type="dxa" w:w="30"/>
+              <w:left w:type="dxa" w:w="70"/>
+              <w:bottom w:type="dxa" w:w="30"/>
+              <w:right w:type="dxa" w:w="70"/>
             </w:tcMar>
             <w:vAlign w:val="center"/>
           </w:tcPr>
@@ -2324,33 +2339,33 @@
             </w:pPr>
             <w:r>
               <w:rPr>
-                <w:rFonts w:ascii="Calibri" w:cs="Calibri" w:eastAsia="Calibri" w:hAnsi="Calibri"/>
-                <w:b w:val="false"/>
-                <w:bCs w:val="false"/>
-                <w:i w:val="false"/>
-                <w:iCs w:val="false"/>
-                <w:sz w:val="22"/>
-                <w:szCs w:val="22"/>
+                <w:rFonts w:ascii="Times New Roman" w:cs="Times New Roman" w:eastAsia="Times New Roman" w:hAnsi="Times New Roman"/>
+                <w:b w:val="false"/>
+                <w:bCs w:val="false"/>
+                <w:i w:val="false"/>
+                <w:iCs w:val="false"/>
+                <w:sz w:val="18"/>
+                <w:szCs w:val="18"/>
                 <w:highlight w:val="yellow"/>
               </w:rPr>
-              <w:t xml:space="preserve">{{SO_NGAY_QD_CO_QUAN}}</w:t>
-            </w:r>
-          </w:p>
-        </w:tc>
-        <w:tc>
-          <w:tcPr>
-            <w:tcW w:type="dxa" w:w="1510"/>
-            <w:tcBorders>
-              <w:top w:val="single" w:color="000000" w:sz="4"/>
-              <w:left w:val="single" w:color="000000" w:sz="4"/>
-              <w:bottom w:val="single" w:color="000000" w:sz="4"/>
-              <w:right w:val="single" w:color="000000" w:sz="4"/>
-            </w:tcBorders>
-            <w:tcMar>
-              <w:top w:type="dxa" w:w="40"/>
-              <w:left w:type="dxa" w:w="80"/>
-              <w:bottom w:type="dxa" w:w="40"/>
-              <w:right w:type="dxa" w:w="80"/>
+              <w:t xml:space="preserve">Chưa phê duyệt (dự kiến 30/10/2026)</w:t>
+            </w:r>
+          </w:p>
+        </w:tc>
+        <w:tc>
+          <w:tcPr>
+            <w:tcW w:type="dxa" w:w="1546"/>
+            <w:tcBorders>
+              <w:top w:val="single" w:color="000000" w:sz="4"/>
+              <w:left w:val="single" w:color="000000" w:sz="4"/>
+              <w:bottom w:val="single" w:color="000000" w:sz="4"/>
+              <w:right w:val="single" w:color="000000" w:sz="4"/>
+            </w:tcBorders>
+            <w:tcMar>
+              <w:top w:type="dxa" w:w="30"/>
+              <w:left w:type="dxa" w:w="70"/>
+              <w:bottom w:type="dxa" w:w="30"/>
+              <w:right w:type="dxa" w:w="70"/>
             </w:tcMar>
             <w:vAlign w:val="center"/>
           </w:tcPr>
@@ -2361,33 +2376,33 @@
             </w:pPr>
             <w:r>
               <w:rPr>
-                <w:rFonts w:ascii="Calibri" w:cs="Calibri" w:eastAsia="Calibri" w:hAnsi="Calibri"/>
-                <w:b w:val="false"/>
-                <w:bCs w:val="false"/>
-                <w:i w:val="false"/>
-                <w:iCs w:val="false"/>
-                <w:sz w:val="22"/>
-                <w:szCs w:val="22"/>
+                <w:rFonts w:ascii="Times New Roman" w:cs="Times New Roman" w:eastAsia="Times New Roman" w:hAnsi="Times New Roman"/>
+                <w:b w:val="false"/>
+                <w:bCs w:val="false"/>
+                <w:i w:val="false"/>
+                <w:iCs w:val="false"/>
+                <w:sz w:val="18"/>
+                <w:szCs w:val="18"/>
                 <w:highlight w:val="yellow"/>
               </w:rPr>
-              <w:t xml:space="preserve">{{SO_NGAY_QD_QUY_CHE}}</w:t>
-            </w:r>
-          </w:p>
-        </w:tc>
-        <w:tc>
-          <w:tcPr>
-            <w:tcW w:type="dxa" w:w="1604"/>
-            <w:tcBorders>
-              <w:top w:val="single" w:color="000000" w:sz="4"/>
-              <w:left w:val="single" w:color="000000" w:sz="4"/>
-              <w:bottom w:val="single" w:color="000000" w:sz="4"/>
-              <w:right w:val="single" w:color="000000" w:sz="4"/>
-            </w:tcBorders>
-            <w:tcMar>
-              <w:top w:type="dxa" w:w="40"/>
-              <w:left w:type="dxa" w:w="80"/>
-              <w:bottom w:type="dxa" w:w="40"/>
-              <w:right w:type="dxa" w:w="80"/>
+              <w:t xml:space="preserve">18/2026/QĐ-TURBO ngày 15/9/2026</w:t>
+            </w:r>
+          </w:p>
+        </w:tc>
+        <w:tc>
+          <w:tcPr>
+            <w:tcW w:type="dxa" w:w="1161"/>
+            <w:tcBorders>
+              <w:top w:val="single" w:color="000000" w:sz="4"/>
+              <w:left w:val="single" w:color="000000" w:sz="4"/>
+              <w:bottom w:val="single" w:color="000000" w:sz="4"/>
+              <w:right w:val="single" w:color="000000" w:sz="4"/>
+            </w:tcBorders>
+            <w:tcMar>
+              <w:top w:type="dxa" w:w="30"/>
+              <w:left w:type="dxa" w:w="70"/>
+              <w:bottom w:type="dxa" w:w="30"/>
+              <w:right w:type="dxa" w:w="70"/>
             </w:tcMar>
             <w:vAlign w:val="center"/>
           </w:tcPr>
@@ -2398,33 +2413,33 @@
             </w:pPr>
             <w:r>
               <w:rPr>
-                <w:rFonts w:ascii="Calibri" w:cs="Calibri" w:eastAsia="Calibri" w:hAnsi="Calibri"/>
-                <w:b w:val="false"/>
-                <w:bCs w:val="false"/>
-                <w:i w:val="false"/>
-                <w:iCs w:val="false"/>
-                <w:sz w:val="22"/>
-                <w:szCs w:val="22"/>
+                <w:rFonts w:ascii="Times New Roman" w:cs="Times New Roman" w:eastAsia="Times New Roman" w:hAnsi="Times New Roman"/>
+                <w:b w:val="false"/>
+                <w:bCs w:val="false"/>
+                <w:i w:val="false"/>
+                <w:iCs w:val="false"/>
+                <w:sz w:val="18"/>
+                <w:szCs w:val="18"/>
                 <w:highlight w:val="yellow"/>
               </w:rPr>
-              <w:t xml:space="preserve">{{NGAY_DU_KIEN_PHE_DUYET}}</w:t>
-            </w:r>
-          </w:p>
-        </w:tc>
-        <w:tc>
-          <w:tcPr>
-            <w:tcW w:type="dxa" w:w="1368"/>
-            <w:tcBorders>
-              <w:top w:val="single" w:color="000000" w:sz="4"/>
-              <w:left w:val="single" w:color="000000" w:sz="4"/>
-              <w:bottom w:val="single" w:color="000000" w:sz="4"/>
-              <w:right w:val="single" w:color="000000" w:sz="4"/>
-            </w:tcBorders>
-            <w:tcMar>
-              <w:top w:type="dxa" w:w="40"/>
-              <w:left w:type="dxa" w:w="80"/>
-              <w:bottom w:type="dxa" w:w="40"/>
-              <w:right w:type="dxa" w:w="80"/>
+              <w:t xml:space="preserve">30/10/2026</w:t>
+            </w:r>
+          </w:p>
+        </w:tc>
+        <w:tc>
+          <w:tcPr>
+            <w:tcW w:type="dxa" w:w="1030"/>
+            <w:tcBorders>
+              <w:top w:val="single" w:color="000000" w:sz="4"/>
+              <w:left w:val="single" w:color="000000" w:sz="4"/>
+              <w:bottom w:val="single" w:color="000000" w:sz="4"/>
+              <w:right w:val="single" w:color="000000" w:sz="4"/>
+            </w:tcBorders>
+            <w:tcMar>
+              <w:top w:type="dxa" w:w="30"/>
+              <w:left w:type="dxa" w:w="70"/>
+              <w:bottom w:type="dxa" w:w="30"/>
+              <w:right w:type="dxa" w:w="70"/>
             </w:tcMar>
             <w:vAlign w:val="center"/>
           </w:tcPr>
@@ -2435,33 +2450,33 @@
             </w:pPr>
             <w:r>
               <w:rPr>
-                <w:rFonts w:ascii="Calibri" w:cs="Calibri" w:eastAsia="Calibri" w:hAnsi="Calibri"/>
-                <w:b w:val="false"/>
-                <w:bCs w:val="false"/>
-                <w:i w:val="false"/>
-                <w:iCs w:val="false"/>
-                <w:sz w:val="22"/>
-                <w:szCs w:val="22"/>
+                <w:rFonts w:ascii="Times New Roman" w:cs="Times New Roman" w:eastAsia="Times New Roman" w:hAnsi="Times New Roman"/>
+                <w:b w:val="false"/>
+                <w:bCs w:val="false"/>
+                <w:i w:val="false"/>
+                <w:iCs w:val="false"/>
+                <w:sz w:val="18"/>
+                <w:szCs w:val="18"/>
                 <w:highlight w:val="yellow"/>
               </w:rPr>
-              <w:t xml:space="preserve">{{TINH_TRANG_TRIEN_KHAI}}</w:t>
-            </w:r>
-          </w:p>
-        </w:tc>
-        <w:tc>
-          <w:tcPr>
-            <w:tcW w:type="dxa" w:w="2076"/>
-            <w:tcBorders>
-              <w:top w:val="single" w:color="000000" w:sz="4"/>
-              <w:left w:val="single" w:color="000000" w:sz="4"/>
-              <w:bottom w:val="single" w:color="000000" w:sz="4"/>
-              <w:right w:val="single" w:color="000000" w:sz="4"/>
-            </w:tcBorders>
-            <w:tcMar>
-              <w:top w:type="dxa" w:w="40"/>
-              <w:left w:type="dxa" w:w="80"/>
-              <w:bottom w:type="dxa" w:w="40"/>
-              <w:right w:type="dxa" w:w="80"/>
+              <w:t xml:space="preserve">Đang triển khai</w:t>
+            </w:r>
+          </w:p>
+        </w:tc>
+        <w:tc>
+          <w:tcPr>
+            <w:tcW w:type="dxa" w:w="1454"/>
+            <w:tcBorders>
+              <w:top w:val="single" w:color="000000" w:sz="4"/>
+              <w:left w:val="single" w:color="000000" w:sz="4"/>
+              <w:bottom w:val="single" w:color="000000" w:sz="4"/>
+              <w:right w:val="single" w:color="000000" w:sz="4"/>
+            </w:tcBorders>
+            <w:tcMar>
+              <w:top w:type="dxa" w:w="30"/>
+              <w:left w:type="dxa" w:w="70"/>
+              <w:bottom w:type="dxa" w:w="30"/>
+              <w:right w:type="dxa" w:w="70"/>
             </w:tcMar>
             <w:vAlign w:val="center"/>
           </w:tcPr>
@@ -2472,33 +2487,33 @@
             </w:pPr>
             <w:r>
               <w:rPr>
-                <w:rFonts w:ascii="Calibri" w:cs="Calibri" w:eastAsia="Calibri" w:hAnsi="Calibri"/>
-                <w:b w:val="false"/>
-                <w:bCs w:val="false"/>
-                <w:i w:val="false"/>
-                <w:iCs w:val="false"/>
-                <w:sz w:val="22"/>
-                <w:szCs w:val="22"/>
+                <w:rFonts w:ascii="Times New Roman" w:cs="Times New Roman" w:eastAsia="Times New Roman" w:hAnsi="Times New Roman"/>
+                <w:b w:val="false"/>
+                <w:bCs w:val="false"/>
+                <w:i w:val="false"/>
+                <w:iCs w:val="false"/>
+                <w:sz w:val="18"/>
+                <w:szCs w:val="18"/>
                 <w:highlight w:val="yellow"/>
               </w:rPr>
-              <w:t xml:space="preserve">{{NGAY_DU_KIEN_TRIEN_KHAI}}</w:t>
-            </w:r>
-          </w:p>
-        </w:tc>
-        <w:tc>
-          <w:tcPr>
-            <w:tcW w:type="dxa" w:w="1185"/>
-            <w:tcBorders>
-              <w:top w:val="single" w:color="000000" w:sz="4"/>
-              <w:left w:val="single" w:color="000000" w:sz="4"/>
-              <w:bottom w:val="single" w:color="000000" w:sz="4"/>
-              <w:right w:val="single" w:color="000000" w:sz="4"/>
-            </w:tcBorders>
-            <w:tcMar>
-              <w:top w:type="dxa" w:w="40"/>
-              <w:left w:type="dxa" w:w="80"/>
-              <w:bottom w:type="dxa" w:w="40"/>
-              <w:right w:type="dxa" w:w="80"/>
+              <w:t xml:space="preserve">31/12/2026</w:t>
+            </w:r>
+          </w:p>
+        </w:tc>
+        <w:tc>
+          <w:tcPr>
+            <w:tcW w:type="dxa" w:w="1009"/>
+            <w:tcBorders>
+              <w:top w:val="single" w:color="000000" w:sz="4"/>
+              <w:left w:val="single" w:color="000000" w:sz="4"/>
+              <w:bottom w:val="single" w:color="000000" w:sz="4"/>
+              <w:right w:val="single" w:color="000000" w:sz="4"/>
+            </w:tcBorders>
+            <w:tcMar>
+              <w:top w:type="dxa" w:w="30"/>
+              <w:left w:type="dxa" w:w="70"/>
+              <w:bottom w:type="dxa" w:w="30"/>
+              <w:right w:type="dxa" w:w="70"/>
             </w:tcMar>
             <w:vAlign w:val="center"/>
           </w:tcPr>
@@ -2509,38 +2524,39 @@
             </w:pPr>
             <w:r>
               <w:rPr>
-                <w:rFonts w:ascii="Calibri" w:cs="Calibri" w:eastAsia="Calibri" w:hAnsi="Calibri"/>
-                <w:b w:val="false"/>
-                <w:bCs w:val="false"/>
-                <w:i w:val="false"/>
-                <w:iCs w:val="false"/>
-                <w:sz w:val="22"/>
-                <w:szCs w:val="22"/>
+                <w:rFonts w:ascii="Times New Roman" w:cs="Times New Roman" w:eastAsia="Times New Roman" w:hAnsi="Times New Roman"/>
+                <w:b w:val="false"/>
+                <w:bCs w:val="false"/>
+                <w:i w:val="false"/>
+                <w:iCs w:val="false"/>
+                <w:sz w:val="18"/>
+                <w:szCs w:val="18"/>
                 <w:highlight w:val="yellow"/>
               </w:rPr>
-              <w:t xml:space="preserve">{{TINH_TRANG_KIEM_TRA}}</w:t>
+              <w:t xml:space="preserve">Chưa (dự kiến Quý I/2027)</w:t>
             </w:r>
           </w:p>
         </w:tc>
       </w:tr>
       <w:tr>
         <w:trPr>
+          <w:cantSplit/>
           <w:tblHeader w:val="false"/>
         </w:trPr>
         <w:tc>
           <w:tcPr>
-            <w:tcW w:type="dxa" w:w="700"/>
-            <w:tcBorders>
-              <w:top w:val="single" w:color="000000" w:sz="4"/>
-              <w:left w:val="single" w:color="000000" w:sz="4"/>
-              <w:bottom w:val="single" w:color="000000" w:sz="4"/>
-              <w:right w:val="single" w:color="000000" w:sz="4"/>
-            </w:tcBorders>
-            <w:tcMar>
-              <w:top w:type="dxa" w:w="40"/>
-              <w:left w:type="dxa" w:w="80"/>
-              <w:bottom w:type="dxa" w:w="40"/>
-              <w:right w:type="dxa" w:w="80"/>
+            <w:tcW w:type="dxa" w:w="758"/>
+            <w:tcBorders>
+              <w:top w:val="single" w:color="000000" w:sz="4"/>
+              <w:left w:val="single" w:color="000000" w:sz="4"/>
+              <w:bottom w:val="single" w:color="000000" w:sz="4"/>
+              <w:right w:val="single" w:color="000000" w:sz="4"/>
+            </w:tcBorders>
+            <w:tcMar>
+              <w:top w:type="dxa" w:w="30"/>
+              <w:left w:type="dxa" w:w="70"/>
+              <w:bottom w:type="dxa" w:w="30"/>
+              <w:right w:type="dxa" w:w="70"/>
             </w:tcMar>
             <w:vAlign w:val="center"/>
           </w:tcPr>
@@ -2551,13 +2567,13 @@
             </w:pPr>
             <w:r>
               <w:rPr>
-                <w:rFonts w:ascii="Calibri" w:cs="Calibri" w:eastAsia="Calibri" w:hAnsi="Calibri"/>
-                <w:b w:val="false"/>
-                <w:bCs w:val="false"/>
-                <w:i w:val="false"/>
-                <w:iCs w:val="false"/>
-                <w:sz w:val="22"/>
-                <w:szCs w:val="22"/>
+                <w:rFonts w:ascii="Times New Roman" w:cs="Times New Roman" w:eastAsia="Times New Roman" w:hAnsi="Times New Roman"/>
+                <w:b w:val="false"/>
+                <w:bCs w:val="false"/>
+                <w:i w:val="false"/>
+                <w:iCs w:val="false"/>
+                <w:sz w:val="18"/>
+                <w:szCs w:val="18"/>
               </w:rPr>
               <w:t xml:space="preserve">…</w:t>
             </w:r>
@@ -2565,18 +2581,18 @@
         </w:tc>
         <w:tc>
           <w:tcPr>
-            <w:tcW w:type="dxa" w:w="755"/>
-            <w:tcBorders>
-              <w:top w:val="single" w:color="000000" w:sz="4"/>
-              <w:left w:val="single" w:color="000000" w:sz="4"/>
-              <w:bottom w:val="single" w:color="000000" w:sz="4"/>
-              <w:right w:val="single" w:color="000000" w:sz="4"/>
-            </w:tcBorders>
-            <w:tcMar>
-              <w:top w:type="dxa" w:w="40"/>
-              <w:left w:type="dxa" w:w="80"/>
-              <w:bottom w:type="dxa" w:w="40"/>
-              <w:right w:type="dxa" w:w="80"/>
+            <w:tcW w:type="dxa" w:w="1609"/>
+            <w:tcBorders>
+              <w:top w:val="single" w:color="000000" w:sz="4"/>
+              <w:left w:val="single" w:color="000000" w:sz="4"/>
+              <w:bottom w:val="single" w:color="000000" w:sz="4"/>
+              <w:right w:val="single" w:color="000000" w:sz="4"/>
+            </w:tcBorders>
+            <w:tcMar>
+              <w:top w:type="dxa" w:w="30"/>
+              <w:left w:type="dxa" w:w="70"/>
+              <w:bottom w:type="dxa" w:w="30"/>
+              <w:right w:type="dxa" w:w="70"/>
             </w:tcMar>
             <w:vAlign w:val="center"/>
           </w:tcPr>
@@ -2587,13 +2603,13 @@
             </w:pPr>
             <w:r>
               <w:rPr>
-                <w:rFonts w:ascii="Calibri" w:cs="Calibri" w:eastAsia="Calibri" w:hAnsi="Calibri"/>
-                <w:b w:val="false"/>
-                <w:bCs w:val="false"/>
-                <w:i w:val="false"/>
-                <w:iCs w:val="false"/>
-                <w:sz w:val="22"/>
-                <w:szCs w:val="22"/>
+                <w:rFonts w:ascii="Times New Roman" w:cs="Times New Roman" w:eastAsia="Times New Roman" w:hAnsi="Times New Roman"/>
+                <w:b w:val="false"/>
+                <w:bCs w:val="false"/>
+                <w:i w:val="false"/>
+                <w:iCs w:val="false"/>
+                <w:sz w:val="18"/>
+                <w:szCs w:val="18"/>
               </w:rPr>
               <w:t xml:space="preserve">…</w:t>
             </w:r>
@@ -2601,18 +2617,18 @@
         </w:tc>
         <w:tc>
           <w:tcPr>
-            <w:tcW w:type="dxa" w:w="755"/>
-            <w:tcBorders>
-              <w:top w:val="single" w:color="000000" w:sz="4"/>
-              <w:left w:val="single" w:color="000000" w:sz="4"/>
-              <w:bottom w:val="single" w:color="000000" w:sz="4"/>
-              <w:right w:val="single" w:color="000000" w:sz="4"/>
-            </w:tcBorders>
-            <w:tcMar>
-              <w:top w:type="dxa" w:w="40"/>
-              <w:left w:type="dxa" w:w="80"/>
-              <w:bottom w:type="dxa" w:w="40"/>
-              <w:right w:type="dxa" w:w="80"/>
+            <w:tcW w:type="dxa" w:w="1348"/>
+            <w:tcBorders>
+              <w:top w:val="single" w:color="000000" w:sz="4"/>
+              <w:left w:val="single" w:color="000000" w:sz="4"/>
+              <w:bottom w:val="single" w:color="000000" w:sz="4"/>
+              <w:right w:val="single" w:color="000000" w:sz="4"/>
+            </w:tcBorders>
+            <w:tcMar>
+              <w:top w:type="dxa" w:w="30"/>
+              <w:left w:type="dxa" w:w="70"/>
+              <w:bottom w:type="dxa" w:w="30"/>
+              <w:right w:type="dxa" w:w="70"/>
             </w:tcMar>
             <w:vAlign w:val="center"/>
           </w:tcPr>
@@ -2623,13 +2639,13 @@
             </w:pPr>
             <w:r>
               <w:rPr>
-                <w:rFonts w:ascii="Calibri" w:cs="Calibri" w:eastAsia="Calibri" w:hAnsi="Calibri"/>
-                <w:b w:val="false"/>
-                <w:bCs w:val="false"/>
-                <w:i w:val="false"/>
-                <w:iCs w:val="false"/>
-                <w:sz w:val="22"/>
-                <w:szCs w:val="22"/>
+                <w:rFonts w:ascii="Times New Roman" w:cs="Times New Roman" w:eastAsia="Times New Roman" w:hAnsi="Times New Roman"/>
+                <w:b w:val="false"/>
+                <w:bCs w:val="false"/>
+                <w:i w:val="false"/>
+                <w:iCs w:val="false"/>
+                <w:sz w:val="18"/>
+                <w:szCs w:val="18"/>
               </w:rPr>
               <w:t xml:space="preserve">…</w:t>
             </w:r>
@@ -2637,18 +2653,18 @@
         </w:tc>
         <w:tc>
           <w:tcPr>
-            <w:tcW w:type="dxa" w:w="1085"/>
-            <w:tcBorders>
-              <w:top w:val="single" w:color="000000" w:sz="4"/>
-              <w:left w:val="single" w:color="000000" w:sz="4"/>
-              <w:bottom w:val="single" w:color="000000" w:sz="4"/>
-              <w:right w:val="single" w:color="000000" w:sz="4"/>
-            </w:tcBorders>
-            <w:tcMar>
-              <w:top w:type="dxa" w:w="40"/>
-              <w:left w:type="dxa" w:w="80"/>
-              <w:bottom w:type="dxa" w:w="40"/>
-              <w:right w:type="dxa" w:w="80"/>
+            <w:tcW w:type="dxa" w:w="890"/>
+            <w:tcBorders>
+              <w:top w:val="single" w:color="000000" w:sz="4"/>
+              <w:left w:val="single" w:color="000000" w:sz="4"/>
+              <w:bottom w:val="single" w:color="000000" w:sz="4"/>
+              <w:right w:val="single" w:color="000000" w:sz="4"/>
+            </w:tcBorders>
+            <w:tcMar>
+              <w:top w:type="dxa" w:w="30"/>
+              <w:left w:type="dxa" w:w="70"/>
+              <w:bottom w:type="dxa" w:w="30"/>
+              <w:right w:type="dxa" w:w="70"/>
             </w:tcMar>
             <w:vAlign w:val="center"/>
           </w:tcPr>
@@ -2659,13 +2675,13 @@
             </w:pPr>
             <w:r>
               <w:rPr>
-                <w:rFonts w:ascii="Calibri" w:cs="Calibri" w:eastAsia="Calibri" w:hAnsi="Calibri"/>
-                <w:b w:val="false"/>
-                <w:bCs w:val="false"/>
-                <w:i w:val="false"/>
-                <w:iCs w:val="false"/>
-                <w:sz w:val="22"/>
-                <w:szCs w:val="22"/>
+                <w:rFonts w:ascii="Times New Roman" w:cs="Times New Roman" w:eastAsia="Times New Roman" w:hAnsi="Times New Roman"/>
+                <w:b w:val="false"/>
+                <w:bCs w:val="false"/>
+                <w:i w:val="false"/>
+                <w:iCs w:val="false"/>
+                <w:sz w:val="18"/>
+                <w:szCs w:val="18"/>
               </w:rPr>
               <w:t xml:space="preserve">…</w:t>
             </w:r>
@@ -2673,18 +2689,18 @@
         </w:tc>
         <w:tc>
           <w:tcPr>
-            <w:tcW w:type="dxa" w:w="700"/>
-            <w:tcBorders>
-              <w:top w:val="single" w:color="000000" w:sz="4"/>
-              <w:left w:val="single" w:color="000000" w:sz="4"/>
-              <w:bottom w:val="single" w:color="000000" w:sz="4"/>
-              <w:right w:val="single" w:color="000000" w:sz="4"/>
-            </w:tcBorders>
-            <w:tcMar>
-              <w:top w:type="dxa" w:w="40"/>
-              <w:left w:type="dxa" w:w="80"/>
-              <w:bottom w:type="dxa" w:w="40"/>
-              <w:right w:type="dxa" w:w="80"/>
+            <w:tcW w:type="dxa" w:w="765"/>
+            <w:tcBorders>
+              <w:top w:val="single" w:color="000000" w:sz="4"/>
+              <w:left w:val="single" w:color="000000" w:sz="4"/>
+              <w:bottom w:val="single" w:color="000000" w:sz="4"/>
+              <w:right w:val="single" w:color="000000" w:sz="4"/>
+            </w:tcBorders>
+            <w:tcMar>
+              <w:top w:type="dxa" w:w="30"/>
+              <w:left w:type="dxa" w:w="70"/>
+              <w:bottom w:type="dxa" w:w="30"/>
+              <w:right w:type="dxa" w:w="70"/>
             </w:tcMar>
             <w:vAlign w:val="center"/>
           </w:tcPr>
@@ -2695,13 +2711,13 @@
             </w:pPr>
             <w:r>
               <w:rPr>
-                <w:rFonts w:ascii="Calibri" w:cs="Calibri" w:eastAsia="Calibri" w:hAnsi="Calibri"/>
-                <w:b w:val="false"/>
-                <w:bCs w:val="false"/>
-                <w:i w:val="false"/>
-                <w:iCs w:val="false"/>
-                <w:sz w:val="22"/>
-                <w:szCs w:val="22"/>
+                <w:rFonts w:ascii="Times New Roman" w:cs="Times New Roman" w:eastAsia="Times New Roman" w:hAnsi="Times New Roman"/>
+                <w:b w:val="false"/>
+                <w:bCs w:val="false"/>
+                <w:i w:val="false"/>
+                <w:iCs w:val="false"/>
+                <w:sz w:val="18"/>
+                <w:szCs w:val="18"/>
               </w:rPr>
               <w:t xml:space="preserve">…</w:t>
             </w:r>
@@ -2709,18 +2725,18 @@
         </w:tc>
         <w:tc>
           <w:tcPr>
-            <w:tcW w:type="dxa" w:w="1274"/>
-            <w:tcBorders>
-              <w:top w:val="single" w:color="000000" w:sz="4"/>
-              <w:left w:val="single" w:color="000000" w:sz="4"/>
-              <w:bottom w:val="single" w:color="000000" w:sz="4"/>
-              <w:right w:val="single" w:color="000000" w:sz="4"/>
-            </w:tcBorders>
-            <w:tcMar>
-              <w:top w:type="dxa" w:w="40"/>
-              <w:left w:type="dxa" w:w="80"/>
-              <w:bottom w:type="dxa" w:w="40"/>
-              <w:right w:type="dxa" w:w="80"/>
+            <w:tcW w:type="dxa" w:w="1059"/>
+            <w:tcBorders>
+              <w:top w:val="single" w:color="000000" w:sz="4"/>
+              <w:left w:val="single" w:color="000000" w:sz="4"/>
+              <w:bottom w:val="single" w:color="000000" w:sz="4"/>
+              <w:right w:val="single" w:color="000000" w:sz="4"/>
+            </w:tcBorders>
+            <w:tcMar>
+              <w:top w:type="dxa" w:w="30"/>
+              <w:left w:type="dxa" w:w="70"/>
+              <w:bottom w:type="dxa" w:w="30"/>
+              <w:right w:type="dxa" w:w="70"/>
             </w:tcMar>
             <w:vAlign w:val="center"/>
           </w:tcPr>
@@ -2731,13 +2747,13 @@
             </w:pPr>
             <w:r>
               <w:rPr>
-                <w:rFonts w:ascii="Calibri" w:cs="Calibri" w:eastAsia="Calibri" w:hAnsi="Calibri"/>
-                <w:b w:val="false"/>
-                <w:bCs w:val="false"/>
-                <w:i w:val="false"/>
-                <w:iCs w:val="false"/>
-                <w:sz w:val="22"/>
-                <w:szCs w:val="22"/>
+                <w:rFonts w:ascii="Times New Roman" w:cs="Times New Roman" w:eastAsia="Times New Roman" w:hAnsi="Times New Roman"/>
+                <w:b w:val="false"/>
+                <w:bCs w:val="false"/>
+                <w:i w:val="false"/>
+                <w:iCs w:val="false"/>
+                <w:sz w:val="18"/>
+                <w:szCs w:val="18"/>
               </w:rPr>
               <w:t xml:space="preserve">…</w:t>
             </w:r>
@@ -2745,18 +2761,18 @@
         </w:tc>
         <w:tc>
           <w:tcPr>
-            <w:tcW w:type="dxa" w:w="1274"/>
-            <w:tcBorders>
-              <w:top w:val="single" w:color="000000" w:sz="4"/>
-              <w:left w:val="single" w:color="000000" w:sz="4"/>
-              <w:bottom w:val="single" w:color="000000" w:sz="4"/>
-              <w:right w:val="single" w:color="000000" w:sz="4"/>
-            </w:tcBorders>
-            <w:tcMar>
-              <w:top w:type="dxa" w:w="40"/>
-              <w:left w:type="dxa" w:w="80"/>
-              <w:bottom w:type="dxa" w:w="40"/>
-              <w:right w:type="dxa" w:w="80"/>
+            <w:tcW w:type="dxa" w:w="1328"/>
+            <w:tcBorders>
+              <w:top w:val="single" w:color="000000" w:sz="4"/>
+              <w:left w:val="single" w:color="000000" w:sz="4"/>
+              <w:bottom w:val="single" w:color="000000" w:sz="4"/>
+              <w:right w:val="single" w:color="000000" w:sz="4"/>
+            </w:tcBorders>
+            <w:tcMar>
+              <w:top w:type="dxa" w:w="30"/>
+              <w:left w:type="dxa" w:w="70"/>
+              <w:bottom w:type="dxa" w:w="30"/>
+              <w:right w:type="dxa" w:w="70"/>
             </w:tcMar>
             <w:vAlign w:val="center"/>
           </w:tcPr>
@@ -2767,13 +2783,13 @@
             </w:pPr>
             <w:r>
               <w:rPr>
-                <w:rFonts w:ascii="Calibri" w:cs="Calibri" w:eastAsia="Calibri" w:hAnsi="Calibri"/>
-                <w:b w:val="false"/>
-                <w:bCs w:val="false"/>
-                <w:i w:val="false"/>
-                <w:iCs w:val="false"/>
-                <w:sz w:val="22"/>
-                <w:szCs w:val="22"/>
+                <w:rFonts w:ascii="Times New Roman" w:cs="Times New Roman" w:eastAsia="Times New Roman" w:hAnsi="Times New Roman"/>
+                <w:b w:val="false"/>
+                <w:bCs w:val="false"/>
+                <w:i w:val="false"/>
+                <w:iCs w:val="false"/>
+                <w:sz w:val="18"/>
+                <w:szCs w:val="18"/>
               </w:rPr>
               <w:t xml:space="preserve">…</w:t>
             </w:r>
@@ -2781,18 +2797,18 @@
         </w:tc>
         <w:tc>
           <w:tcPr>
-            <w:tcW w:type="dxa" w:w="1510"/>
-            <w:tcBorders>
-              <w:top w:val="single" w:color="000000" w:sz="4"/>
-              <w:left w:val="single" w:color="000000" w:sz="4"/>
-              <w:bottom w:val="single" w:color="000000" w:sz="4"/>
-              <w:right w:val="single" w:color="000000" w:sz="4"/>
-            </w:tcBorders>
-            <w:tcMar>
-              <w:top w:type="dxa" w:w="40"/>
-              <w:left w:type="dxa" w:w="80"/>
-              <w:bottom w:type="dxa" w:w="40"/>
-              <w:right w:type="dxa" w:w="80"/>
+            <w:tcW w:type="dxa" w:w="1546"/>
+            <w:tcBorders>
+              <w:top w:val="single" w:color="000000" w:sz="4"/>
+              <w:left w:val="single" w:color="000000" w:sz="4"/>
+              <w:bottom w:val="single" w:color="000000" w:sz="4"/>
+              <w:right w:val="single" w:color="000000" w:sz="4"/>
+            </w:tcBorders>
+            <w:tcMar>
+              <w:top w:type="dxa" w:w="30"/>
+              <w:left w:type="dxa" w:w="70"/>
+              <w:bottom w:type="dxa" w:w="30"/>
+              <w:right w:type="dxa" w:w="70"/>
             </w:tcMar>
             <w:vAlign w:val="center"/>
           </w:tcPr>
@@ -2803,13 +2819,13 @@
             </w:pPr>
             <w:r>
               <w:rPr>
-                <w:rFonts w:ascii="Calibri" w:cs="Calibri" w:eastAsia="Calibri" w:hAnsi="Calibri"/>
-                <w:b w:val="false"/>
-                <w:bCs w:val="false"/>
-                <w:i w:val="false"/>
-                <w:iCs w:val="false"/>
-                <w:sz w:val="22"/>
-                <w:szCs w:val="22"/>
+                <w:rFonts w:ascii="Times New Roman" w:cs="Times New Roman" w:eastAsia="Times New Roman" w:hAnsi="Times New Roman"/>
+                <w:b w:val="false"/>
+                <w:bCs w:val="false"/>
+                <w:i w:val="false"/>
+                <w:iCs w:val="false"/>
+                <w:sz w:val="18"/>
+                <w:szCs w:val="18"/>
               </w:rPr>
               <w:t xml:space="preserve">…</w:t>
             </w:r>
@@ -2817,18 +2833,18 @@
         </w:tc>
         <w:tc>
           <w:tcPr>
-            <w:tcW w:type="dxa" w:w="1604"/>
-            <w:tcBorders>
-              <w:top w:val="single" w:color="000000" w:sz="4"/>
-              <w:left w:val="single" w:color="000000" w:sz="4"/>
-              <w:bottom w:val="single" w:color="000000" w:sz="4"/>
-              <w:right w:val="single" w:color="000000" w:sz="4"/>
-            </w:tcBorders>
-            <w:tcMar>
-              <w:top w:type="dxa" w:w="40"/>
-              <w:left w:type="dxa" w:w="80"/>
-              <w:bottom w:type="dxa" w:w="40"/>
-              <w:right w:type="dxa" w:w="80"/>
+            <w:tcW w:type="dxa" w:w="1161"/>
+            <w:tcBorders>
+              <w:top w:val="single" w:color="000000" w:sz="4"/>
+              <w:left w:val="single" w:color="000000" w:sz="4"/>
+              <w:bottom w:val="single" w:color="000000" w:sz="4"/>
+              <w:right w:val="single" w:color="000000" w:sz="4"/>
+            </w:tcBorders>
+            <w:tcMar>
+              <w:top w:type="dxa" w:w="30"/>
+              <w:left w:type="dxa" w:w="70"/>
+              <w:bottom w:type="dxa" w:w="30"/>
+              <w:right w:type="dxa" w:w="70"/>
             </w:tcMar>
             <w:vAlign w:val="center"/>
           </w:tcPr>
@@ -2839,13 +2855,13 @@
             </w:pPr>
             <w:r>
               <w:rPr>
-                <w:rFonts w:ascii="Calibri" w:cs="Calibri" w:eastAsia="Calibri" w:hAnsi="Calibri"/>
-                <w:b w:val="false"/>
-                <w:bCs w:val="false"/>
-                <w:i w:val="false"/>
-                <w:iCs w:val="false"/>
-                <w:sz w:val="22"/>
-                <w:szCs w:val="22"/>
+                <w:rFonts w:ascii="Times New Roman" w:cs="Times New Roman" w:eastAsia="Times New Roman" w:hAnsi="Times New Roman"/>
+                <w:b w:val="false"/>
+                <w:bCs w:val="false"/>
+                <w:i w:val="false"/>
+                <w:iCs w:val="false"/>
+                <w:sz w:val="18"/>
+                <w:szCs w:val="18"/>
               </w:rPr>
               <w:t xml:space="preserve">…</w:t>
             </w:r>
@@ -2853,18 +2869,18 @@
         </w:tc>
         <w:tc>
           <w:tcPr>
-            <w:tcW w:type="dxa" w:w="1368"/>
-            <w:tcBorders>
-              <w:top w:val="single" w:color="000000" w:sz="4"/>
-              <w:left w:val="single" w:color="000000" w:sz="4"/>
-              <w:bottom w:val="single" w:color="000000" w:sz="4"/>
-              <w:right w:val="single" w:color="000000" w:sz="4"/>
-            </w:tcBorders>
-            <w:tcMar>
-              <w:top w:type="dxa" w:w="40"/>
-              <w:left w:type="dxa" w:w="80"/>
-              <w:bottom w:type="dxa" w:w="40"/>
-              <w:right w:type="dxa" w:w="80"/>
+            <w:tcW w:type="dxa" w:w="1030"/>
+            <w:tcBorders>
+              <w:top w:val="single" w:color="000000" w:sz="4"/>
+              <w:left w:val="single" w:color="000000" w:sz="4"/>
+              <w:bottom w:val="single" w:color="000000" w:sz="4"/>
+              <w:right w:val="single" w:color="000000" w:sz="4"/>
+            </w:tcBorders>
+            <w:tcMar>
+              <w:top w:type="dxa" w:w="30"/>
+              <w:left w:type="dxa" w:w="70"/>
+              <w:bottom w:type="dxa" w:w="30"/>
+              <w:right w:type="dxa" w:w="70"/>
             </w:tcMar>
             <w:vAlign w:val="center"/>
           </w:tcPr>
@@ -2875,13 +2891,13 @@
             </w:pPr>
             <w:r>
               <w:rPr>
-                <w:rFonts w:ascii="Calibri" w:cs="Calibri" w:eastAsia="Calibri" w:hAnsi="Calibri"/>
-                <w:b w:val="false"/>
-                <w:bCs w:val="false"/>
-                <w:i w:val="false"/>
-                <w:iCs w:val="false"/>
-                <w:sz w:val="22"/>
-                <w:szCs w:val="22"/>
+                <w:rFonts w:ascii="Times New Roman" w:cs="Times New Roman" w:eastAsia="Times New Roman" w:hAnsi="Times New Roman"/>
+                <w:b w:val="false"/>
+                <w:bCs w:val="false"/>
+                <w:i w:val="false"/>
+                <w:iCs w:val="false"/>
+                <w:sz w:val="18"/>
+                <w:szCs w:val="18"/>
               </w:rPr>
               <w:t xml:space="preserve">…</w:t>
             </w:r>
@@ -2889,18 +2905,18 @@
         </w:tc>
         <w:tc>
           <w:tcPr>
-            <w:tcW w:type="dxa" w:w="2076"/>
-            <w:tcBorders>
-              <w:top w:val="single" w:color="000000" w:sz="4"/>
-              <w:left w:val="single" w:color="000000" w:sz="4"/>
-              <w:bottom w:val="single" w:color="000000" w:sz="4"/>
-              <w:right w:val="single" w:color="000000" w:sz="4"/>
-            </w:tcBorders>
-            <w:tcMar>
-              <w:top w:type="dxa" w:w="40"/>
-              <w:left w:type="dxa" w:w="80"/>
-              <w:bottom w:type="dxa" w:w="40"/>
-              <w:right w:type="dxa" w:w="80"/>
+            <w:tcW w:type="dxa" w:w="1454"/>
+            <w:tcBorders>
+              <w:top w:val="single" w:color="000000" w:sz="4"/>
+              <w:left w:val="single" w:color="000000" w:sz="4"/>
+              <w:bottom w:val="single" w:color="000000" w:sz="4"/>
+              <w:right w:val="single" w:color="000000" w:sz="4"/>
+            </w:tcBorders>
+            <w:tcMar>
+              <w:top w:type="dxa" w:w="30"/>
+              <w:left w:type="dxa" w:w="70"/>
+              <w:bottom w:type="dxa" w:w="30"/>
+              <w:right w:type="dxa" w:w="70"/>
             </w:tcMar>
             <w:vAlign w:val="center"/>
           </w:tcPr>
@@ -2911,13 +2927,13 @@
             </w:pPr>
             <w:r>
               <w:rPr>
-                <w:rFonts w:ascii="Calibri" w:cs="Calibri" w:eastAsia="Calibri" w:hAnsi="Calibri"/>
-                <w:b w:val="false"/>
-                <w:bCs w:val="false"/>
-                <w:i w:val="false"/>
-                <w:iCs w:val="false"/>
-                <w:sz w:val="22"/>
-                <w:szCs w:val="22"/>
+                <w:rFonts w:ascii="Times New Roman" w:cs="Times New Roman" w:eastAsia="Times New Roman" w:hAnsi="Times New Roman"/>
+                <w:b w:val="false"/>
+                <w:bCs w:val="false"/>
+                <w:i w:val="false"/>
+                <w:iCs w:val="false"/>
+                <w:sz w:val="18"/>
+                <w:szCs w:val="18"/>
               </w:rPr>
               <w:t xml:space="preserve">…</w:t>
             </w:r>
@@ -2925,18 +2941,18 @@
         </w:tc>
         <w:tc>
           <w:tcPr>
-            <w:tcW w:type="dxa" w:w="1185"/>
-            <w:tcBorders>
-              <w:top w:val="single" w:color="000000" w:sz="4"/>
-              <w:left w:val="single" w:color="000000" w:sz="4"/>
-              <w:bottom w:val="single" w:color="000000" w:sz="4"/>
-              <w:right w:val="single" w:color="000000" w:sz="4"/>
-            </w:tcBorders>
-            <w:tcMar>
-              <w:top w:type="dxa" w:w="40"/>
-              <w:left w:type="dxa" w:w="80"/>
-              <w:bottom w:type="dxa" w:w="40"/>
-              <w:right w:type="dxa" w:w="80"/>
+            <w:tcW w:type="dxa" w:w="1009"/>
+            <w:tcBorders>
+              <w:top w:val="single" w:color="000000" w:sz="4"/>
+              <w:left w:val="single" w:color="000000" w:sz="4"/>
+              <w:bottom w:val="single" w:color="000000" w:sz="4"/>
+              <w:right w:val="single" w:color="000000" w:sz="4"/>
+            </w:tcBorders>
+            <w:tcMar>
+              <w:top w:type="dxa" w:w="30"/>
+              <w:left w:type="dxa" w:w="70"/>
+              <w:bottom w:type="dxa" w:w="30"/>
+              <w:right w:type="dxa" w:w="70"/>
             </w:tcMar>
             <w:vAlign w:val="center"/>
           </w:tcPr>
@@ -2947,13 +2963,13 @@
             </w:pPr>
             <w:r>
               <w:rPr>
-                <w:rFonts w:ascii="Calibri" w:cs="Calibri" w:eastAsia="Calibri" w:hAnsi="Calibri"/>
-                <w:b w:val="false"/>
-                <w:bCs w:val="false"/>
-                <w:i w:val="false"/>
-                <w:iCs w:val="false"/>
-                <w:sz w:val="22"/>
-                <w:szCs w:val="22"/>
+                <w:rFonts w:ascii="Times New Roman" w:cs="Times New Roman" w:eastAsia="Times New Roman" w:hAnsi="Times New Roman"/>
+                <w:b w:val="false"/>
+                <w:bCs w:val="false"/>
+                <w:i w:val="false"/>
+                <w:iCs w:val="false"/>
+                <w:sz w:val="18"/>
+                <w:szCs w:val="18"/>
               </w:rPr>
               <w:t xml:space="preserve">…</w:t>
             </w:r>
@@ -2965,7 +2981,7 @@
       <w:pPr>
         <w:sectPr>
           <w:pgSz w:w="16837" w:h="11905" w:orient="landscape"/>
-          <w:pgMar w:top="1133" w:right="850" w:bottom="1133" w:left="1700" w:header="708" w:footer="708" w:gutter="0"/>
+          <w:pgMar w:top="1440" w:right="1440" w:bottom="1440" w:left="1440" w:header="708" w:footer="708" w:gutter="0"/>
           <w:pgNumType/>
           <w:docGrid w:linePitch="360"/>
         </w:sectPr>
@@ -2979,7 +2995,7 @@
       </w:pPr>
       <w:r>
         <w:rPr>
-          <w:rFonts w:ascii="Calibri" w:cs="Calibri" w:eastAsia="Calibri" w:hAnsi="Calibri"/>
+          <w:rFonts w:ascii="Times New Roman" w:cs="Times New Roman" w:eastAsia="Times New Roman" w:hAnsi="Times New Roman"/>
           <w:b w:val="false"/>
           <w:bCs w:val="false"/>
           <w:i w:val="false"/>
@@ -2992,13 +3008,13 @@
     </w:p>
     <w:p>
       <w:pPr>
-        <w:spacing w:after="120" w:before="0" w:line="276" w:lineRule="auto"/>
-        <w:ind w:firstLine="566"/>
+        <w:spacing w:after="60" w:before="0" w:line="276" w:lineRule="auto"/>
+        <w:ind w:left="453" w:hanging="283"/>
         <w:jc w:val="both"/>
       </w:pPr>
       <w:r>
         <w:rPr>
-          <w:rFonts w:ascii="Calibri" w:cs="Calibri" w:eastAsia="Calibri" w:hAnsi="Calibri"/>
+          <w:rFonts w:ascii="Times New Roman" w:cs="Times New Roman" w:eastAsia="Times New Roman" w:hAnsi="Times New Roman"/>
           <w:b w:val="false"/>
           <w:bCs w:val="false"/>
           <w:i w:val="false"/>
@@ -3011,13 +3027,13 @@
     </w:p>
     <w:p>
       <w:pPr>
-        <w:spacing w:after="120" w:before="0" w:line="276" w:lineRule="auto"/>
-        <w:ind w:firstLine="566"/>
+        <w:spacing w:after="60" w:before="0" w:line="276" w:lineRule="auto"/>
+        <w:ind w:left="453" w:hanging="283"/>
         <w:jc w:val="both"/>
       </w:pPr>
       <w:r>
         <w:rPr>
-          <w:rFonts w:ascii="Calibri" w:cs="Calibri" w:eastAsia="Calibri" w:hAnsi="Calibri"/>
+          <w:rFonts w:ascii="Times New Roman" w:cs="Times New Roman" w:eastAsia="Times New Roman" w:hAnsi="Times New Roman"/>
           <w:b w:val="false"/>
           <w:bCs w:val="false"/>
           <w:i w:val="false"/>
@@ -3030,13 +3046,13 @@
     </w:p>
     <w:p>
       <w:pPr>
-        <w:spacing w:after="120" w:before="0" w:line="276" w:lineRule="auto"/>
-        <w:ind w:firstLine="566"/>
+        <w:spacing w:after="60" w:before="0" w:line="276" w:lineRule="auto"/>
+        <w:ind w:left="453" w:hanging="283"/>
         <w:jc w:val="both"/>
       </w:pPr>
       <w:r>
         <w:rPr>
-          <w:rFonts w:ascii="Calibri" w:cs="Calibri" w:eastAsia="Calibri" w:hAnsi="Calibri"/>
+          <w:rFonts w:ascii="Times New Roman" w:cs="Times New Roman" w:eastAsia="Times New Roman" w:hAnsi="Times New Roman"/>
           <w:b w:val="false"/>
           <w:bCs w:val="false"/>
           <w:i w:val="false"/>
@@ -3049,13 +3065,13 @@
     </w:p>
     <w:p>
       <w:pPr>
-        <w:spacing w:after="120" w:before="0" w:line="276" w:lineRule="auto"/>
-        <w:ind w:firstLine="566"/>
+        <w:spacing w:after="60" w:before="0" w:line="276" w:lineRule="auto"/>
+        <w:ind w:left="453" w:hanging="283"/>
         <w:jc w:val="both"/>
       </w:pPr>
       <w:r>
         <w:rPr>
-          <w:rFonts w:ascii="Calibri" w:cs="Calibri" w:eastAsia="Calibri" w:hAnsi="Calibri"/>
+          <w:rFonts w:ascii="Times New Roman" w:cs="Times New Roman" w:eastAsia="Times New Roman" w:hAnsi="Times New Roman"/>
           <w:b w:val="false"/>
           <w:bCs w:val="false"/>
           <w:i w:val="false"/>
@@ -3068,13 +3084,13 @@
     </w:p>
     <w:p>
       <w:pPr>
-        <w:spacing w:after="120" w:before="0" w:line="276" w:lineRule="auto"/>
-        <w:ind w:firstLine="566"/>
+        <w:spacing w:after="60" w:before="0" w:line="276" w:lineRule="auto"/>
+        <w:ind w:left="453" w:hanging="283"/>
         <w:jc w:val="both"/>
       </w:pPr>
       <w:r>
         <w:rPr>
-          <w:rFonts w:ascii="Calibri" w:cs="Calibri" w:eastAsia="Calibri" w:hAnsi="Calibri"/>
+          <w:rFonts w:ascii="Times New Roman" w:cs="Times New Roman" w:eastAsia="Times New Roman" w:hAnsi="Times New Roman"/>
           <w:b w:val="false"/>
           <w:bCs w:val="false"/>
           <w:i w:val="false"/>
@@ -3087,13 +3103,13 @@
     </w:p>
     <w:p>
       <w:pPr>
-        <w:spacing w:after="120" w:before="0" w:line="276" w:lineRule="auto"/>
-        <w:ind w:firstLine="566"/>
+        <w:spacing w:after="60" w:before="0" w:line="276" w:lineRule="auto"/>
+        <w:ind w:left="453" w:hanging="283"/>
         <w:jc w:val="both"/>
       </w:pPr>
       <w:r>
         <w:rPr>
-          <w:rFonts w:ascii="Calibri" w:cs="Calibri" w:eastAsia="Calibri" w:hAnsi="Calibri"/>
+          <w:rFonts w:ascii="Times New Roman" w:cs="Times New Roman" w:eastAsia="Times New Roman" w:hAnsi="Times New Roman"/>
           <w:b w:val="false"/>
           <w:bCs w:val="false"/>
           <w:i w:val="false"/>
@@ -3106,13 +3122,13 @@
     </w:p>
     <w:p>
       <w:pPr>
-        <w:spacing w:after="120" w:before="0" w:line="276" w:lineRule="auto"/>
-        <w:ind w:firstLine="566"/>
+        <w:spacing w:after="60" w:before="0" w:line="276" w:lineRule="auto"/>
+        <w:ind w:left="453" w:hanging="283"/>
         <w:jc w:val="both"/>
       </w:pPr>
       <w:r>
         <w:rPr>
-          <w:rFonts w:ascii="Calibri" w:cs="Calibri" w:eastAsia="Calibri" w:hAnsi="Calibri"/>
+          <w:rFonts w:ascii="Times New Roman" w:cs="Times New Roman" w:eastAsia="Times New Roman" w:hAnsi="Times New Roman"/>
           <w:b w:val="false"/>
           <w:bCs w:val="false"/>
           <w:i w:val="false"/>
@@ -3125,13 +3141,13 @@
     </w:p>
     <w:p>
       <w:pPr>
-        <w:spacing w:after="120" w:before="0" w:line="276" w:lineRule="auto"/>
-        <w:ind w:firstLine="566"/>
+        <w:spacing w:after="60" w:before="0" w:line="276" w:lineRule="auto"/>
+        <w:ind w:left="453" w:hanging="283"/>
         <w:jc w:val="both"/>
       </w:pPr>
       <w:r>
         <w:rPr>
-          <w:rFonts w:ascii="Calibri" w:cs="Calibri" w:eastAsia="Calibri" w:hAnsi="Calibri"/>
+          <w:rFonts w:ascii="Times New Roman" w:cs="Times New Roman" w:eastAsia="Times New Roman" w:hAnsi="Times New Roman"/>
           <w:b w:val="false"/>
           <w:bCs w:val="false"/>
           <w:i w:val="false"/>
@@ -3144,13 +3160,13 @@
     </w:p>
     <w:p>
       <w:pPr>
-        <w:spacing w:after="120" w:before="0" w:line="276" w:lineRule="auto"/>
-        <w:ind w:firstLine="566"/>
+        <w:spacing w:after="60" w:before="0" w:line="276" w:lineRule="auto"/>
+        <w:ind w:left="453" w:hanging="283"/>
         <w:jc w:val="both"/>
       </w:pPr>
       <w:r>
         <w:rPr>
-          <w:rFonts w:ascii="Calibri" w:cs="Calibri" w:eastAsia="Calibri" w:hAnsi="Calibri"/>
+          <w:rFonts w:ascii="Times New Roman" w:cs="Times New Roman" w:eastAsia="Times New Roman" w:hAnsi="Times New Roman"/>
           <w:b w:val="false"/>
           <w:bCs w:val="false"/>
           <w:i w:val="false"/>
@@ -3163,7 +3179,7 @@
     </w:p>
     <w:sectPr>
       <w:pgSz w:w="11905" w:h="16837" w:orient="portrait"/>
-      <w:pgMar w:top="1133" w:right="850" w:bottom="1133" w:left="1700" w:header="708" w:footer="708" w:gutter="0"/>
+      <w:pgMar w:top="1440" w:right="1440" w:bottom="1440" w:left="1440" w:header="708" w:footer="708" w:gutter="0"/>
       <w:pgNumType/>
       <w:docGrid w:linePitch="360"/>
     </w:sectPr>
@@ -3349,7 +3365,7 @@
   <w:docDefaults>
     <w:rPrDefault>
       <w:rPr>
-        <w:rFonts w:ascii="Calibri" w:cs="Calibri" w:eastAsia="Calibri" w:hAnsi="Calibri"/>
+        <w:rFonts w:ascii="Times New Roman" w:cs="Times New Roman" w:eastAsia="Times New Roman" w:hAnsi="Times New Roman"/>
         <w:sz w:val="26"/>
         <w:szCs w:val="26"/>
       </w:rPr>

--- a/word/02-ho-so-cap-do/mau-08-bao-cao.docx
+++ b/word/02-ho-so-cap-do/mau-08-bao-cao.docx
@@ -1188,18 +1188,18 @@
         <w:tblLayout w:type="autofit"/>
       </w:tblPr>
       <w:tblGrid>
-        <w:gridCol w:w="758"/>
-        <w:gridCol w:w="1609"/>
-        <w:gridCol w:w="1348"/>
-        <w:gridCol w:w="890"/>
-        <w:gridCol w:w="765"/>
-        <w:gridCol w:w="1059"/>
-        <w:gridCol w:w="1328"/>
-        <w:gridCol w:w="1546"/>
-        <w:gridCol w:w="1161"/>
-        <w:gridCol w:w="1030"/>
-        <w:gridCol w:w="1454"/>
-        <w:gridCol w:w="1009"/>
+        <w:gridCol w:w="587"/>
+        <w:gridCol w:w="1205"/>
+        <w:gridCol w:w="968"/>
+        <w:gridCol w:w="862"/>
+        <w:gridCol w:w="715"/>
+        <w:gridCol w:w="1015"/>
+        <w:gridCol w:w="1507"/>
+        <w:gridCol w:w="1978"/>
+        <w:gridCol w:w="1190"/>
+        <w:gridCol w:w="1685"/>
+        <w:gridCol w:w="1190"/>
+        <w:gridCol w:w="1055"/>
       </w:tblGrid>
       <w:tr>
         <w:trPr>
@@ -1208,7 +1208,7 @@
         </w:trPr>
         <w:tc>
           <w:tcPr>
-            <w:tcW w:type="dxa" w:w="758"/>
+            <w:tcW w:type="dxa" w:w="587"/>
             <w:tcBorders>
               <w:top w:val="single" w:color="000000" w:sz="4"/>
               <w:left w:val="single" w:color="000000" w:sz="4"/>
@@ -1245,7 +1245,7 @@
         </w:tc>
         <w:tc>
           <w:tcPr>
-            <w:tcW w:type="dxa" w:w="1609"/>
+            <w:tcW w:type="dxa" w:w="1205"/>
             <w:tcBorders>
               <w:top w:val="single" w:color="000000" w:sz="4"/>
               <w:left w:val="single" w:color="000000" w:sz="4"/>
@@ -1282,7 +1282,7 @@
         </w:tc>
         <w:tc>
           <w:tcPr>
-            <w:tcW w:type="dxa" w:w="1348"/>
+            <w:tcW w:type="dxa" w:w="968"/>
             <w:tcBorders>
               <w:top w:val="single" w:color="000000" w:sz="4"/>
               <w:left w:val="single" w:color="000000" w:sz="4"/>
@@ -1319,7 +1319,7 @@
         </w:tc>
         <w:tc>
           <w:tcPr>
-            <w:tcW w:type="dxa" w:w="890"/>
+            <w:tcW w:type="dxa" w:w="862"/>
             <w:tcBorders>
               <w:top w:val="single" w:color="000000" w:sz="4"/>
               <w:left w:val="single" w:color="000000" w:sz="4"/>
@@ -1356,7 +1356,7 @@
         </w:tc>
         <w:tc>
           <w:tcPr>
-            <w:tcW w:type="dxa" w:w="765"/>
+            <w:tcW w:type="dxa" w:w="715"/>
             <w:tcBorders>
               <w:top w:val="single" w:color="000000" w:sz="4"/>
               <w:left w:val="single" w:color="000000" w:sz="4"/>
@@ -1393,7 +1393,7 @@
         </w:tc>
         <w:tc>
           <w:tcPr>
-            <w:tcW w:type="dxa" w:w="1059"/>
+            <w:tcW w:type="dxa" w:w="1015"/>
             <w:tcBorders>
               <w:top w:val="single" w:color="000000" w:sz="4"/>
               <w:left w:val="single" w:color="000000" w:sz="4"/>
@@ -1430,7 +1430,7 @@
         </w:tc>
         <w:tc>
           <w:tcPr>
-            <w:tcW w:type="dxa" w:w="1328"/>
+            <w:tcW w:type="dxa" w:w="1507"/>
             <w:tcBorders>
               <w:top w:val="single" w:color="000000" w:sz="4"/>
               <w:left w:val="single" w:color="000000" w:sz="4"/>
@@ -1467,7 +1467,7 @@
         </w:tc>
         <w:tc>
           <w:tcPr>
-            <w:tcW w:type="dxa" w:w="1546"/>
+            <w:tcW w:type="dxa" w:w="1978"/>
             <w:tcBorders>
               <w:top w:val="single" w:color="000000" w:sz="4"/>
               <w:left w:val="single" w:color="000000" w:sz="4"/>
@@ -1504,7 +1504,7 @@
         </w:tc>
         <w:tc>
           <w:tcPr>
-            <w:tcW w:type="dxa" w:w="1161"/>
+            <w:tcW w:type="dxa" w:w="1190"/>
             <w:tcBorders>
               <w:top w:val="single" w:color="000000" w:sz="4"/>
               <w:left w:val="single" w:color="000000" w:sz="4"/>
@@ -1541,7 +1541,7 @@
         </w:tc>
         <w:tc>
           <w:tcPr>
-            <w:tcW w:type="dxa" w:w="1030"/>
+            <w:tcW w:type="dxa" w:w="1685"/>
             <w:tcBorders>
               <w:top w:val="single" w:color="000000" w:sz="4"/>
               <w:left w:val="single" w:color="000000" w:sz="4"/>
@@ -1578,7 +1578,7 @@
         </w:tc>
         <w:tc>
           <w:tcPr>
-            <w:tcW w:type="dxa" w:w="1454"/>
+            <w:tcW w:type="dxa" w:w="1190"/>
             <w:tcBorders>
               <w:top w:val="single" w:color="000000" w:sz="4"/>
               <w:left w:val="single" w:color="000000" w:sz="4"/>
@@ -1615,7 +1615,7 @@
         </w:tc>
         <w:tc>
           <w:tcPr>
-            <w:tcW w:type="dxa" w:w="1009"/>
+            <w:tcW w:type="dxa" w:w="1055"/>
             <w:tcBorders>
               <w:top w:val="single" w:color="000000" w:sz="4"/>
               <w:left w:val="single" w:color="000000" w:sz="4"/>
@@ -1658,7 +1658,7 @@
         </w:trPr>
         <w:tc>
           <w:tcPr>
-            <w:tcW w:type="dxa" w:w="758"/>
+            <w:tcW w:type="dxa" w:w="587"/>
             <w:tcBorders>
               <w:top w:val="single" w:color="000000" w:sz="4"/>
               <w:left w:val="single" w:color="000000" w:sz="4"/>
@@ -1694,7 +1694,7 @@
         </w:tc>
         <w:tc>
           <w:tcPr>
-            <w:tcW w:type="dxa" w:w="1609"/>
+            <w:tcW w:type="dxa" w:w="1205"/>
             <w:tcBorders>
               <w:top w:val="single" w:color="000000" w:sz="4"/>
               <w:left w:val="single" w:color="000000" w:sz="4"/>
@@ -1730,7 +1730,7 @@
         </w:tc>
         <w:tc>
           <w:tcPr>
-            <w:tcW w:type="dxa" w:w="1348"/>
+            <w:tcW w:type="dxa" w:w="968"/>
             <w:tcBorders>
               <w:top w:val="single" w:color="000000" w:sz="4"/>
               <w:left w:val="single" w:color="000000" w:sz="4"/>
@@ -1766,7 +1766,7 @@
         </w:tc>
         <w:tc>
           <w:tcPr>
-            <w:tcW w:type="dxa" w:w="890"/>
+            <w:tcW w:type="dxa" w:w="862"/>
             <w:tcBorders>
               <w:top w:val="single" w:color="000000" w:sz="4"/>
               <w:left w:val="single" w:color="000000" w:sz="4"/>
@@ -1802,7 +1802,7 @@
         </w:tc>
         <w:tc>
           <w:tcPr>
-            <w:tcW w:type="dxa" w:w="765"/>
+            <w:tcW w:type="dxa" w:w="715"/>
             <w:tcBorders>
               <w:top w:val="single" w:color="000000" w:sz="4"/>
               <w:left w:val="single" w:color="000000" w:sz="4"/>
@@ -1838,7 +1838,7 @@
         </w:tc>
         <w:tc>
           <w:tcPr>
-            <w:tcW w:type="dxa" w:w="1059"/>
+            <w:tcW w:type="dxa" w:w="1015"/>
             <w:tcBorders>
               <w:top w:val="single" w:color="000000" w:sz="4"/>
               <w:left w:val="single" w:color="000000" w:sz="4"/>
@@ -1874,7 +1874,7 @@
         </w:tc>
         <w:tc>
           <w:tcPr>
-            <w:tcW w:type="dxa" w:w="1328"/>
+            <w:tcW w:type="dxa" w:w="1507"/>
             <w:tcBorders>
               <w:top w:val="single" w:color="000000" w:sz="4"/>
               <w:left w:val="single" w:color="000000" w:sz="4"/>
@@ -1910,7 +1910,7 @@
         </w:tc>
         <w:tc>
           <w:tcPr>
-            <w:tcW w:type="dxa" w:w="1546"/>
+            <w:tcW w:type="dxa" w:w="1978"/>
             <w:tcBorders>
               <w:top w:val="single" w:color="000000" w:sz="4"/>
               <w:left w:val="single" w:color="000000" w:sz="4"/>
@@ -1946,7 +1946,7 @@
         </w:tc>
         <w:tc>
           <w:tcPr>
-            <w:tcW w:type="dxa" w:w="1161"/>
+            <w:tcW w:type="dxa" w:w="1190"/>
             <w:tcBorders>
               <w:top w:val="single" w:color="000000" w:sz="4"/>
               <w:left w:val="single" w:color="000000" w:sz="4"/>
@@ -1982,7 +1982,7 @@
         </w:tc>
         <w:tc>
           <w:tcPr>
-            <w:tcW w:type="dxa" w:w="1030"/>
+            <w:tcW w:type="dxa" w:w="1685"/>
             <w:tcBorders>
               <w:top w:val="single" w:color="000000" w:sz="4"/>
               <w:left w:val="single" w:color="000000" w:sz="4"/>
@@ -2018,7 +2018,7 @@
         </w:tc>
         <w:tc>
           <w:tcPr>
-            <w:tcW w:type="dxa" w:w="1454"/>
+            <w:tcW w:type="dxa" w:w="1190"/>
             <w:tcBorders>
               <w:top w:val="single" w:color="000000" w:sz="4"/>
               <w:left w:val="single" w:color="000000" w:sz="4"/>
@@ -2054,7 +2054,7 @@
         </w:tc>
         <w:tc>
           <w:tcPr>
-            <w:tcW w:type="dxa" w:w="1009"/>
+            <w:tcW w:type="dxa" w:w="1055"/>
             <w:tcBorders>
               <w:top w:val="single" w:color="000000" w:sz="4"/>
               <w:left w:val="single" w:color="000000" w:sz="4"/>
@@ -2096,7 +2096,7 @@
         </w:trPr>
         <w:tc>
           <w:tcPr>
-            <w:tcW w:type="dxa" w:w="758"/>
+            <w:tcW w:type="dxa" w:w="587"/>
             <w:tcBorders>
               <w:top w:val="single" w:color="000000" w:sz="4"/>
               <w:left w:val="single" w:color="000000" w:sz="4"/>
@@ -2132,7 +2132,7 @@
         </w:tc>
         <w:tc>
           <w:tcPr>
-            <w:tcW w:type="dxa" w:w="1609"/>
+            <w:tcW w:type="dxa" w:w="1205"/>
             <w:tcBorders>
               <w:top w:val="single" w:color="000000" w:sz="4"/>
               <w:left w:val="single" w:color="000000" w:sz="4"/>
@@ -2169,7 +2169,7 @@
         </w:tc>
         <w:tc>
           <w:tcPr>
-            <w:tcW w:type="dxa" w:w="1348"/>
+            <w:tcW w:type="dxa" w:w="968"/>
             <w:tcBorders>
               <w:top w:val="single" w:color="000000" w:sz="4"/>
               <w:left w:val="single" w:color="000000" w:sz="4"/>
@@ -2206,7 +2206,7 @@
         </w:tc>
         <w:tc>
           <w:tcPr>
-            <w:tcW w:type="dxa" w:w="890"/>
+            <w:tcW w:type="dxa" w:w="862"/>
             <w:tcBorders>
               <w:top w:val="single" w:color="000000" w:sz="4"/>
               <w:left w:val="single" w:color="000000" w:sz="4"/>
@@ -2243,7 +2243,7 @@
         </w:tc>
         <w:tc>
           <w:tcPr>
-            <w:tcW w:type="dxa" w:w="765"/>
+            <w:tcW w:type="dxa" w:w="715"/>
             <w:tcBorders>
               <w:top w:val="single" w:color="000000" w:sz="4"/>
               <w:left w:val="single" w:color="000000" w:sz="4"/>
@@ -2280,7 +2280,7 @@
         </w:tc>
         <w:tc>
           <w:tcPr>
-            <w:tcW w:type="dxa" w:w="1059"/>
+            <w:tcW w:type="dxa" w:w="1015"/>
             <w:tcBorders>
               <w:top w:val="single" w:color="000000" w:sz="4"/>
               <w:left w:val="single" w:color="000000" w:sz="4"/>
@@ -2317,7 +2317,7 @@
         </w:tc>
         <w:tc>
           <w:tcPr>
-            <w:tcW w:type="dxa" w:w="1328"/>
+            <w:tcW w:type="dxa" w:w="1507"/>
             <w:tcBorders>
               <w:top w:val="single" w:color="000000" w:sz="4"/>
               <w:left w:val="single" w:color="000000" w:sz="4"/>
@@ -2354,7 +2354,7 @@
         </w:tc>
         <w:tc>
           <w:tcPr>
-            <w:tcW w:type="dxa" w:w="1546"/>
+            <w:tcW w:type="dxa" w:w="1978"/>
             <w:tcBorders>
               <w:top w:val="single" w:color="000000" w:sz="4"/>
               <w:left w:val="single" w:color="000000" w:sz="4"/>
@@ -2391,7 +2391,7 @@
         </w:tc>
         <w:tc>
           <w:tcPr>
-            <w:tcW w:type="dxa" w:w="1161"/>
+            <w:tcW w:type="dxa" w:w="1190"/>
             <w:tcBorders>
               <w:top w:val="single" w:color="000000" w:sz="4"/>
               <w:left w:val="single" w:color="000000" w:sz="4"/>
@@ -2428,7 +2428,7 @@
         </w:tc>
         <w:tc>
           <w:tcPr>
-            <w:tcW w:type="dxa" w:w="1030"/>
+            <w:tcW w:type="dxa" w:w="1685"/>
             <w:tcBorders>
               <w:top w:val="single" w:color="000000" w:sz="4"/>
               <w:left w:val="single" w:color="000000" w:sz="4"/>
@@ -2465,7 +2465,7 @@
         </w:tc>
         <w:tc>
           <w:tcPr>
-            <w:tcW w:type="dxa" w:w="1454"/>
+            <w:tcW w:type="dxa" w:w="1190"/>
             <w:tcBorders>
               <w:top w:val="single" w:color="000000" w:sz="4"/>
               <w:left w:val="single" w:color="000000" w:sz="4"/>
@@ -2502,7 +2502,7 @@
         </w:tc>
         <w:tc>
           <w:tcPr>
-            <w:tcW w:type="dxa" w:w="1009"/>
+            <w:tcW w:type="dxa" w:w="1055"/>
             <w:tcBorders>
               <w:top w:val="single" w:color="000000" w:sz="4"/>
               <w:left w:val="single" w:color="000000" w:sz="4"/>
@@ -2545,7 +2545,7 @@
         </w:trPr>
         <w:tc>
           <w:tcPr>
-            <w:tcW w:type="dxa" w:w="758"/>
+            <w:tcW w:type="dxa" w:w="587"/>
             <w:tcBorders>
               <w:top w:val="single" w:color="000000" w:sz="4"/>
               <w:left w:val="single" w:color="000000" w:sz="4"/>
@@ -2581,7 +2581,7 @@
         </w:tc>
         <w:tc>
           <w:tcPr>
-            <w:tcW w:type="dxa" w:w="1609"/>
+            <w:tcW w:type="dxa" w:w="1205"/>
             <w:tcBorders>
               <w:top w:val="single" w:color="000000" w:sz="4"/>
               <w:left w:val="single" w:color="000000" w:sz="4"/>
@@ -2617,7 +2617,7 @@
         </w:tc>
         <w:tc>
           <w:tcPr>
-            <w:tcW w:type="dxa" w:w="1348"/>
+            <w:tcW w:type="dxa" w:w="968"/>
             <w:tcBorders>
               <w:top w:val="single" w:color="000000" w:sz="4"/>
               <w:left w:val="single" w:color="000000" w:sz="4"/>
@@ -2653,7 +2653,7 @@
         </w:tc>
         <w:tc>
           <w:tcPr>
-            <w:tcW w:type="dxa" w:w="890"/>
+            <w:tcW w:type="dxa" w:w="862"/>
             <w:tcBorders>
               <w:top w:val="single" w:color="000000" w:sz="4"/>
               <w:left w:val="single" w:color="000000" w:sz="4"/>
@@ -2689,7 +2689,7 @@
         </w:tc>
         <w:tc>
           <w:tcPr>
-            <w:tcW w:type="dxa" w:w="765"/>
+            <w:tcW w:type="dxa" w:w="715"/>
             <w:tcBorders>
               <w:top w:val="single" w:color="000000" w:sz="4"/>
               <w:left w:val="single" w:color="000000" w:sz="4"/>
@@ -2725,7 +2725,7 @@
         </w:tc>
         <w:tc>
           <w:tcPr>
-            <w:tcW w:type="dxa" w:w="1059"/>
+            <w:tcW w:type="dxa" w:w="1015"/>
             <w:tcBorders>
               <w:top w:val="single" w:color="000000" w:sz="4"/>
               <w:left w:val="single" w:color="000000" w:sz="4"/>
@@ -2761,7 +2761,7 @@
         </w:tc>
         <w:tc>
           <w:tcPr>
-            <w:tcW w:type="dxa" w:w="1328"/>
+            <w:tcW w:type="dxa" w:w="1507"/>
             <w:tcBorders>
               <w:top w:val="single" w:color="000000" w:sz="4"/>
               <w:left w:val="single" w:color="000000" w:sz="4"/>
@@ -2797,7 +2797,7 @@
         </w:tc>
         <w:tc>
           <w:tcPr>
-            <w:tcW w:type="dxa" w:w="1546"/>
+            <w:tcW w:type="dxa" w:w="1978"/>
             <w:tcBorders>
               <w:top w:val="single" w:color="000000" w:sz="4"/>
               <w:left w:val="single" w:color="000000" w:sz="4"/>
@@ -2833,7 +2833,7 @@
         </w:tc>
         <w:tc>
           <w:tcPr>
-            <w:tcW w:type="dxa" w:w="1161"/>
+            <w:tcW w:type="dxa" w:w="1190"/>
             <w:tcBorders>
               <w:top w:val="single" w:color="000000" w:sz="4"/>
               <w:left w:val="single" w:color="000000" w:sz="4"/>
@@ -2869,7 +2869,7 @@
         </w:tc>
         <w:tc>
           <w:tcPr>
-            <w:tcW w:type="dxa" w:w="1030"/>
+            <w:tcW w:type="dxa" w:w="1685"/>
             <w:tcBorders>
               <w:top w:val="single" w:color="000000" w:sz="4"/>
               <w:left w:val="single" w:color="000000" w:sz="4"/>
@@ -2905,7 +2905,7 @@
         </w:tc>
         <w:tc>
           <w:tcPr>
-            <w:tcW w:type="dxa" w:w="1454"/>
+            <w:tcW w:type="dxa" w:w="1190"/>
             <w:tcBorders>
               <w:top w:val="single" w:color="000000" w:sz="4"/>
               <w:left w:val="single" w:color="000000" w:sz="4"/>
@@ -2941,7 +2941,7 @@
         </w:tc>
         <w:tc>
           <w:tcPr>
-            <w:tcW w:type="dxa" w:w="1009"/>
+            <w:tcW w:type="dxa" w:w="1055"/>
             <w:tcBorders>
               <w:top w:val="single" w:color="000000" w:sz="4"/>
               <w:left w:val="single" w:color="000000" w:sz="4"/>
